--- a/scripts/texas/Texas-Mosques-Scrape-2026-08-31.docx
+++ b/scripts/texas/Texas-Mosques-Scrape-2026-08-31.docx
@@ -1571,7 +1571,7 @@
           <w:sz w:val="27"/>
           <w:szCs w:val="27"/>
         </w:rPr>
-        <w:t xml:space="preserve">1. Verified — the source reproduces the row exactly (8)</w:t>
+        <w:t xml:space="preserve">0. Full scrape after the Google cross-reference (2026-09-04)</w:t>
       </w:r>
     </w:p>
     <w:p>
@@ -1585,101 +1585,584 @@
           <w:sz w:val="19"/>
           <w:szCs w:val="19"/>
         </w:rPr>
-        <w:t xml:space="preserve">Re-fetched and matched field by field. These are usable now.</w:t>
-      </w:r>
-    </w:p>
-    <w:p>
-      <w:pPr>
-        <w:pStyle w:val="ListParagraph"/>
-        <w:numPr>
-          <w:ilvl w:val="0"/>
-          <w:numId w:val="1"/>
-        </w:numPr>
-        <w:spacing w:after="60" w:line="266"/>
-      </w:pPr>
-      <w:hyperlink w:history="1" r:id="rIdiztxfd-t1ybs6i1ynolu-">
-        <w:r>
-          <w:rPr>
-            <w:rFonts w:ascii="Calibri" w:cs="Calibri" w:eastAsia="Calibri" w:hAnsi="Calibri"/>
-            <w:color w:val="1F5C8B"/>
-            <w:sz w:val="18"/>
-            <w:szCs w:val="18"/>
-            <w:u w:val="single"/>
-          </w:rPr>
-          <w:t xml:space="preserve">Cypress Islamic Center</w:t>
-        </w:r>
-      </w:hyperlink>
-      <w:r>
-        <w:rPr>
-          <w:rFonts w:ascii="Calibri" w:cs="Calibri" w:eastAsia="Calibri" w:hAnsi="Calibri"/>
-          <w:color w:val="1A1A1A"/>
-          <w:sz w:val="18"/>
-          <w:szCs w:val="18"/>
-        </w:rPr>
-        <w:t xml:space="preserve"> — Fajr 05:52/06:15, Dhuhr 13:23/13:30, Asr 16:57/18:15, Maghrib 19:46/19:49, Isha 20:54/21:15 — Jumu'ah 13:40, 15:20</w:t>
-      </w:r>
-    </w:p>
-    <w:p>
-      <w:pPr>
-        <w:pStyle w:val="ListParagraph"/>
-        <w:numPr>
-          <w:ilvl w:val="0"/>
-          <w:numId w:val="1"/>
-        </w:numPr>
-        <w:spacing w:after="60" w:line="266"/>
-      </w:pPr>
-      <w:hyperlink w:history="1" r:id="rIdp3bizrp-auhfoctx1rurl">
-        <w:r>
-          <w:rPr>
-            <w:rFonts w:ascii="Calibri" w:cs="Calibri" w:eastAsia="Calibri" w:hAnsi="Calibri"/>
-            <w:color w:val="1F5C8B"/>
-            <w:sz w:val="18"/>
-            <w:szCs w:val="18"/>
-            <w:u w:val="single"/>
-          </w:rPr>
-          <w:t xml:space="preserve">DeSoto House of Peace</w:t>
-        </w:r>
-      </w:hyperlink>
-      <w:r>
-        <w:rPr>
-          <w:rFonts w:ascii="Calibri" w:cs="Calibri" w:eastAsia="Calibri" w:hAnsi="Calibri"/>
-          <w:color w:val="1A1A1A"/>
-          <w:sz w:val="18"/>
-          <w:szCs w:val="18"/>
-        </w:rPr>
-        <w:t xml:space="preserve"> — Fajr 05:52/06:15, Dhuhr 13:28/14:00, Asr 17:04/17:30, Maghrib 19:53/19:58, Isha 21:03/21:45 — Jumu'ah khutbah 13:30</w:t>
-      </w:r>
-    </w:p>
-    <w:p>
-      <w:pPr>
-        <w:pStyle w:val="ListParagraph"/>
-        <w:numPr>
-          <w:ilvl w:val="0"/>
-          <w:numId w:val="1"/>
-        </w:numPr>
-        <w:spacing w:after="60" w:line="266"/>
-      </w:pPr>
-      <w:hyperlink w:history="1" r:id="rId8xutfyz2mms4fujnqq1kp">
-        <w:r>
-          <w:rPr>
-            <w:rFonts w:ascii="Calibri" w:cs="Calibri" w:eastAsia="Calibri" w:hAnsi="Calibri"/>
-            <w:color w:val="1F5C8B"/>
-            <w:sz w:val="18"/>
-            <w:szCs w:val="18"/>
-            <w:u w:val="single"/>
-          </w:rPr>
-          <w:t xml:space="preserve">Islamic Center of Euless</w:t>
-        </w:r>
-      </w:hyperlink>
-      <w:r>
-        <w:rPr>
-          <w:rFonts w:ascii="Calibri" w:cs="Calibri" w:eastAsia="Calibri" w:hAnsi="Calibri"/>
-          <w:color w:val="1A1A1A"/>
-          <w:sz w:val="18"/>
-          <w:szCs w:val="18"/>
-        </w:rPr>
-        <w:t xml:space="preserve"> — Fajr 05:52/06:15, Dhuhr 13:29/14:00, Asr 17:06/17:30, Maghrib 19:54/20:04, Isha 21:04/21:30 — Jumu'ah 13:30, 15:00 — </w:t>
-      </w:r>
+        <w:t xml:space="preserve">The audit below was written against 26 reachable sites. The Google Places pass, once its importer bug was fixed (it wrote every website it found onto a copy and threw the copy away), turned 73 unreachable OSM masjids into 26 and added 108 masjids OSM never had. The scraper then ran over everything reachable.</w:t>
+      </w:r>
+    </w:p>
+    <w:tbl>
+      <w:tblPr>
+        <w:tblW w:type="dxa" w:w="9360"/>
+        <w:tblBorders>
+          <w:top w:val="single" w:color="auto" w:sz="4"/>
+          <w:left w:val="single" w:color="auto" w:sz="4"/>
+          <w:bottom w:val="single" w:color="auto" w:sz="4"/>
+          <w:right w:val="single" w:color="auto" w:sz="4"/>
+          <w:insideH w:val="single" w:color="auto" w:sz="4"/>
+          <w:insideV w:val="single" w:color="auto" w:sz="4"/>
+        </w:tblBorders>
+      </w:tblPr>
+      <w:tblGrid>
+        <w:gridCol w:w="6600"/>
+        <w:gridCol w:w="2760"/>
+      </w:tblGrid>
+      <w:tr>
+        <w:trPr>
+          <w:tblHeader/>
+        </w:trPr>
+        <w:tc>
+          <w:tcPr>
+            <w:tcW w:type="dxa" w:w="6600"/>
+            <w:shd w:fill="E8E8E8" w:color="auto" w:val="clear"/>
+            <w:tcMar>
+              <w:top w:type="dxa" w:w="60"/>
+              <w:left w:type="dxa" w:w="90"/>
+              <w:bottom w:type="dxa" w:w="60"/>
+              <w:right w:type="dxa" w:w="90"/>
+            </w:tcMar>
+          </w:tcPr>
+          <w:p>
+            <w:pPr>
+              <w:spacing w:after="0"/>
+            </w:pPr>
+            <w:r>
+              <w:rPr>
+                <w:rFonts w:ascii="Calibri" w:cs="Calibri" w:eastAsia="Calibri" w:hAnsi="Calibri"/>
+                <w:sz w:val="17"/>
+                <w:szCs w:val="17"/>
+              </w:rPr>
+              <w:t xml:space="preserve"/>
+            </w:r>
+          </w:p>
+        </w:tc>
+        <w:tc>
+          <w:tcPr>
+            <w:tcW w:type="dxa" w:w="2760"/>
+            <w:shd w:fill="E8E8E8" w:color="auto" w:val="clear"/>
+            <w:tcMar>
+              <w:top w:type="dxa" w:w="60"/>
+              <w:left w:type="dxa" w:w="90"/>
+              <w:bottom w:type="dxa" w:w="60"/>
+              <w:right w:type="dxa" w:w="90"/>
+            </w:tcMar>
+          </w:tcPr>
+          <w:p>
+            <w:pPr>
+              <w:spacing w:after="0"/>
+            </w:pPr>
+            <w:r>
+              <w:rPr>
+                <w:rFonts w:ascii="Calibri" w:cs="Calibri" w:eastAsia="Calibri" w:hAnsi="Calibri"/>
+                <w:b/>
+                <w:bCs/>
+                <w:color w:val="1A1A1A"/>
+                <w:sz w:val="17"/>
+                <w:szCs w:val="17"/>
+              </w:rPr>
+              <w:t xml:space="preserve">Count</w:t>
+            </w:r>
+          </w:p>
+        </w:tc>
+      </w:tr>
+      <w:tr>
+        <w:trPr>
+          <w:tblHeader w:val="false"/>
+        </w:trPr>
+        <w:tc>
+          <w:tcPr>
+            <w:tcW w:type="dxa" w:w="6600"/>
+            <w:tcMar>
+              <w:top w:type="dxa" w:w="60"/>
+              <w:left w:type="dxa" w:w="90"/>
+              <w:bottom w:type="dxa" w:w="60"/>
+              <w:right w:type="dxa" w:w="90"/>
+            </w:tcMar>
+          </w:tcPr>
+          <w:p>
+            <w:pPr>
+              <w:spacing w:after="0"/>
+            </w:pPr>
+            <w:r>
+              <w:rPr>
+                <w:rFonts w:ascii="Calibri" w:cs="Calibri" w:eastAsia="Calibri" w:hAnsi="Calibri"/>
+                <w:b w:val="false"/>
+                <w:bCs w:val="false"/>
+                <w:color w:val="1A1A1A"/>
+                <w:sz w:val="17"/>
+                <w:szCs w:val="17"/>
+              </w:rPr>
+              <w:t xml:space="preserve">Texas masjids known</w:t>
+            </w:r>
+          </w:p>
+        </w:tc>
+        <w:tc>
+          <w:tcPr>
+            <w:tcW w:type="dxa" w:w="2760"/>
+            <w:tcMar>
+              <w:top w:type="dxa" w:w="60"/>
+              <w:left w:type="dxa" w:w="90"/>
+              <w:bottom w:type="dxa" w:w="60"/>
+              <w:right w:type="dxa" w:w="90"/>
+            </w:tcMar>
+          </w:tcPr>
+          <w:p>
+            <w:pPr>
+              <w:spacing w:after="0"/>
+            </w:pPr>
+            <w:r>
+              <w:rPr>
+                <w:rFonts w:ascii="Calibri" w:cs="Calibri" w:eastAsia="Calibri" w:hAnsi="Calibri"/>
+                <w:b w:val="false"/>
+                <w:bCs w:val="false"/>
+                <w:color w:val="1A1A1A"/>
+                <w:sz w:val="17"/>
+                <w:szCs w:val="17"/>
+              </w:rPr>
+              <w:t xml:space="preserve">207</w:t>
+            </w:r>
+          </w:p>
+        </w:tc>
+      </w:tr>
+      <w:tr>
+        <w:trPr>
+          <w:tblHeader w:val="false"/>
+        </w:trPr>
+        <w:tc>
+          <w:tcPr>
+            <w:tcW w:type="dxa" w:w="6600"/>
+            <w:tcMar>
+              <w:top w:type="dxa" w:w="60"/>
+              <w:left w:type="dxa" w:w="90"/>
+              <w:bottom w:type="dxa" w:w="60"/>
+              <w:right w:type="dxa" w:w="90"/>
+            </w:tcMar>
+          </w:tcPr>
+          <w:p>
+            <w:pPr>
+              <w:spacing w:after="0"/>
+            </w:pPr>
+            <w:r>
+              <w:rPr>
+                <w:rFonts w:ascii="Calibri" w:cs="Calibri" w:eastAsia="Calibri" w:hAnsi="Calibri"/>
+                <w:b w:val="false"/>
+                <w:bCs w:val="false"/>
+                <w:color w:val="1A1A1A"/>
+                <w:sz w:val="17"/>
+                <w:szCs w:val="17"/>
+              </w:rPr>
+              <w:t xml:space="preserve">With a website, scraped</w:t>
+            </w:r>
+          </w:p>
+        </w:tc>
+        <w:tc>
+          <w:tcPr>
+            <w:tcW w:type="dxa" w:w="2760"/>
+            <w:tcMar>
+              <w:top w:type="dxa" w:w="60"/>
+              <w:left w:type="dxa" w:w="90"/>
+              <w:bottom w:type="dxa" w:w="60"/>
+              <w:right w:type="dxa" w:w="90"/>
+            </w:tcMar>
+          </w:tcPr>
+          <w:p>
+            <w:pPr>
+              <w:spacing w:after="0"/>
+            </w:pPr>
+            <w:r>
+              <w:rPr>
+                <w:rFonts w:ascii="Calibri" w:cs="Calibri" w:eastAsia="Calibri" w:hAnsi="Calibri"/>
+                <w:b w:val="false"/>
+                <w:bCs w:val="false"/>
+                <w:color w:val="1A1A1A"/>
+                <w:sz w:val="17"/>
+                <w:szCs w:val="17"/>
+              </w:rPr>
+              <w:t xml:space="preserve">181</w:t>
+            </w:r>
+          </w:p>
+        </w:tc>
+      </w:tr>
+      <w:tr>
+        <w:trPr>
+          <w:tblHeader w:val="false"/>
+        </w:trPr>
+        <w:tc>
+          <w:tcPr>
+            <w:tcW w:type="dxa" w:w="6600"/>
+            <w:tcMar>
+              <w:top w:type="dxa" w:w="60"/>
+              <w:left w:type="dxa" w:w="90"/>
+              <w:bottom w:type="dxa" w:w="60"/>
+              <w:right w:type="dxa" w:w="90"/>
+            </w:tcMar>
+          </w:tcPr>
+          <w:p>
+            <w:pPr>
+              <w:spacing w:after="0"/>
+            </w:pPr>
+            <w:r>
+              <w:rPr>
+                <w:rFonts w:ascii="Calibri" w:cs="Calibri" w:eastAsia="Calibri" w:hAnsi="Calibri"/>
+                <w:b/>
+                <w:bCs/>
+                <w:color w:val="1A1A1A"/>
+                <w:sz w:val="17"/>
+                <w:szCs w:val="17"/>
+              </w:rPr>
+              <w:t xml:space="preserve">Times read</w:t>
+            </w:r>
+          </w:p>
+        </w:tc>
+        <w:tc>
+          <w:tcPr>
+            <w:tcW w:type="dxa" w:w="2760"/>
+            <w:tcMar>
+              <w:top w:type="dxa" w:w="60"/>
+              <w:left w:type="dxa" w:w="90"/>
+              <w:bottom w:type="dxa" w:w="60"/>
+              <w:right w:type="dxa" w:w="90"/>
+            </w:tcMar>
+          </w:tcPr>
+          <w:p>
+            <w:pPr>
+              <w:spacing w:after="0"/>
+            </w:pPr>
+            <w:r>
+              <w:rPr>
+                <w:rFonts w:ascii="Calibri" w:cs="Calibri" w:eastAsia="Calibri" w:hAnsi="Calibri"/>
+                <w:b/>
+                <w:bCs/>
+                <w:color w:val="1A1A1A"/>
+                <w:sz w:val="17"/>
+                <w:szCs w:val="17"/>
+              </w:rPr>
+              <w:t xml:space="preserve">119</w:t>
+            </w:r>
+          </w:p>
+        </w:tc>
+      </w:tr>
+      <w:tr>
+        <w:trPr>
+          <w:tblHeader w:val="false"/>
+        </w:trPr>
+        <w:tc>
+          <w:tcPr>
+            <w:tcW w:type="dxa" w:w="6600"/>
+            <w:tcMar>
+              <w:top w:type="dxa" w:w="60"/>
+              <w:left w:type="dxa" w:w="90"/>
+              <w:bottom w:type="dxa" w:w="60"/>
+              <w:right w:type="dxa" w:w="90"/>
+            </w:tcMar>
+          </w:tcPr>
+          <w:p>
+            <w:pPr>
+              <w:spacing w:after="0"/>
+            </w:pPr>
+            <w:r>
+              <w:rPr>
+                <w:rFonts w:ascii="Calibri" w:cs="Calibri" w:eastAsia="Calibri" w:hAnsi="Calibri"/>
+                <w:b w:val="false"/>
+                <w:bCs w:val="false"/>
+                <w:color w:val="1A1A1A"/>
+                <w:sz w:val="17"/>
+                <w:szCs w:val="17"/>
+              </w:rPr>
+              <w:t xml:space="preserve">Failed</w:t>
+            </w:r>
+          </w:p>
+        </w:tc>
+        <w:tc>
+          <w:tcPr>
+            <w:tcW w:type="dxa" w:w="2760"/>
+            <w:tcMar>
+              <w:top w:type="dxa" w:w="60"/>
+              <w:left w:type="dxa" w:w="90"/>
+              <w:bottom w:type="dxa" w:w="60"/>
+              <w:right w:type="dxa" w:w="90"/>
+            </w:tcMar>
+          </w:tcPr>
+          <w:p>
+            <w:pPr>
+              <w:spacing w:after="0"/>
+            </w:pPr>
+            <w:r>
+              <w:rPr>
+                <w:rFonts w:ascii="Calibri" w:cs="Calibri" w:eastAsia="Calibri" w:hAnsi="Calibri"/>
+                <w:b w:val="false"/>
+                <w:bCs w:val="false"/>
+                <w:color w:val="1A1A1A"/>
+                <w:sz w:val="17"/>
+                <w:szCs w:val="17"/>
+              </w:rPr>
+              <w:t xml:space="preserve">62</w:t>
+            </w:r>
+          </w:p>
+        </w:tc>
+      </w:tr>
+      <w:tr>
+        <w:trPr>
+          <w:tblHeader w:val="false"/>
+        </w:trPr>
+        <w:tc>
+          <w:tcPr>
+            <w:tcW w:type="dxa" w:w="6600"/>
+            <w:tcMar>
+              <w:top w:type="dxa" w:w="60"/>
+              <w:left w:type="dxa" w:w="90"/>
+              <w:bottom w:type="dxa" w:w="60"/>
+              <w:right w:type="dxa" w:w="90"/>
+            </w:tcMar>
+          </w:tcPr>
+          <w:p>
+            <w:pPr>
+              <w:spacing w:after="0"/>
+            </w:pPr>
+            <w:r>
+              <w:rPr>
+                <w:rFonts w:ascii="Calibri" w:cs="Calibri" w:eastAsia="Calibri" w:hAnsi="Calibri"/>
+                <w:b w:val="false"/>
+                <w:bCs w:val="false"/>
+                <w:color w:val="1A1A1A"/>
+                <w:sz w:val="17"/>
+                <w:szCs w:val="17"/>
+              </w:rPr>
+              <w:t xml:space="preserve">— site could not be opened</w:t>
+            </w:r>
+          </w:p>
+        </w:tc>
+        <w:tc>
+          <w:tcPr>
+            <w:tcW w:type="dxa" w:w="2760"/>
+            <w:tcMar>
+              <w:top w:type="dxa" w:w="60"/>
+              <w:left w:type="dxa" w:w="90"/>
+              <w:bottom w:type="dxa" w:w="60"/>
+              <w:right w:type="dxa" w:w="90"/>
+            </w:tcMar>
+          </w:tcPr>
+          <w:p>
+            <w:pPr>
+              <w:spacing w:after="0"/>
+            </w:pPr>
+            <w:r>
+              <w:rPr>
+                <w:rFonts w:ascii="Calibri" w:cs="Calibri" w:eastAsia="Calibri" w:hAnsi="Calibri"/>
+                <w:b w:val="false"/>
+                <w:bCs w:val="false"/>
+                <w:color w:val="1A1A1A"/>
+                <w:sz w:val="17"/>
+                <w:szCs w:val="17"/>
+              </w:rPr>
+              <w:t xml:space="preserve">39</w:t>
+            </w:r>
+          </w:p>
+        </w:tc>
+      </w:tr>
+      <w:tr>
+        <w:trPr>
+          <w:tblHeader w:val="false"/>
+        </w:trPr>
+        <w:tc>
+          <w:tcPr>
+            <w:tcW w:type="dxa" w:w="6600"/>
+            <w:tcMar>
+              <w:top w:type="dxa" w:w="60"/>
+              <w:left w:type="dxa" w:w="90"/>
+              <w:bottom w:type="dxa" w:w="60"/>
+              <w:right w:type="dxa" w:w="90"/>
+            </w:tcMar>
+          </w:tcPr>
+          <w:p>
+            <w:pPr>
+              <w:spacing w:after="0"/>
+            </w:pPr>
+            <w:r>
+              <w:rPr>
+                <w:rFonts w:ascii="Calibri" w:cs="Calibri" w:eastAsia="Calibri" w:hAnsi="Calibri"/>
+                <w:b w:val="false"/>
+                <w:bCs w:val="false"/>
+                <w:color w:val="1A1A1A"/>
+                <w:sz w:val="17"/>
+                <w:szCs w:val="17"/>
+              </w:rPr>
+              <w:t xml:space="preserve">— loads, no timetable found</w:t>
+            </w:r>
+          </w:p>
+        </w:tc>
+        <w:tc>
+          <w:tcPr>
+            <w:tcW w:type="dxa" w:w="2760"/>
+            <w:tcMar>
+              <w:top w:type="dxa" w:w="60"/>
+              <w:left w:type="dxa" w:w="90"/>
+              <w:bottom w:type="dxa" w:w="60"/>
+              <w:right w:type="dxa" w:w="90"/>
+            </w:tcMar>
+          </w:tcPr>
+          <w:p>
+            <w:pPr>
+              <w:spacing w:after="0"/>
+            </w:pPr>
+            <w:r>
+              <w:rPr>
+                <w:rFonts w:ascii="Calibri" w:cs="Calibri" w:eastAsia="Calibri" w:hAnsi="Calibri"/>
+                <w:b w:val="false"/>
+                <w:bCs w:val="false"/>
+                <w:color w:val="1A1A1A"/>
+                <w:sz w:val="17"/>
+                <w:szCs w:val="17"/>
+              </w:rPr>
+              <w:t xml:space="preserve">19</w:t>
+            </w:r>
+          </w:p>
+        </w:tc>
+      </w:tr>
+      <w:tr>
+        <w:trPr>
+          <w:tblHeader w:val="false"/>
+        </w:trPr>
+        <w:tc>
+          <w:tcPr>
+            <w:tcW w:type="dxa" w:w="6600"/>
+            <w:tcMar>
+              <w:top w:type="dxa" w:w="60"/>
+              <w:left w:type="dxa" w:w="90"/>
+              <w:bottom w:type="dxa" w:w="60"/>
+              <w:right w:type="dxa" w:w="90"/>
+            </w:tcMar>
+          </w:tcPr>
+          <w:p>
+            <w:pPr>
+              <w:spacing w:after="0"/>
+            </w:pPr>
+            <w:r>
+              <w:rPr>
+                <w:rFonts w:ascii="Calibri" w:cs="Calibri" w:eastAsia="Calibri" w:hAnsi="Calibri"/>
+                <w:b w:val="false"/>
+                <w:bCs w:val="false"/>
+                <w:color w:val="1A1A1A"/>
+                <w:sz w:val="17"/>
+                <w:szCs w:val="17"/>
+              </w:rPr>
+              <w:t xml:space="preserve">— timetable read but empty</w:t>
+            </w:r>
+          </w:p>
+        </w:tc>
+        <w:tc>
+          <w:tcPr>
+            <w:tcW w:type="dxa" w:w="2760"/>
+            <w:tcMar>
+              <w:top w:type="dxa" w:w="60"/>
+              <w:left w:type="dxa" w:w="90"/>
+              <w:bottom w:type="dxa" w:w="60"/>
+              <w:right w:type="dxa" w:w="90"/>
+            </w:tcMar>
+          </w:tcPr>
+          <w:p>
+            <w:pPr>
+              <w:spacing w:after="0"/>
+            </w:pPr>
+            <w:r>
+              <w:rPr>
+                <w:rFonts w:ascii="Calibri" w:cs="Calibri" w:eastAsia="Calibri" w:hAnsi="Calibri"/>
+                <w:b w:val="false"/>
+                <w:bCs w:val="false"/>
+                <w:color w:val="1A1A1A"/>
+                <w:sz w:val="17"/>
+                <w:szCs w:val="17"/>
+              </w:rPr>
+              <w:t xml:space="preserve">4</w:t>
+            </w:r>
+          </w:p>
+        </w:tc>
+      </w:tr>
+      <w:tr>
+        <w:trPr>
+          <w:tblHeader w:val="false"/>
+        </w:trPr>
+        <w:tc>
+          <w:tcPr>
+            <w:tcW w:type="dxa" w:w="6600"/>
+            <w:tcMar>
+              <w:top w:type="dxa" w:w="60"/>
+              <w:left w:type="dxa" w:w="90"/>
+              <w:bottom w:type="dxa" w:w="60"/>
+              <w:right w:type="dxa" w:w="90"/>
+            </w:tcMar>
+          </w:tcPr>
+          <w:p>
+            <w:pPr>
+              <w:spacing w:after="0"/>
+            </w:pPr>
+            <w:r>
+              <w:rPr>
+                <w:rFonts w:ascii="Calibri" w:cs="Calibri" w:eastAsia="Calibri" w:hAnsi="Calibri"/>
+                <w:b w:val="false"/>
+                <w:bCs w:val="false"/>
+                <w:color w:val="1A1A1A"/>
+                <w:sz w:val="17"/>
+                <w:szCs w:val="17"/>
+              </w:rPr>
+              <w:t xml:space="preserve">No website anywhere</w:t>
+            </w:r>
+          </w:p>
+        </w:tc>
+        <w:tc>
+          <w:tcPr>
+            <w:tcW w:type="dxa" w:w="2760"/>
+            <w:tcMar>
+              <w:top w:type="dxa" w:w="60"/>
+              <w:left w:type="dxa" w:w="90"/>
+              <w:bottom w:type="dxa" w:w="60"/>
+              <w:right w:type="dxa" w:w="90"/>
+            </w:tcMar>
+          </w:tcPr>
+          <w:p>
+            <w:pPr>
+              <w:spacing w:after="0"/>
+            </w:pPr>
+            <w:r>
+              <w:rPr>
+                <w:rFonts w:ascii="Calibri" w:cs="Calibri" w:eastAsia="Calibri" w:hAnsi="Calibri"/>
+                <w:b w:val="false"/>
+                <w:bCs w:val="false"/>
+                <w:color w:val="1A1A1A"/>
+                <w:sz w:val="17"/>
+                <w:szCs w:val="17"/>
+              </w:rPr>
+              <w:t xml:space="preserve">26</w:t>
+            </w:r>
+          </w:p>
+        </w:tc>
+      </w:tr>
+    </w:tbl>
+    <w:p>
+      <w:pPr>
+        <w:spacing w:after="140"/>
+      </w:pPr>
+    </w:p>
+    <w:p>
+      <w:pPr>
+        <w:spacing w:after="110" w:line="274"/>
+      </w:pPr>
+      <w:r>
+        <w:rPr>
+          <w:rFonts w:ascii="Calibri" w:cs="Calibri" w:eastAsia="Calibri" w:hAnsi="Calibri"/>
+          <w:color w:val="1A1A1A"/>
+          <w:sz w:val="19"/>
+          <w:szCs w:val="19"/>
+        </w:rPr>
+        <w:t xml:space="preserve">Times are 24h as published on 2026-09-04, a Friday. Two patterns in the reads are not errors and should not be "fixed":</w:t>
+      </w:r>
+    </w:p>
+    <w:p>
+      <w:pPr>
+        <w:pStyle w:val="ListParagraph"/>
+        <w:numPr>
+          <w:ilvl w:val="0"/>
+          <w:numId w:val="1"/>
+        </w:numPr>
+        <w:spacing w:after="60" w:line="266"/>
+      </w:pPr>
       <w:r>
         <w:rPr>
           <w:rFonts w:ascii="Calibri" w:cs="Calibri" w:eastAsia="Calibri" w:hAnsi="Calibri"/>
@@ -1689,6 +2172,5953 @@
           <w:sz w:val="18"/>
           <w:szCs w:val="18"/>
         </w:rPr>
+        <w:t xml:space="preserve">20 rows have no Maghrib.</w:t>
+      </w:r>
+      <w:r>
+        <w:rPr>
+          <w:rFonts w:ascii="Calibri" w:cs="Calibri" w:eastAsia="Calibri" w:hAnsi="Calibri"/>
+          <w:color w:val="1A1A1A"/>
+          <w:sz w:val="18"/>
+          <w:szCs w:val="18"/>
+        </w:rPr>
+        <w:t xml:space="preserve"> Their sites publish it as "at sunset" or "+5 min", a rule rather than a time. The scraper leaves it blank instead of inventing one; the app's data model stores exactly that rule as an offset.</w:t>
+      </w:r>
+    </w:p>
+    <w:p>
+      <w:pPr>
+        <w:pStyle w:val="ListParagraph"/>
+        <w:numPr>
+          <w:ilvl w:val="0"/>
+          <w:numId w:val="1"/>
+        </w:numPr>
+        <w:spacing w:after="60" w:line="266"/>
+      </w:pPr>
+      <w:r>
+        <w:rPr>
+          <w:rFonts w:ascii="Calibri" w:cs="Calibri" w:eastAsia="Calibri" w:hAnsi="Calibri"/>
+          <w:b/>
+          <w:bCs/>
+          <w:color w:val="1A1A1A"/>
+          <w:sz w:val="18"/>
+          <w:szCs w:val="18"/>
+        </w:rPr>
+        <w:t xml:space="preserve">9 rows have no Dhuhr.</w:t>
+      </w:r>
+      <w:r>
+        <w:rPr>
+          <w:rFonts w:ascii="Calibri" w:cs="Calibri" w:eastAsia="Calibri" w:hAnsi="Calibri"/>
+          <w:color w:val="1A1A1A"/>
+          <w:sz w:val="18"/>
+          <w:szCs w:val="18"/>
+        </w:rPr>
+        <w:t xml:space="preserve"> Today is Friday and those pages show Jumu'ah in Dhuhr's slot. Their weekday Dhuhr needs a non-Friday read.</w:t>
+      </w:r>
+    </w:p>
+    <w:p>
+      <w:pPr>
+        <w:spacing w:after="110" w:line="274"/>
+      </w:pPr>
+      <w:r>
+        <w:rPr>
+          <w:rFonts w:ascii="Calibri" w:cs="Calibri" w:eastAsia="Calibri" w:hAnsi="Calibri"/>
+          <w:b/>
+          <w:bCs/>
+          <w:color w:val="1A1A1A"/>
+          <w:sz w:val="19"/>
+          <w:szCs w:val="19"/>
+        </w:rPr>
+        <w:t xml:space="preserve">Do not publish these 5 — the Maghrib cannot be right.</w:t>
+      </w:r>
+      <w:r>
+        <w:rPr>
+          <w:rFonts w:ascii="Calibri" w:cs="Calibri" w:eastAsia="Calibri" w:hAnsi="Calibri"/>
+          <w:color w:val="1A1A1A"/>
+          <w:sz w:val="19"/>
+          <w:szCs w:val="19"/>
+        </w:rPr>
+        <w:t xml:space="preserve"> Texas sunset on 2026-09-04 is roughly 19:30–20:10; a uniform hour's shift is a timezone or a stale page, not a schedule:</w:t>
+      </w:r>
+    </w:p>
+    <w:p>
+      <w:pPr>
+        <w:pStyle w:val="ListParagraph"/>
+        <w:numPr>
+          <w:ilvl w:val="0"/>
+          <w:numId w:val="1"/>
+        </w:numPr>
+        <w:spacing w:after="60" w:line="266"/>
+      </w:pPr>
+      <w:r>
+        <w:rPr>
+          <w:rFonts w:ascii="Calibri" w:cs="Calibri" w:eastAsia="Calibri" w:hAnsi="Calibri"/>
+          <w:color w:val="1A1A1A"/>
+          <w:sz w:val="18"/>
+          <w:szCs w:val="18"/>
+        </w:rPr>
+        <w:t xml:space="preserve">Islamic Society of Denton — Maghrib 18:29</w:t>
+      </w:r>
+    </w:p>
+    <w:p>
+      <w:pPr>
+        <w:pStyle w:val="ListParagraph"/>
+        <w:numPr>
+          <w:ilvl w:val="0"/>
+          <w:numId w:val="1"/>
+        </w:numPr>
+        <w:spacing w:after="60" w:line="266"/>
+      </w:pPr>
+      <w:r>
+        <w:rPr>
+          <w:rFonts w:ascii="Calibri" w:cs="Calibri" w:eastAsia="Calibri" w:hAnsi="Calibri"/>
+          <w:color w:val="1A1A1A"/>
+          <w:sz w:val="18"/>
+          <w:szCs w:val="18"/>
+        </w:rPr>
+        <w:t xml:space="preserve">City of Knowledge — Maghrib 21:04</w:t>
+      </w:r>
+    </w:p>
+    <w:p>
+      <w:pPr>
+        <w:pStyle w:val="ListParagraph"/>
+        <w:numPr>
+          <w:ilvl w:val="0"/>
+          <w:numId w:val="1"/>
+        </w:numPr>
+        <w:spacing w:after="60" w:line="266"/>
+      </w:pPr>
+      <w:r>
+        <w:rPr>
+          <w:rFonts w:ascii="Calibri" w:cs="Calibri" w:eastAsia="Calibri" w:hAnsi="Calibri"/>
+          <w:color w:val="1A1A1A"/>
+          <w:sz w:val="18"/>
+          <w:szCs w:val="18"/>
+        </w:rPr>
+        <w:t xml:space="preserve">Kingwood Islamic Center (Kingwood Mosque) — Maghrib 20:42</w:t>
+      </w:r>
+    </w:p>
+    <w:p>
+      <w:pPr>
+        <w:pStyle w:val="ListParagraph"/>
+        <w:numPr>
+          <w:ilvl w:val="0"/>
+          <w:numId w:val="1"/>
+        </w:numPr>
+        <w:spacing w:after="60" w:line="266"/>
+      </w:pPr>
+      <w:r>
+        <w:rPr>
+          <w:rFonts w:ascii="Calibri" w:cs="Calibri" w:eastAsia="Calibri" w:hAnsi="Calibri"/>
+          <w:color w:val="1A1A1A"/>
+          <w:sz w:val="18"/>
+          <w:szCs w:val="18"/>
+        </w:rPr>
+        <w:t xml:space="preserve">Mercy Community Center - Mosque — Maghrib 18:41</w:t>
+      </w:r>
+    </w:p>
+    <w:p>
+      <w:pPr>
+        <w:pStyle w:val="ListParagraph"/>
+        <w:numPr>
+          <w:ilvl w:val="0"/>
+          <w:numId w:val="1"/>
+        </w:numPr>
+        <w:spacing w:after="60" w:line="266"/>
+      </w:pPr>
+      <w:r>
+        <w:rPr>
+          <w:rFonts w:ascii="Calibri" w:cs="Calibri" w:eastAsia="Calibri" w:hAnsi="Calibri"/>
+          <w:color w:val="1A1A1A"/>
+          <w:sz w:val="18"/>
+          <w:szCs w:val="18"/>
+        </w:rPr>
+        <w:t xml:space="preserve">Muslim Association of West Texas — Maghrib 21:06</w:t>
+      </w:r>
+    </w:p>
+    <w:p>
+      <w:pPr>
+        <w:pStyle w:val="Heading3"/>
+        <w:spacing w:after="140" w:before="260"/>
+      </w:pPr>
+      <w:r>
+        <w:rPr>
+          <w:rFonts w:ascii="Calibri" w:cs="Calibri" w:eastAsia="Calibri" w:hAnsi="Calibri"/>
+          <w:b/>
+          <w:bCs/>
+          <w:color w:val="1A1A1A"/>
+          <w:sz w:val="23"/>
+          <w:szCs w:val="23"/>
+        </w:rPr>
+        <w:t xml:space="preserve">Read in this run (119)</w:t>
+      </w:r>
+    </w:p>
+    <w:p>
+      <w:pPr>
+        <w:pStyle w:val="ListParagraph"/>
+        <w:numPr>
+          <w:ilvl w:val="0"/>
+          <w:numId w:val="1"/>
+        </w:numPr>
+        <w:spacing w:after="60" w:line="266"/>
+      </w:pPr>
+      <w:hyperlink w:history="1" r:id="rIdvpcwkitz-7_r9ugstuxcv">
+        <w:r>
+          <w:rPr>
+            <w:rFonts w:ascii="Calibri" w:cs="Calibri" w:eastAsia="Calibri" w:hAnsi="Calibri"/>
+            <w:color w:val="1F5C8B"/>
+            <w:sz w:val="18"/>
+            <w:szCs w:val="18"/>
+            <w:u w:val="single"/>
+          </w:rPr>
+          <w:t xml:space="preserve">(unnamed) node/11201021741</w:t>
+        </w:r>
+      </w:hyperlink>
+      <w:r>
+        <w:rPr>
+          <w:rFonts w:ascii="Calibri" w:cs="Calibri" w:eastAsia="Calibri" w:hAnsi="Calibri"/>
+          <w:color w:val="1A1A1A"/>
+          <w:sz w:val="18"/>
+          <w:szCs w:val="18"/>
+        </w:rPr>
+        <w:t xml:space="preserve"> — Fajr 05:45, Dhuhr 14:00, Asr 18:00, Maghrib 20:30, Isha 21:45 — Jumu'ah 13:30</w:t>
+      </w:r>
+    </w:p>
+    <w:p>
+      <w:pPr>
+        <w:pStyle w:val="ListParagraph"/>
+        <w:numPr>
+          <w:ilvl w:val="0"/>
+          <w:numId w:val="1"/>
+        </w:numPr>
+        <w:spacing w:after="60" w:line="266"/>
+      </w:pPr>
+      <w:hyperlink w:history="1" r:id="rIdgyuqf9abaz5ka8fmnl3gu">
+        <w:r>
+          <w:rPr>
+            <w:rFonts w:ascii="Calibri" w:cs="Calibri" w:eastAsia="Calibri" w:hAnsi="Calibri"/>
+            <w:color w:val="1F5C8B"/>
+            <w:sz w:val="18"/>
+            <w:szCs w:val="18"/>
+            <w:u w:val="single"/>
+          </w:rPr>
+          <w:t xml:space="preserve">(unnamed) way/1369802877</w:t>
+        </w:r>
+      </w:hyperlink>
+      <w:r>
+        <w:rPr>
+          <w:rFonts w:ascii="Calibri" w:cs="Calibri" w:eastAsia="Calibri" w:hAnsi="Calibri"/>
+          <w:color w:val="1A1A1A"/>
+          <w:sz w:val="18"/>
+          <w:szCs w:val="18"/>
+        </w:rPr>
+        <w:t xml:space="preserve"> — Fajr 06:26, Dhuhr —, Asr 17:30, Maghrib 20:00, Isha 21:17 — Jumu'ah 14:00</w:t>
+      </w:r>
+    </w:p>
+    <w:p>
+      <w:pPr>
+        <w:pStyle w:val="ListParagraph"/>
+        <w:numPr>
+          <w:ilvl w:val="0"/>
+          <w:numId w:val="1"/>
+        </w:numPr>
+        <w:spacing w:after="60" w:line="266"/>
+      </w:pPr>
+      <w:hyperlink w:history="1" r:id="rIdk2pf6pk2r29crfte4wdsw">
+        <w:r>
+          <w:rPr>
+            <w:rFonts w:ascii="Calibri" w:cs="Calibri" w:eastAsia="Calibri" w:hAnsi="Calibri"/>
+            <w:color w:val="1F5C8B"/>
+            <w:sz w:val="18"/>
+            <w:szCs w:val="18"/>
+            <w:u w:val="single"/>
+          </w:rPr>
+          <w:t xml:space="preserve">(unnamed) way/265482606</w:t>
+        </w:r>
+      </w:hyperlink>
+      <w:r>
+        <w:rPr>
+          <w:rFonts w:ascii="Calibri" w:cs="Calibri" w:eastAsia="Calibri" w:hAnsi="Calibri"/>
+          <w:color w:val="1A1A1A"/>
+          <w:sz w:val="18"/>
+          <w:szCs w:val="18"/>
+        </w:rPr>
+        <w:t xml:space="preserve"> — Fajr 05:50, Dhuhr 13:30, Asr 17:00, Maghrib 19:35, Isha 20:40 — Jumu'ah 13:30</w:t>
+      </w:r>
+    </w:p>
+    <w:p>
+      <w:pPr>
+        <w:pStyle w:val="ListParagraph"/>
+        <w:numPr>
+          <w:ilvl w:val="0"/>
+          <w:numId w:val="1"/>
+        </w:numPr>
+        <w:spacing w:after="60" w:line="266"/>
+      </w:pPr>
+      <w:hyperlink w:history="1" r:id="rIdxr0zvuw25rz0bxit68xme">
+        <w:r>
+          <w:rPr>
+            <w:rFonts w:ascii="Calibri" w:cs="Calibri" w:eastAsia="Calibri" w:hAnsi="Calibri"/>
+            <w:color w:val="1F5C8B"/>
+            <w:sz w:val="18"/>
+            <w:szCs w:val="18"/>
+            <w:u w:val="single"/>
+          </w:rPr>
+          <w:t xml:space="preserve">(unnamed) way/383025450</w:t>
+        </w:r>
+      </w:hyperlink>
+      <w:r>
+        <w:rPr>
+          <w:rFonts w:ascii="Calibri" w:cs="Calibri" w:eastAsia="Calibri" w:hAnsi="Calibri"/>
+          <w:color w:val="1A1A1A"/>
+          <w:sz w:val="18"/>
+          <w:szCs w:val="18"/>
+        </w:rPr>
+        <w:t xml:space="preserve"> — Fajr 06:15, Dhuhr 14:00, Asr 18:30, Maghrib 19:56, Isha 21:30 — Jumu'ah 14:15, 15:30</w:t>
+      </w:r>
+    </w:p>
+    <w:p>
+      <w:pPr>
+        <w:pStyle w:val="ListParagraph"/>
+        <w:numPr>
+          <w:ilvl w:val="0"/>
+          <w:numId w:val="1"/>
+        </w:numPr>
+        <w:spacing w:after="60" w:line="266"/>
+      </w:pPr>
+      <w:hyperlink w:history="1" r:id="rIdezikh8utc-m8frjqk5ghn">
+        <w:r>
+          <w:rPr>
+            <w:rFonts w:ascii="Calibri" w:cs="Calibri" w:eastAsia="Calibri" w:hAnsi="Calibri"/>
+            <w:color w:val="1F5C8B"/>
+            <w:sz w:val="18"/>
+            <w:szCs w:val="18"/>
+            <w:u w:val="single"/>
+          </w:rPr>
+          <w:t xml:space="preserve">(unnamed) way/460792404</w:t>
+        </w:r>
+      </w:hyperlink>
+      <w:r>
+        <w:rPr>
+          <w:rFonts w:ascii="Calibri" w:cs="Calibri" w:eastAsia="Calibri" w:hAnsi="Calibri"/>
+          <w:color w:val="1A1A1A"/>
+          <w:sz w:val="18"/>
+          <w:szCs w:val="18"/>
+        </w:rPr>
+        <w:t xml:space="preserve"> — Fajr 06:15, Dhuhr 14:00, Asr 18:00, Maghrib —, Isha 21:15 — Jumu'ah 14:00, 15:30</w:t>
+      </w:r>
+    </w:p>
+    <w:p>
+      <w:pPr>
+        <w:pStyle w:val="ListParagraph"/>
+        <w:numPr>
+          <w:ilvl w:val="0"/>
+          <w:numId w:val="1"/>
+        </w:numPr>
+        <w:spacing w:after="60" w:line="266"/>
+      </w:pPr>
+      <w:hyperlink w:history="1" r:id="rId2rjzqe9ab04clzv7i_kj5">
+        <w:r>
+          <w:rPr>
+            <w:rFonts w:ascii="Calibri" w:cs="Calibri" w:eastAsia="Calibri" w:hAnsi="Calibri"/>
+            <w:color w:val="1F5C8B"/>
+            <w:sz w:val="18"/>
+            <w:szCs w:val="18"/>
+            <w:u w:val="single"/>
+          </w:rPr>
+          <w:t xml:space="preserve">(unnamed) way/655037002</w:t>
+        </w:r>
+      </w:hyperlink>
+      <w:r>
+        <w:rPr>
+          <w:rFonts w:ascii="Calibri" w:cs="Calibri" w:eastAsia="Calibri" w:hAnsi="Calibri"/>
+          <w:color w:val="1A1A1A"/>
+          <w:sz w:val="18"/>
+          <w:szCs w:val="18"/>
+        </w:rPr>
+        <w:t xml:space="preserve"> — Fajr 06:15, Dhuhr 13:45, Asr 18:05, Maghrib 19:46, Isha 21:00 — Jumu'ah 13:35, 14:35, 15:15</w:t>
+      </w:r>
+    </w:p>
+    <w:p>
+      <w:pPr>
+        <w:pStyle w:val="ListParagraph"/>
+        <w:numPr>
+          <w:ilvl w:val="0"/>
+          <w:numId w:val="1"/>
+        </w:numPr>
+        <w:spacing w:after="60" w:line="266"/>
+      </w:pPr>
+      <w:hyperlink w:history="1" r:id="rIdfcbtyzaeziauk-98fnadl">
+        <w:r>
+          <w:rPr>
+            <w:rFonts w:ascii="Calibri" w:cs="Calibri" w:eastAsia="Calibri" w:hAnsi="Calibri"/>
+            <w:color w:val="1F5C8B"/>
+            <w:sz w:val="18"/>
+            <w:szCs w:val="18"/>
+            <w:u w:val="single"/>
+          </w:rPr>
+          <w:t xml:space="preserve">(unnamed) way/995953052</w:t>
+        </w:r>
+      </w:hyperlink>
+      <w:r>
+        <w:rPr>
+          <w:rFonts w:ascii="Calibri" w:cs="Calibri" w:eastAsia="Calibri" w:hAnsi="Calibri"/>
+          <w:color w:val="1A1A1A"/>
+          <w:sz w:val="18"/>
+          <w:szCs w:val="18"/>
+        </w:rPr>
+        <w:t xml:space="preserve"> — Fajr 06:20, Dhuhr 14:00, Asr 18:45, Maghrib 19:50, Isha 21:00 — Jumu'ah 13:45</w:t>
+      </w:r>
+    </w:p>
+    <w:p>
+      <w:pPr>
+        <w:pStyle w:val="ListParagraph"/>
+        <w:numPr>
+          <w:ilvl w:val="0"/>
+          <w:numId w:val="1"/>
+        </w:numPr>
+        <w:spacing w:after="60" w:line="266"/>
+      </w:pPr>
+      <w:hyperlink w:history="1" r:id="rIdl6x6cmziwgryjlmuwvmh6">
+        <w:r>
+          <w:rPr>
+            <w:rFonts w:ascii="Calibri" w:cs="Calibri" w:eastAsia="Calibri" w:hAnsi="Calibri"/>
+            <w:color w:val="1F5C8B"/>
+            <w:sz w:val="18"/>
+            <w:szCs w:val="18"/>
+            <w:u w:val="single"/>
+          </w:rPr>
+          <w:t xml:space="preserve">AL NOOR MOSQUE</w:t>
+        </w:r>
+      </w:hyperlink>
+      <w:r>
+        <w:rPr>
+          <w:rFonts w:ascii="Calibri" w:cs="Calibri" w:eastAsia="Calibri" w:hAnsi="Calibri"/>
+          <w:color w:val="1A1A1A"/>
+          <w:sz w:val="18"/>
+          <w:szCs w:val="18"/>
+        </w:rPr>
+        <w:t xml:space="preserve"> — Fajr 06:10, Dhuhr 14:00, Asr 18:20, Maghrib 19:45, Isha 21:20 — Jumu'ah 14:00, 15:00</w:t>
+      </w:r>
+    </w:p>
+    <w:p>
+      <w:pPr>
+        <w:pStyle w:val="ListParagraph"/>
+        <w:numPr>
+          <w:ilvl w:val="0"/>
+          <w:numId w:val="1"/>
+        </w:numPr>
+        <w:spacing w:after="60" w:line="266"/>
+      </w:pPr>
+      <w:hyperlink w:history="1" r:id="rIdsnzpk2xojqcol_l-3xzph">
+        <w:r>
+          <w:rPr>
+            <w:rFonts w:ascii="Calibri" w:cs="Calibri" w:eastAsia="Calibri" w:hAnsi="Calibri"/>
+            <w:color w:val="1F5C8B"/>
+            <w:sz w:val="18"/>
+            <w:szCs w:val="18"/>
+            <w:u w:val="single"/>
+          </w:rPr>
+          <w:t xml:space="preserve">AZAD MASJID</w:t>
+        </w:r>
+      </w:hyperlink>
+      <w:r>
+        <w:rPr>
+          <w:rFonts w:ascii="Calibri" w:cs="Calibri" w:eastAsia="Calibri" w:hAnsi="Calibri"/>
+          <w:color w:val="1A1A1A"/>
+          <w:sz w:val="18"/>
+          <w:szCs w:val="18"/>
+        </w:rPr>
+        <w:t xml:space="preserve"> — Fajr 05:53, Dhuhr 13:18, Asr 17:51, Maghrib 19:38, Isha 20:44 — Jumu'ah 13:45</w:t>
+      </w:r>
+    </w:p>
+    <w:p>
+      <w:pPr>
+        <w:pStyle w:val="ListParagraph"/>
+        <w:numPr>
+          <w:ilvl w:val="0"/>
+          <w:numId w:val="1"/>
+        </w:numPr>
+        <w:spacing w:after="60" w:line="266"/>
+      </w:pPr>
+      <w:hyperlink w:history="1" r:id="rIdr_9fupikbhr9mnxqk8tma">
+        <w:r>
+          <w:rPr>
+            <w:rFonts w:ascii="Calibri" w:cs="Calibri" w:eastAsia="Calibri" w:hAnsi="Calibri"/>
+            <w:color w:val="1F5C8B"/>
+            <w:sz w:val="18"/>
+            <w:szCs w:val="18"/>
+            <w:u w:val="single"/>
+          </w:rPr>
+          <w:t xml:space="preserve">Abu Hanifa Mosque</w:t>
+        </w:r>
+      </w:hyperlink>
+      <w:r>
+        <w:rPr>
+          <w:rFonts w:ascii="Calibri" w:cs="Calibri" w:eastAsia="Calibri" w:hAnsi="Calibri"/>
+          <w:color w:val="1A1A1A"/>
+          <w:sz w:val="18"/>
+          <w:szCs w:val="18"/>
+        </w:rPr>
+        <w:t xml:space="preserve"> — Fajr 05:30, Dhuhr 13:45, Asr 18:30, Maghrib —, Isha 22:10 — Jumu'ah 14:00</w:t>
+      </w:r>
+    </w:p>
+    <w:p>
+      <w:pPr>
+        <w:pStyle w:val="ListParagraph"/>
+        <w:numPr>
+          <w:ilvl w:val="0"/>
+          <w:numId w:val="1"/>
+        </w:numPr>
+        <w:spacing w:after="60" w:line="266"/>
+      </w:pPr>
+      <w:hyperlink w:history="1" r:id="rIdvrmpsa6s5qppe0e3m21ne">
+        <w:r>
+          <w:rPr>
+            <w:rFonts w:ascii="Calibri" w:cs="Calibri" w:eastAsia="Calibri" w:hAnsi="Calibri"/>
+            <w:color w:val="1F5C8B"/>
+            <w:sz w:val="18"/>
+            <w:szCs w:val="18"/>
+            <w:u w:val="single"/>
+          </w:rPr>
+          <w:t xml:space="preserve">Al-Ansar Society</w:t>
+        </w:r>
+      </w:hyperlink>
+      <w:r>
+        <w:rPr>
+          <w:rFonts w:ascii="Calibri" w:cs="Calibri" w:eastAsia="Calibri" w:hAnsi="Calibri"/>
+          <w:color w:val="1A1A1A"/>
+          <w:sz w:val="18"/>
+          <w:szCs w:val="18"/>
+        </w:rPr>
+        <w:t xml:space="preserve"> — Fajr 06:35, Dhuhr 14:00, Asr 18:00, Maghrib 19:58, Isha 21:10 — Jumu'ah 13:45, 14:45</w:t>
+      </w:r>
+    </w:p>
+    <w:p>
+      <w:pPr>
+        <w:pStyle w:val="ListParagraph"/>
+        <w:numPr>
+          <w:ilvl w:val="0"/>
+          <w:numId w:val="1"/>
+        </w:numPr>
+        <w:spacing w:after="60" w:line="266"/>
+      </w:pPr>
+      <w:hyperlink w:history="1" r:id="rIdccl2vipfpt49vjs-aqzaz">
+        <w:r>
+          <w:rPr>
+            <w:rFonts w:ascii="Calibri" w:cs="Calibri" w:eastAsia="Calibri" w:hAnsi="Calibri"/>
+            <w:color w:val="1F5C8B"/>
+            <w:sz w:val="18"/>
+            <w:szCs w:val="18"/>
+            <w:u w:val="single"/>
+          </w:rPr>
+          <w:t xml:space="preserve">Al-Ghadeer</w:t>
+        </w:r>
+      </w:hyperlink>
+      <w:r>
+        <w:rPr>
+          <w:rFonts w:ascii="Calibri" w:cs="Calibri" w:eastAsia="Calibri" w:hAnsi="Calibri"/>
+          <w:color w:val="1A1A1A"/>
+          <w:sz w:val="18"/>
+          <w:szCs w:val="18"/>
+        </w:rPr>
+        <w:t xml:space="preserve"> — Fajr 05:48, Dhuhr 13:20, Asr 17:53, Maghrib 19:55, Isha —</w:t>
+      </w:r>
+    </w:p>
+    <w:p>
+      <w:pPr>
+        <w:pStyle w:val="ListParagraph"/>
+        <w:numPr>
+          <w:ilvl w:val="0"/>
+          <w:numId w:val="1"/>
+        </w:numPr>
+        <w:spacing w:after="60" w:line="266"/>
+      </w:pPr>
+      <w:hyperlink w:history="1" r:id="rIdcy5mbf2aibzta9opbg450">
+        <w:r>
+          <w:rPr>
+            <w:rFonts w:ascii="Calibri" w:cs="Calibri" w:eastAsia="Calibri" w:hAnsi="Calibri"/>
+            <w:color w:val="1F5C8B"/>
+            <w:sz w:val="18"/>
+            <w:szCs w:val="18"/>
+            <w:u w:val="single"/>
+          </w:rPr>
+          <w:t xml:space="preserve">Al-Noor Mosque (MCC)</w:t>
+        </w:r>
+      </w:hyperlink>
+      <w:r>
+        <w:rPr>
+          <w:rFonts w:ascii="Calibri" w:cs="Calibri" w:eastAsia="Calibri" w:hAnsi="Calibri"/>
+          <w:color w:val="1A1A1A"/>
+          <w:sz w:val="18"/>
+          <w:szCs w:val="18"/>
+        </w:rPr>
+        <w:t xml:space="preserve"> — Fajr 06:15, Dhuhr 13:45, Asr 18:30, Maghrib 19:54, Isha 21:15 — Jumu'ah 13:45</w:t>
+      </w:r>
+    </w:p>
+    <w:p>
+      <w:pPr>
+        <w:pStyle w:val="ListParagraph"/>
+        <w:numPr>
+          <w:ilvl w:val="0"/>
+          <w:numId w:val="1"/>
+        </w:numPr>
+        <w:spacing w:after="60" w:line="266"/>
+      </w:pPr>
+      <w:hyperlink w:history="1" r:id="rIditmxehlejcvk1xypikc6l">
+        <w:r>
+          <w:rPr>
+            <w:rFonts w:ascii="Calibri" w:cs="Calibri" w:eastAsia="Calibri" w:hAnsi="Calibri"/>
+            <w:color w:val="1F5C8B"/>
+            <w:sz w:val="18"/>
+            <w:szCs w:val="18"/>
+            <w:u w:val="single"/>
+          </w:rPr>
+          <w:t xml:space="preserve">Alkhair Islamic Society of RGV</w:t>
+        </w:r>
+      </w:hyperlink>
+      <w:r>
+        <w:rPr>
+          <w:rFonts w:ascii="Calibri" w:cs="Calibri" w:eastAsia="Calibri" w:hAnsi="Calibri"/>
+          <w:color w:val="1A1A1A"/>
+          <w:sz w:val="18"/>
+          <w:szCs w:val="18"/>
+        </w:rPr>
+        <w:t xml:space="preserve"> — Fajr 07:00, Dhuhr 14:00, Asr 17:30, Maghrib 19:54, Isha 21:15</w:t>
+      </w:r>
+    </w:p>
+    <w:p>
+      <w:pPr>
+        <w:pStyle w:val="ListParagraph"/>
+        <w:numPr>
+          <w:ilvl w:val="0"/>
+          <w:numId w:val="1"/>
+        </w:numPr>
+        <w:spacing w:after="60" w:line="266"/>
+      </w:pPr>
+      <w:hyperlink w:history="1" r:id="rIdxt7g-9tsrxokl_oszpgcr">
+        <w:r>
+          <w:rPr>
+            <w:rFonts w:ascii="Calibri" w:cs="Calibri" w:eastAsia="Calibri" w:hAnsi="Calibri"/>
+            <w:color w:val="1F5C8B"/>
+            <w:sz w:val="18"/>
+            <w:szCs w:val="18"/>
+            <w:u w:val="single"/>
+          </w:rPr>
+          <w:t xml:space="preserve">Barkaat-Ul-Quran</w:t>
+        </w:r>
+      </w:hyperlink>
+      <w:r>
+        <w:rPr>
+          <w:rFonts w:ascii="Calibri" w:cs="Calibri" w:eastAsia="Calibri" w:hAnsi="Calibri"/>
+          <w:color w:val="1A1A1A"/>
+          <w:sz w:val="18"/>
+          <w:szCs w:val="18"/>
+        </w:rPr>
+        <w:t xml:space="preserve"> — Fajr 05:32, Dhuhr 13:27, Asr 18:00, Maghrib 19:52, Isha 21:11 — Jumu'ah 13:35</w:t>
+      </w:r>
+    </w:p>
+    <w:p>
+      <w:pPr>
+        <w:pStyle w:val="ListParagraph"/>
+        <w:numPr>
+          <w:ilvl w:val="0"/>
+          <w:numId w:val="1"/>
+        </w:numPr>
+        <w:spacing w:after="60" w:line="266"/>
+      </w:pPr>
+      <w:hyperlink w:history="1" r:id="rIdxmsjc2bcnmy-jeuq0rp0w">
+        <w:r>
+          <w:rPr>
+            <w:rFonts w:ascii="Calibri" w:cs="Calibri" w:eastAsia="Calibri" w:hAnsi="Calibri"/>
+            <w:color w:val="1F5C8B"/>
+            <w:sz w:val="18"/>
+            <w:szCs w:val="18"/>
+            <w:u w:val="single"/>
+          </w:rPr>
+          <w:t xml:space="preserve">Bayt Al-Karim Islamic Center</w:t>
+        </w:r>
+      </w:hyperlink>
+      <w:r>
+        <w:rPr>
+          <w:rFonts w:ascii="Calibri" w:cs="Calibri" w:eastAsia="Calibri" w:hAnsi="Calibri"/>
+          <w:color w:val="1A1A1A"/>
+          <w:sz w:val="18"/>
+          <w:szCs w:val="18"/>
+        </w:rPr>
+        <w:t xml:space="preserve"> — Fajr 06:30, Dhuhr 13:45, Asr 18:30, Maghrib —, Isha 21:15 — Jumu'ah 13:30</w:t>
+      </w:r>
+    </w:p>
+    <w:p>
+      <w:pPr>
+        <w:pStyle w:val="ListParagraph"/>
+        <w:numPr>
+          <w:ilvl w:val="0"/>
+          <w:numId w:val="1"/>
+        </w:numPr>
+        <w:spacing w:after="60" w:line="266"/>
+      </w:pPr>
+      <w:hyperlink w:history="1" r:id="rIdtbc233gkfcywa5ovrzqad">
+        <w:r>
+          <w:rPr>
+            <w:rFonts w:ascii="Calibri" w:cs="Calibri" w:eastAsia="Calibri" w:hAnsi="Calibri"/>
+            <w:color w:val="1F5C8B"/>
+            <w:sz w:val="18"/>
+            <w:szCs w:val="18"/>
+            <w:u w:val="single"/>
+          </w:rPr>
+          <w:t xml:space="preserve">City of Knowledge</w:t>
+        </w:r>
+      </w:hyperlink>
+      <w:r>
+        <w:rPr>
+          <w:rFonts w:ascii="Calibri" w:cs="Calibri" w:eastAsia="Calibri" w:hAnsi="Calibri"/>
+          <w:color w:val="1A1A1A"/>
+          <w:sz w:val="18"/>
+          <w:szCs w:val="18"/>
+        </w:rPr>
+        <w:t xml:space="preserve"> — Fajr 06:49, Dhuhr 14:26, Asr 18:02, Maghrib 21:04, Isha 21:53 — Jumu'ah 13:26</w:t>
+      </w:r>
+    </w:p>
+    <w:p>
+      <w:pPr>
+        <w:pStyle w:val="ListParagraph"/>
+        <w:numPr>
+          <w:ilvl w:val="0"/>
+          <w:numId w:val="1"/>
+        </w:numPr>
+        <w:spacing w:after="60" w:line="266"/>
+      </w:pPr>
+      <w:hyperlink w:history="1" r:id="rIdxxcgduwxqbht13c0zonqz">
+        <w:r>
+          <w:rPr>
+            <w:rFonts w:ascii="Calibri" w:cs="Calibri" w:eastAsia="Calibri" w:hAnsi="Calibri"/>
+            <w:color w:val="1F5C8B"/>
+            <w:sz w:val="18"/>
+            <w:szCs w:val="18"/>
+            <w:u w:val="single"/>
+          </w:rPr>
+          <w:t xml:space="preserve">Clear Lake Islamic Center - Masjid</w:t>
+        </w:r>
+      </w:hyperlink>
+      <w:r>
+        <w:rPr>
+          <w:rFonts w:ascii="Calibri" w:cs="Calibri" w:eastAsia="Calibri" w:hAnsi="Calibri"/>
+          <w:color w:val="1A1A1A"/>
+          <w:sz w:val="18"/>
+          <w:szCs w:val="18"/>
+        </w:rPr>
+        <w:t xml:space="preserve"> — Fajr 06:15, Dhuhr 13:45, Asr 17:15, Maghrib —, Isha 21:15 — Jumu'ah 13:30, 14:45</w:t>
+      </w:r>
+    </w:p>
+    <w:p>
+      <w:pPr>
+        <w:pStyle w:val="ListParagraph"/>
+        <w:numPr>
+          <w:ilvl w:val="0"/>
+          <w:numId w:val="1"/>
+        </w:numPr>
+        <w:spacing w:after="60" w:line="266"/>
+      </w:pPr>
+      <w:hyperlink w:history="1" r:id="rIdizo5t1bzyx75jw1wm4xpe">
+        <w:r>
+          <w:rPr>
+            <w:rFonts w:ascii="Calibri" w:cs="Calibri" w:eastAsia="Calibri" w:hAnsi="Calibri"/>
+            <w:color w:val="1F5C8B"/>
+            <w:sz w:val="18"/>
+            <w:szCs w:val="18"/>
+            <w:u w:val="single"/>
+          </w:rPr>
+          <w:t xml:space="preserve">Cypress Islamic Center</w:t>
+        </w:r>
+      </w:hyperlink>
+      <w:r>
+        <w:rPr>
+          <w:rFonts w:ascii="Calibri" w:cs="Calibri" w:eastAsia="Calibri" w:hAnsi="Calibri"/>
+          <w:color w:val="1A1A1A"/>
+          <w:sz w:val="18"/>
+          <w:szCs w:val="18"/>
+        </w:rPr>
+        <w:t xml:space="preserve"> — Fajr 06:15, Dhuhr 13:30, Asr 18:15, Maghrib 19:45, Isha 21:00 — Jumu'ah 13:40, 15:20</w:t>
+      </w:r>
+    </w:p>
+    <w:p>
+      <w:pPr>
+        <w:pStyle w:val="ListParagraph"/>
+        <w:numPr>
+          <w:ilvl w:val="0"/>
+          <w:numId w:val="1"/>
+        </w:numPr>
+        <w:spacing w:after="60" w:line="266"/>
+      </w:pPr>
+      <w:hyperlink w:history="1" r:id="rIdri5rw3m4de_fkyicpto-a">
+        <w:r>
+          <w:rPr>
+            <w:rFonts w:ascii="Calibri" w:cs="Calibri" w:eastAsia="Calibri" w:hAnsi="Calibri"/>
+            <w:color w:val="1F5C8B"/>
+            <w:sz w:val="18"/>
+            <w:szCs w:val="18"/>
+            <w:u w:val="single"/>
+          </w:rPr>
+          <w:t xml:space="preserve">Dallas Masjid of al-Islam</w:t>
+        </w:r>
+      </w:hyperlink>
+      <w:r>
+        <w:rPr>
+          <w:rFonts w:ascii="Calibri" w:cs="Calibri" w:eastAsia="Calibri" w:hAnsi="Calibri"/>
+          <w:color w:val="1A1A1A"/>
+          <w:sz w:val="18"/>
+          <w:szCs w:val="18"/>
+        </w:rPr>
+        <w:t xml:space="preserve"> — Fajr 06:15, Dhuhr 13:45, Asr 17:30, Maghrib 19:58, Isha 21:45 — Jumu'ah 13:45</w:t>
+      </w:r>
+    </w:p>
+    <w:p>
+      <w:pPr>
+        <w:pStyle w:val="ListParagraph"/>
+        <w:numPr>
+          <w:ilvl w:val="0"/>
+          <w:numId w:val="1"/>
+        </w:numPr>
+        <w:spacing w:after="60" w:line="266"/>
+      </w:pPr>
+      <w:hyperlink w:history="1" r:id="rIdj3culxjvyxhwnzn6phmnh">
+        <w:r>
+          <w:rPr>
+            <w:rFonts w:ascii="Calibri" w:cs="Calibri" w:eastAsia="Calibri" w:hAnsi="Calibri"/>
+            <w:color w:val="1F5C8B"/>
+            <w:sz w:val="18"/>
+            <w:szCs w:val="18"/>
+            <w:u w:val="single"/>
+          </w:rPr>
+          <w:t xml:space="preserve">Dar Alhuda Inc مسجد</w:t>
+        </w:r>
+      </w:hyperlink>
+      <w:r>
+        <w:rPr>
+          <w:rFonts w:ascii="Calibri" w:cs="Calibri" w:eastAsia="Calibri" w:hAnsi="Calibri"/>
+          <w:color w:val="1A1A1A"/>
+          <w:sz w:val="18"/>
+          <w:szCs w:val="18"/>
+        </w:rPr>
+        <w:t xml:space="preserve"> — Fajr 06:26, Dhuhr 14:00, Asr 17:22, Maghrib 19:59, Isha 21:15 — Jumu'ah 13:30</w:t>
+      </w:r>
+    </w:p>
+    <w:p>
+      <w:pPr>
+        <w:pStyle w:val="ListParagraph"/>
+        <w:numPr>
+          <w:ilvl w:val="0"/>
+          <w:numId w:val="1"/>
+        </w:numPr>
+        <w:spacing w:after="60" w:line="266"/>
+      </w:pPr>
+      <w:hyperlink w:history="1" r:id="rId3na-erbhcww71v9pxi7si">
+        <w:r>
+          <w:rPr>
+            <w:rFonts w:ascii="Calibri" w:cs="Calibri" w:eastAsia="Calibri" w:hAnsi="Calibri"/>
+            <w:color w:val="1F5C8B"/>
+            <w:sz w:val="18"/>
+            <w:szCs w:val="18"/>
+            <w:u w:val="single"/>
+          </w:rPr>
+          <w:t xml:space="preserve">Dar El Salaam Islamic Center</w:t>
+        </w:r>
+      </w:hyperlink>
+      <w:r>
+        <w:rPr>
+          <w:rFonts w:ascii="Calibri" w:cs="Calibri" w:eastAsia="Calibri" w:hAnsi="Calibri"/>
+          <w:color w:val="1A1A1A"/>
+          <w:sz w:val="18"/>
+          <w:szCs w:val="18"/>
+        </w:rPr>
+        <w:t xml:space="preserve"> — Fajr 06:15, Dhuhr —, Asr 17:30, Maghrib 19:55, Isha 21:30 — Jumu'ah 14:00</w:t>
+      </w:r>
+    </w:p>
+    <w:p>
+      <w:pPr>
+        <w:pStyle w:val="ListParagraph"/>
+        <w:numPr>
+          <w:ilvl w:val="0"/>
+          <w:numId w:val="1"/>
+        </w:numPr>
+        <w:spacing w:after="60" w:line="266"/>
+      </w:pPr>
+      <w:hyperlink w:history="1" r:id="rIdqqbo3nakuq3c76n_bm7cg">
+        <w:r>
+          <w:rPr>
+            <w:rFonts w:ascii="Calibri" w:cs="Calibri" w:eastAsia="Calibri" w:hAnsi="Calibri"/>
+            <w:color w:val="1F5C8B"/>
+            <w:sz w:val="18"/>
+            <w:szCs w:val="18"/>
+            <w:u w:val="single"/>
+          </w:rPr>
+          <w:t xml:space="preserve">Dar El-Eman Islamic Center (DEIC)</w:t>
+        </w:r>
+      </w:hyperlink>
+      <w:r>
+        <w:rPr>
+          <w:rFonts w:ascii="Calibri" w:cs="Calibri" w:eastAsia="Calibri" w:hAnsi="Calibri"/>
+          <w:color w:val="1A1A1A"/>
+          <w:sz w:val="18"/>
+          <w:szCs w:val="18"/>
+        </w:rPr>
+        <w:t xml:space="preserve"> — Fajr 06:15, Dhuhr 14:00, Asr 17:30, Maghrib 19:59, Isha 21:10 — Jumu'ah 13:30, 14:30</w:t>
+      </w:r>
+    </w:p>
+    <w:p>
+      <w:pPr>
+        <w:pStyle w:val="ListParagraph"/>
+        <w:numPr>
+          <w:ilvl w:val="0"/>
+          <w:numId w:val="1"/>
+        </w:numPr>
+        <w:spacing w:after="60" w:line="266"/>
+      </w:pPr>
+      <w:hyperlink w:history="1" r:id="rId6qokmle3kipg7eovtbexo">
+        <w:r>
+          <w:rPr>
+            <w:rFonts w:ascii="Calibri" w:cs="Calibri" w:eastAsia="Calibri" w:hAnsi="Calibri"/>
+            <w:color w:val="1F5C8B"/>
+            <w:sz w:val="18"/>
+            <w:szCs w:val="18"/>
+            <w:u w:val="single"/>
+          </w:rPr>
+          <w:t xml:space="preserve">DeSoto House of Peace</w:t>
+        </w:r>
+      </w:hyperlink>
+      <w:r>
+        <w:rPr>
+          <w:rFonts w:ascii="Calibri" w:cs="Calibri" w:eastAsia="Calibri" w:hAnsi="Calibri"/>
+          <w:color w:val="1A1A1A"/>
+          <w:sz w:val="18"/>
+          <w:szCs w:val="18"/>
+        </w:rPr>
+        <w:t xml:space="preserve"> — Fajr 06:15, Dhuhr 14:00, Asr 17:30, Maghrib 19:53, Isha 21:15 — Jumu'ah 13:30</w:t>
+      </w:r>
+    </w:p>
+    <w:p>
+      <w:pPr>
+        <w:pStyle w:val="ListParagraph"/>
+        <w:numPr>
+          <w:ilvl w:val="0"/>
+          <w:numId w:val="1"/>
+        </w:numPr>
+        <w:spacing w:after="60" w:line="266"/>
+      </w:pPr>
+      <w:hyperlink w:history="1" r:id="rIdgm1e_z70ie5rpiukxaswz">
+        <w:r>
+          <w:rPr>
+            <w:rFonts w:ascii="Calibri" w:cs="Calibri" w:eastAsia="Calibri" w:hAnsi="Calibri"/>
+            <w:color w:val="1F5C8B"/>
+            <w:sz w:val="18"/>
+            <w:szCs w:val="18"/>
+            <w:u w:val="single"/>
+          </w:rPr>
+          <w:t xml:space="preserve">East Plano Islamic Center</w:t>
+        </w:r>
+      </w:hyperlink>
+      <w:r>
+        <w:rPr>
+          <w:rFonts w:ascii="Calibri" w:cs="Calibri" w:eastAsia="Calibri" w:hAnsi="Calibri"/>
+          <w:color w:val="1A1A1A"/>
+          <w:sz w:val="18"/>
+          <w:szCs w:val="18"/>
+        </w:rPr>
+        <w:t xml:space="preserve"> — Fajr 06:15, Dhuhr 14:00, Asr 18:00, Maghrib 19:58, Isha 21:15 — Jumu'ah 13:45, 15:15</w:t>
+      </w:r>
+    </w:p>
+    <w:p>
+      <w:pPr>
+        <w:pStyle w:val="ListParagraph"/>
+        <w:numPr>
+          <w:ilvl w:val="0"/>
+          <w:numId w:val="1"/>
+        </w:numPr>
+        <w:spacing w:after="60" w:line="266"/>
+      </w:pPr>
+      <w:hyperlink w:history="1" r:id="rId3w1l0sdehzg09mud1-lsi">
+        <w:r>
+          <w:rPr>
+            <w:rFonts w:ascii="Calibri" w:cs="Calibri" w:eastAsia="Calibri" w:hAnsi="Calibri"/>
+            <w:color w:val="1F5C8B"/>
+            <w:sz w:val="18"/>
+            <w:szCs w:val="18"/>
+            <w:u w:val="single"/>
+          </w:rPr>
+          <w:t xml:space="preserve">East Texas Islamic Association - Commerce Mosque</w:t>
+        </w:r>
+      </w:hyperlink>
+      <w:r>
+        <w:rPr>
+          <w:rFonts w:ascii="Calibri" w:cs="Calibri" w:eastAsia="Calibri" w:hAnsi="Calibri"/>
+          <w:color w:val="1A1A1A"/>
+          <w:sz w:val="18"/>
+          <w:szCs w:val="18"/>
+        </w:rPr>
+        <w:t xml:space="preserve"> — Fajr 05:41, Dhuhr 13:34, Asr 17:10, Maghrib 19:58, Isha 21:28</w:t>
+      </w:r>
+    </w:p>
+    <w:p>
+      <w:pPr>
+        <w:pStyle w:val="ListParagraph"/>
+        <w:numPr>
+          <w:ilvl w:val="0"/>
+          <w:numId w:val="1"/>
+        </w:numPr>
+        <w:spacing w:after="60" w:line="266"/>
+      </w:pPr>
+      <w:hyperlink w:history="1" r:id="rIdxqrbgspaaollqss_x6kgt">
+        <w:r>
+          <w:rPr>
+            <w:rFonts w:ascii="Calibri" w:cs="Calibri" w:eastAsia="Calibri" w:hAnsi="Calibri"/>
+            <w:color w:val="1F5C8B"/>
+            <w:sz w:val="18"/>
+            <w:szCs w:val="18"/>
+            <w:u w:val="single"/>
+          </w:rPr>
+          <w:t xml:space="preserve">East Texas Islamic Society</w:t>
+        </w:r>
+      </w:hyperlink>
+      <w:r>
+        <w:rPr>
+          <w:rFonts w:ascii="Calibri" w:cs="Calibri" w:eastAsia="Calibri" w:hAnsi="Calibri"/>
+          <w:color w:val="1A1A1A"/>
+          <w:sz w:val="18"/>
+          <w:szCs w:val="18"/>
+        </w:rPr>
+        <w:t xml:space="preserve"> — Fajr 05:47, Dhuhr 13:22, Asr 16:58, Maghrib 19:47, Isha 20:56 — Jumu'ah 13:45</w:t>
+      </w:r>
+    </w:p>
+    <w:p>
+      <w:pPr>
+        <w:pStyle w:val="ListParagraph"/>
+        <w:numPr>
+          <w:ilvl w:val="0"/>
+          <w:numId w:val="1"/>
+        </w:numPr>
+        <w:spacing w:after="60" w:line="266"/>
+      </w:pPr>
+      <w:hyperlink w:history="1" r:id="rIdkosdp7cdswfih63du7qyp">
+        <w:r>
+          <w:rPr>
+            <w:rFonts w:ascii="Calibri" w:cs="Calibri" w:eastAsia="Calibri" w:hAnsi="Calibri"/>
+            <w:color w:val="1F5C8B"/>
+            <w:sz w:val="18"/>
+            <w:szCs w:val="18"/>
+            <w:u w:val="single"/>
+          </w:rPr>
+          <w:t xml:space="preserve">Elfarouq Mosque</w:t>
+        </w:r>
+      </w:hyperlink>
+      <w:r>
+        <w:rPr>
+          <w:rFonts w:ascii="Calibri" w:cs="Calibri" w:eastAsia="Calibri" w:hAnsi="Calibri"/>
+          <w:color w:val="1A1A1A"/>
+          <w:sz w:val="18"/>
+          <w:szCs w:val="18"/>
+        </w:rPr>
+        <w:t xml:space="preserve"> — Fajr 06:15, Dhuhr 14:00, Asr 17:15, Maghrib —, Isha 21:00 — Jumu'ah 13:30, 14:30</w:t>
+      </w:r>
+    </w:p>
+    <w:p>
+      <w:pPr>
+        <w:pStyle w:val="ListParagraph"/>
+        <w:numPr>
+          <w:ilvl w:val="0"/>
+          <w:numId w:val="1"/>
+        </w:numPr>
+        <w:spacing w:after="60" w:line="266"/>
+      </w:pPr>
+      <w:hyperlink w:history="1" r:id="rIdsiw7moulwjwttonjwonki">
+        <w:r>
+          <w:rPr>
+            <w:rFonts w:ascii="Calibri" w:cs="Calibri" w:eastAsia="Calibri" w:hAnsi="Calibri"/>
+            <w:color w:val="1F5C8B"/>
+            <w:sz w:val="18"/>
+            <w:szCs w:val="18"/>
+            <w:u w:val="single"/>
+          </w:rPr>
+          <w:t xml:space="preserve">Georgetown Islamic Center (GIC)</w:t>
+        </w:r>
+      </w:hyperlink>
+      <w:r>
+        <w:rPr>
+          <w:rFonts w:ascii="Calibri" w:cs="Calibri" w:eastAsia="Calibri" w:hAnsi="Calibri"/>
+          <w:color w:val="1A1A1A"/>
+          <w:sz w:val="18"/>
+          <w:szCs w:val="18"/>
+        </w:rPr>
+        <w:t xml:space="preserve"> — Fajr 06:15, Dhuhr 14:00, Asr 18:30, Maghrib 19:55, Isha 21:30 — Jumu'ah 14:30, 15:30</w:t>
+      </w:r>
+    </w:p>
+    <w:p>
+      <w:pPr>
+        <w:pStyle w:val="ListParagraph"/>
+        <w:numPr>
+          <w:ilvl w:val="0"/>
+          <w:numId w:val="1"/>
+        </w:numPr>
+        <w:spacing w:after="60" w:line="266"/>
+      </w:pPr>
+      <w:hyperlink w:history="1" r:id="rIdefrxbi_qznhrvoqfi14fq">
+        <w:r>
+          <w:rPr>
+            <w:rFonts w:ascii="Calibri" w:cs="Calibri" w:eastAsia="Calibri" w:hAnsi="Calibri"/>
+            <w:color w:val="1F5C8B"/>
+            <w:sz w:val="18"/>
+            <w:szCs w:val="18"/>
+            <w:u w:val="single"/>
+          </w:rPr>
+          <w:t xml:space="preserve">Grand Prairie Masjid</w:t>
+        </w:r>
+      </w:hyperlink>
+      <w:r>
+        <w:rPr>
+          <w:rFonts w:ascii="Calibri" w:cs="Calibri" w:eastAsia="Calibri" w:hAnsi="Calibri"/>
+          <w:color w:val="1A1A1A"/>
+          <w:sz w:val="18"/>
+          <w:szCs w:val="18"/>
+        </w:rPr>
+        <w:t xml:space="preserve"> — Fajr 06:15, Dhuhr —, Asr 17:30, Maghrib 20:00, Isha 21:30 — Jumu'ah 13:30</w:t>
+      </w:r>
+    </w:p>
+    <w:p>
+      <w:pPr>
+        <w:pStyle w:val="ListParagraph"/>
+        <w:numPr>
+          <w:ilvl w:val="0"/>
+          <w:numId w:val="1"/>
+        </w:numPr>
+        <w:spacing w:after="60" w:line="266"/>
+      </w:pPr>
+      <w:hyperlink w:history="1" r:id="rIdktxkzmao4nivrxegpq7zq">
+        <w:r>
+          <w:rPr>
+            <w:rFonts w:ascii="Calibri" w:cs="Calibri" w:eastAsia="Calibri" w:hAnsi="Calibri"/>
+            <w:color w:val="1F5C8B"/>
+            <w:sz w:val="18"/>
+            <w:szCs w:val="18"/>
+            <w:u w:val="single"/>
+          </w:rPr>
+          <w:t xml:space="preserve">HART Islamic Community Center</w:t>
+        </w:r>
+      </w:hyperlink>
+      <w:r>
+        <w:rPr>
+          <w:rFonts w:ascii="Calibri" w:cs="Calibri" w:eastAsia="Calibri" w:hAnsi="Calibri"/>
+          <w:color w:val="1A1A1A"/>
+          <w:sz w:val="18"/>
+          <w:szCs w:val="18"/>
+        </w:rPr>
+        <w:t xml:space="preserve"> — Fajr 06:15, Dhuhr 14:00, Asr 18:15, Maghrib —, Isha 21:15</w:t>
+      </w:r>
+    </w:p>
+    <w:p>
+      <w:pPr>
+        <w:pStyle w:val="ListParagraph"/>
+        <w:numPr>
+          <w:ilvl w:val="0"/>
+          <w:numId w:val="1"/>
+        </w:numPr>
+        <w:spacing w:after="60" w:line="266"/>
+      </w:pPr>
+      <w:hyperlink w:history="1" r:id="rIdydea8yxeoxwjehgja5z4j">
+        <w:r>
+          <w:rPr>
+            <w:rFonts w:ascii="Calibri" w:cs="Calibri" w:eastAsia="Calibri" w:hAnsi="Calibri"/>
+            <w:color w:val="1F5C8B"/>
+            <w:sz w:val="18"/>
+            <w:szCs w:val="18"/>
+            <w:u w:val="single"/>
+          </w:rPr>
+          <w:t xml:space="preserve">Haj Nabih Masjid</w:t>
+        </w:r>
+      </w:hyperlink>
+      <w:r>
+        <w:rPr>
+          <w:rFonts w:ascii="Calibri" w:cs="Calibri" w:eastAsia="Calibri" w:hAnsi="Calibri"/>
+          <w:color w:val="1A1A1A"/>
+          <w:sz w:val="18"/>
+          <w:szCs w:val="18"/>
+        </w:rPr>
+        <w:t xml:space="preserve"> — Fajr 05:53, Dhuhr —, Asr 17:53, Maghrib 19:41, Isha 20:48 — Jumu'ah 12:25</w:t>
+      </w:r>
+    </w:p>
+    <w:p>
+      <w:pPr>
+        <w:pStyle w:val="ListParagraph"/>
+        <w:numPr>
+          <w:ilvl w:val="0"/>
+          <w:numId w:val="1"/>
+        </w:numPr>
+        <w:spacing w:after="60" w:line="266"/>
+      </w:pPr>
+      <w:hyperlink w:history="1" r:id="rIdbeqd1dsp-5-7wd_uc7wm1">
+        <w:r>
+          <w:rPr>
+            <w:rFonts w:ascii="Calibri" w:cs="Calibri" w:eastAsia="Calibri" w:hAnsi="Calibri"/>
+            <w:color w:val="1F5C8B"/>
+            <w:sz w:val="18"/>
+            <w:szCs w:val="18"/>
+            <w:u w:val="single"/>
+          </w:rPr>
+          <w:t xml:space="preserve">Hawa Masjid</w:t>
+        </w:r>
+      </w:hyperlink>
+      <w:r>
+        <w:rPr>
+          <w:rFonts w:ascii="Calibri" w:cs="Calibri" w:eastAsia="Calibri" w:hAnsi="Calibri"/>
+          <w:color w:val="1A1A1A"/>
+          <w:sz w:val="18"/>
+          <w:szCs w:val="18"/>
+        </w:rPr>
+        <w:t xml:space="preserve"> — Fajr 05:30, Dhuhr 14:00, Asr 17:45, Maghrib 20:20, Isha 21:45 — Jumu'ah 14:00</w:t>
+      </w:r>
+    </w:p>
+    <w:p>
+      <w:pPr>
+        <w:pStyle w:val="ListParagraph"/>
+        <w:numPr>
+          <w:ilvl w:val="0"/>
+          <w:numId w:val="1"/>
+        </w:numPr>
+        <w:spacing w:after="60" w:line="266"/>
+      </w:pPr>
+      <w:hyperlink w:history="1" r:id="rId9rw__eoxilqctzyaod4kz">
+        <w:r>
+          <w:rPr>
+            <w:rFonts w:ascii="Calibri" w:cs="Calibri" w:eastAsia="Calibri" w:hAnsi="Calibri"/>
+            <w:color w:val="1F5C8B"/>
+            <w:sz w:val="18"/>
+            <w:szCs w:val="18"/>
+            <w:u w:val="single"/>
+          </w:rPr>
+          <w:t xml:space="preserve">IALFM Mosque</w:t>
+        </w:r>
+      </w:hyperlink>
+      <w:r>
+        <w:rPr>
+          <w:rFonts w:ascii="Calibri" w:cs="Calibri" w:eastAsia="Calibri" w:hAnsi="Calibri"/>
+          <w:color w:val="1A1A1A"/>
+          <w:sz w:val="18"/>
+          <w:szCs w:val="18"/>
+        </w:rPr>
+        <w:t xml:space="preserve"> — Fajr 06:30, Dhuhr 14:00, Asr 17:30, Maghrib 19:55, Isha 21:15</w:t>
+      </w:r>
+    </w:p>
+    <w:p>
+      <w:pPr>
+        <w:pStyle w:val="ListParagraph"/>
+        <w:numPr>
+          <w:ilvl w:val="0"/>
+          <w:numId w:val="1"/>
+        </w:numPr>
+        <w:spacing w:after="60" w:line="266"/>
+      </w:pPr>
+      <w:hyperlink w:history="1" r:id="rIdmzmkcx5irkbojbijhpceh">
+        <w:r>
+          <w:rPr>
+            <w:rFonts w:ascii="Calibri" w:cs="Calibri" w:eastAsia="Calibri" w:hAnsi="Calibri"/>
+            <w:color w:val="1F5C8B"/>
+            <w:sz w:val="18"/>
+            <w:szCs w:val="18"/>
+            <w:u w:val="single"/>
+          </w:rPr>
+          <w:t xml:space="preserve">IALFM Mosque</w:t>
+        </w:r>
+      </w:hyperlink>
+      <w:r>
+        <w:rPr>
+          <w:rFonts w:ascii="Calibri" w:cs="Calibri" w:eastAsia="Calibri" w:hAnsi="Calibri"/>
+          <w:color w:val="1A1A1A"/>
+          <w:sz w:val="18"/>
+          <w:szCs w:val="18"/>
+        </w:rPr>
+        <w:t xml:space="preserve"> — Fajr 06:30, Dhuhr 14:00, Asr 17:30, Maghrib 19:55, Isha 21:15</w:t>
+      </w:r>
+    </w:p>
+    <w:p>
+      <w:pPr>
+        <w:pStyle w:val="ListParagraph"/>
+        <w:numPr>
+          <w:ilvl w:val="0"/>
+          <w:numId w:val="1"/>
+        </w:numPr>
+        <w:spacing w:after="60" w:line="266"/>
+      </w:pPr>
+      <w:hyperlink w:history="1" r:id="rIdgfxz9n00lxzlypdxpprvy">
+        <w:r>
+          <w:rPr>
+            <w:rFonts w:ascii="Calibri" w:cs="Calibri" w:eastAsia="Calibri" w:hAnsi="Calibri"/>
+            <w:color w:val="1F5C8B"/>
+            <w:sz w:val="18"/>
+            <w:szCs w:val="18"/>
+            <w:u w:val="single"/>
+          </w:rPr>
+          <w:t xml:space="preserve">ICC - Islamic Center of Coppell</w:t>
+        </w:r>
+      </w:hyperlink>
+      <w:r>
+        <w:rPr>
+          <w:rFonts w:ascii="Calibri" w:cs="Calibri" w:eastAsia="Calibri" w:hAnsi="Calibri"/>
+          <w:color w:val="1A1A1A"/>
+          <w:sz w:val="18"/>
+          <w:szCs w:val="18"/>
+        </w:rPr>
+        <w:t xml:space="preserve"> — Fajr 06:15, Dhuhr 14:00, Asr 18:00, Maghrib 19:54, Isha 21:30 — Jumu'ah 14:30, 16:30</w:t>
+      </w:r>
+    </w:p>
+    <w:p>
+      <w:pPr>
+        <w:pStyle w:val="ListParagraph"/>
+        <w:numPr>
+          <w:ilvl w:val="0"/>
+          <w:numId w:val="1"/>
+        </w:numPr>
+        <w:spacing w:after="60" w:line="266"/>
+      </w:pPr>
+      <w:hyperlink w:history="1" r:id="rIdlsplm3wid4ggloyrxhwau">
+        <w:r>
+          <w:rPr>
+            <w:rFonts w:ascii="Calibri" w:cs="Calibri" w:eastAsia="Calibri" w:hAnsi="Calibri"/>
+            <w:color w:val="1F5C8B"/>
+            <w:sz w:val="18"/>
+            <w:szCs w:val="18"/>
+            <w:u w:val="single"/>
+          </w:rPr>
+          <w:t xml:space="preserve">ISAT Center Masjid</w:t>
+        </w:r>
+      </w:hyperlink>
+      <w:r>
+        <w:rPr>
+          <w:rFonts w:ascii="Calibri" w:cs="Calibri" w:eastAsia="Calibri" w:hAnsi="Calibri"/>
+          <w:color w:val="1A1A1A"/>
+          <w:sz w:val="18"/>
+          <w:szCs w:val="18"/>
+        </w:rPr>
+        <w:t xml:space="preserve"> — Fajr 06:21, Dhuhr 14:15, Asr 17:30, Maghrib 19:59, Isha 21:15 — Jumu'ah 13:40</w:t>
+      </w:r>
+    </w:p>
+    <w:p>
+      <w:pPr>
+        <w:pStyle w:val="ListParagraph"/>
+        <w:numPr>
+          <w:ilvl w:val="0"/>
+          <w:numId w:val="1"/>
+        </w:numPr>
+        <w:spacing w:after="60" w:line="266"/>
+      </w:pPr>
+      <w:hyperlink w:history="1" r:id="rIdpv-nafxhkdd3isk5pcdxp">
+        <w:r>
+          <w:rPr>
+            <w:rFonts w:ascii="Calibri" w:cs="Calibri" w:eastAsia="Calibri" w:hAnsi="Calibri"/>
+            <w:color w:val="1F5C8B"/>
+            <w:sz w:val="18"/>
+            <w:szCs w:val="18"/>
+            <w:u w:val="single"/>
+          </w:rPr>
+          <w:t xml:space="preserve">ISGH Masjid At-Taqwa</w:t>
+        </w:r>
+      </w:hyperlink>
+      <w:r>
+        <w:rPr>
+          <w:rFonts w:ascii="Calibri" w:cs="Calibri" w:eastAsia="Calibri" w:hAnsi="Calibri"/>
+          <w:color w:val="1A1A1A"/>
+          <w:sz w:val="18"/>
+          <w:szCs w:val="18"/>
+        </w:rPr>
+        <w:t xml:space="preserve"> — Fajr 06:15, Dhuhr 14:00, Asr 18:00, Maghrib 19:43, Isha 21:00 — Jumu'ah 13:35, 14:40, 15:40</w:t>
+      </w:r>
+    </w:p>
+    <w:p>
+      <w:pPr>
+        <w:pStyle w:val="ListParagraph"/>
+        <w:numPr>
+          <w:ilvl w:val="0"/>
+          <w:numId w:val="1"/>
+        </w:numPr>
+        <w:spacing w:after="60" w:line="266"/>
+      </w:pPr>
+      <w:hyperlink w:history="1" r:id="rIdc1mfchwl0r65rhyydk76b">
+        <w:r>
+          <w:rPr>
+            <w:rFonts w:ascii="Calibri" w:cs="Calibri" w:eastAsia="Calibri" w:hAnsi="Calibri"/>
+            <w:color w:val="1F5C8B"/>
+            <w:sz w:val="18"/>
+            <w:szCs w:val="18"/>
+            <w:u w:val="single"/>
+          </w:rPr>
+          <w:t xml:space="preserve">ISGH Masjid Hamza - Mission Bend Islamic Center</w:t>
+        </w:r>
+      </w:hyperlink>
+      <w:r>
+        <w:rPr>
+          <w:rFonts w:ascii="Calibri" w:cs="Calibri" w:eastAsia="Calibri" w:hAnsi="Calibri"/>
+          <w:color w:val="1A1A1A"/>
+          <w:sz w:val="18"/>
+          <w:szCs w:val="18"/>
+        </w:rPr>
+        <w:t xml:space="preserve"> — Fajr 06:15, Dhuhr 14:00, Asr 18:00, Maghrib 19:48, Isha 21:00 — Jumu'ah 13:30, 14:50</w:t>
+      </w:r>
+    </w:p>
+    <w:p>
+      <w:pPr>
+        <w:pStyle w:val="ListParagraph"/>
+        <w:numPr>
+          <w:ilvl w:val="0"/>
+          <w:numId w:val="1"/>
+        </w:numPr>
+        <w:spacing w:after="60" w:line="266"/>
+      </w:pPr>
+      <w:hyperlink w:history="1" r:id="rIddnn42rwha5hbt1yfde6ax">
+        <w:r>
+          <w:rPr>
+            <w:rFonts w:ascii="Calibri" w:cs="Calibri" w:eastAsia="Calibri" w:hAnsi="Calibri"/>
+            <w:color w:val="1F5C8B"/>
+            <w:sz w:val="18"/>
+            <w:szCs w:val="18"/>
+            <w:u w:val="single"/>
+          </w:rPr>
+          <w:t xml:space="preserve">ISGH Masjid Savoy Wilcrest</w:t>
+        </w:r>
+      </w:hyperlink>
+      <w:r>
+        <w:rPr>
+          <w:rFonts w:ascii="Calibri" w:cs="Calibri" w:eastAsia="Calibri" w:hAnsi="Calibri"/>
+          <w:color w:val="1A1A1A"/>
+          <w:sz w:val="18"/>
+          <w:szCs w:val="18"/>
+        </w:rPr>
+        <w:t xml:space="preserve"> — Fajr 06:15, Dhuhr 14:00, Asr 18:15, Maghrib —, Isha 21:15 — Jumu'ah 13:40, 14:40</w:t>
+      </w:r>
+    </w:p>
+    <w:p>
+      <w:pPr>
+        <w:pStyle w:val="ListParagraph"/>
+        <w:numPr>
+          <w:ilvl w:val="0"/>
+          <w:numId w:val="1"/>
+        </w:numPr>
+        <w:spacing w:after="60" w:line="266"/>
+      </w:pPr>
+      <w:hyperlink w:history="1" r:id="rIdx66xxxn46q3ohz_oeatwg">
+        <w:r>
+          <w:rPr>
+            <w:rFonts w:ascii="Calibri" w:cs="Calibri" w:eastAsia="Calibri" w:hAnsi="Calibri"/>
+            <w:color w:val="1F5C8B"/>
+            <w:sz w:val="18"/>
+            <w:szCs w:val="18"/>
+            <w:u w:val="single"/>
+          </w:rPr>
+          <w:t xml:space="preserve">Islamic Academy of San Antonio</w:t>
+        </w:r>
+      </w:hyperlink>
+      <w:r>
+        <w:rPr>
+          <w:rFonts w:ascii="Calibri" w:cs="Calibri" w:eastAsia="Calibri" w:hAnsi="Calibri"/>
+          <w:color w:val="1A1A1A"/>
+          <w:sz w:val="18"/>
+          <w:szCs w:val="18"/>
+        </w:rPr>
+        <w:t xml:space="preserve"> — Fajr 06:30, Dhuhr 14:10, Asr 17:30, Maghrib 20:03, Isha 21:15 — Jumu'ah 12:30, 14:00</w:t>
+      </w:r>
+    </w:p>
+    <w:p>
+      <w:pPr>
+        <w:pStyle w:val="ListParagraph"/>
+        <w:numPr>
+          <w:ilvl w:val="0"/>
+          <w:numId w:val="1"/>
+        </w:numPr>
+        <w:spacing w:after="60" w:line="266"/>
+      </w:pPr>
+      <w:hyperlink w:history="1" r:id="rIdi0fom32oscwm3ochqji_6">
+        <w:r>
+          <w:rPr>
+            <w:rFonts w:ascii="Calibri" w:cs="Calibri" w:eastAsia="Calibri" w:hAnsi="Calibri"/>
+            <w:color w:val="1F5C8B"/>
+            <w:sz w:val="18"/>
+            <w:szCs w:val="18"/>
+            <w:u w:val="single"/>
+          </w:rPr>
+          <w:t xml:space="preserve">Islamic Association of Carrollton (IAC)</w:t>
+        </w:r>
+      </w:hyperlink>
+      <w:r>
+        <w:rPr>
+          <w:rFonts w:ascii="Calibri" w:cs="Calibri" w:eastAsia="Calibri" w:hAnsi="Calibri"/>
+          <w:color w:val="1A1A1A"/>
+          <w:sz w:val="18"/>
+          <w:szCs w:val="18"/>
+        </w:rPr>
+        <w:t xml:space="preserve"> — Fajr 06:15, Dhuhr 14:00, Asr 18:00, Maghrib —, Isha 21:15 — Jumu'ah 13:30</w:t>
+      </w:r>
+    </w:p>
+    <w:p>
+      <w:pPr>
+        <w:pStyle w:val="ListParagraph"/>
+        <w:numPr>
+          <w:ilvl w:val="0"/>
+          <w:numId w:val="1"/>
+        </w:numPr>
+        <w:spacing w:after="60" w:line="266"/>
+      </w:pPr>
+      <w:hyperlink w:history="1" r:id="rIdmbwweq8sxmh6xvcwaixa4">
+        <w:r>
+          <w:rPr>
+            <w:rFonts w:ascii="Calibri" w:cs="Calibri" w:eastAsia="Calibri" w:hAnsi="Calibri"/>
+            <w:color w:val="1F5C8B"/>
+            <w:sz w:val="18"/>
+            <w:szCs w:val="18"/>
+            <w:u w:val="single"/>
+          </w:rPr>
+          <w:t xml:space="preserve">Islamic Association of Collin County (Plano Mosque)</w:t>
+        </w:r>
+      </w:hyperlink>
+      <w:r>
+        <w:rPr>
+          <w:rFonts w:ascii="Calibri" w:cs="Calibri" w:eastAsia="Calibri" w:hAnsi="Calibri"/>
+          <w:color w:val="1A1A1A"/>
+          <w:sz w:val="18"/>
+          <w:szCs w:val="18"/>
+        </w:rPr>
+        <w:t xml:space="preserve"> — Fajr 06:15, Dhuhr 14:00, Asr 18:00, Maghrib 19:58, Isha 21:15 — Jumu'ah 13:45, 15:00</w:t>
+      </w:r>
+    </w:p>
+    <w:p>
+      <w:pPr>
+        <w:pStyle w:val="ListParagraph"/>
+        <w:numPr>
+          <w:ilvl w:val="0"/>
+          <w:numId w:val="1"/>
+        </w:numPr>
+        <w:spacing w:after="60" w:line="266"/>
+      </w:pPr>
+      <w:hyperlink w:history="1" r:id="rId08whev4j4bsgras5oq6hm">
+        <w:r>
+          <w:rPr>
+            <w:rFonts w:ascii="Calibri" w:cs="Calibri" w:eastAsia="Calibri" w:hAnsi="Calibri"/>
+            <w:color w:val="1F5C8B"/>
+            <w:sz w:val="18"/>
+            <w:szCs w:val="18"/>
+            <w:u w:val="single"/>
+          </w:rPr>
+          <w:t xml:space="preserve">Islamic Association of Tarrant County</w:t>
+        </w:r>
+      </w:hyperlink>
+      <w:r>
+        <w:rPr>
+          <w:rFonts w:ascii="Calibri" w:cs="Calibri" w:eastAsia="Calibri" w:hAnsi="Calibri"/>
+          <w:color w:val="1A1A1A"/>
+          <w:sz w:val="18"/>
+          <w:szCs w:val="18"/>
+        </w:rPr>
+        <w:t xml:space="preserve"> — Fajr 06:30, Dhuhr 14:00, Asr 17:15, Maghrib 19:58, Isha 21:15 — Jumu'ah 13:25</w:t>
+      </w:r>
+    </w:p>
+    <w:p>
+      <w:pPr>
+        <w:pStyle w:val="ListParagraph"/>
+        <w:numPr>
+          <w:ilvl w:val="0"/>
+          <w:numId w:val="1"/>
+        </w:numPr>
+        <w:spacing w:after="60" w:line="266"/>
+      </w:pPr>
+      <w:hyperlink w:history="1" r:id="rIdxrjgmdud_ljva6mnk5bc9">
+        <w:r>
+          <w:rPr>
+            <w:rFonts w:ascii="Calibri" w:cs="Calibri" w:eastAsia="Calibri" w:hAnsi="Calibri"/>
+            <w:color w:val="1F5C8B"/>
+            <w:sz w:val="18"/>
+            <w:szCs w:val="18"/>
+            <w:u w:val="single"/>
+          </w:rPr>
+          <w:t xml:space="preserve">Islamic Association-Mesquite</w:t>
+        </w:r>
+      </w:hyperlink>
+      <w:r>
+        <w:rPr>
+          <w:rFonts w:ascii="Calibri" w:cs="Calibri" w:eastAsia="Calibri" w:hAnsi="Calibri"/>
+          <w:color w:val="1A1A1A"/>
+          <w:sz w:val="18"/>
+          <w:szCs w:val="18"/>
+        </w:rPr>
+        <w:t xml:space="preserve"> — Fajr 05:55, Dhuhr 13:26, Asr 17:01, Maghrib 19:48, Isha 20:57 — Jumu'ah 12:45, 13:45, 15:00</w:t>
+      </w:r>
+    </w:p>
+    <w:p>
+      <w:pPr>
+        <w:pStyle w:val="ListParagraph"/>
+        <w:numPr>
+          <w:ilvl w:val="0"/>
+          <w:numId w:val="1"/>
+        </w:numPr>
+        <w:spacing w:after="60" w:line="266"/>
+      </w:pPr>
+      <w:hyperlink w:history="1" r:id="rIdjaukpee5jbas5olc0nzyt">
+        <w:r>
+          <w:rPr>
+            <w:rFonts w:ascii="Calibri" w:cs="Calibri" w:eastAsia="Calibri" w:hAnsi="Calibri"/>
+            <w:color w:val="1F5C8B"/>
+            <w:sz w:val="18"/>
+            <w:szCs w:val="18"/>
+            <w:u w:val="single"/>
+          </w:rPr>
+          <w:t xml:space="preserve">Islamic Center Of Lake Travis</w:t>
+        </w:r>
+      </w:hyperlink>
+      <w:r>
+        <w:rPr>
+          <w:rFonts w:ascii="Calibri" w:cs="Calibri" w:eastAsia="Calibri" w:hAnsi="Calibri"/>
+          <w:color w:val="1A1A1A"/>
+          <w:sz w:val="18"/>
+          <w:szCs w:val="18"/>
+        </w:rPr>
+        <w:t xml:space="preserve"> — Fajr 06:15, Dhuhr 13:45, Asr 18:40, Maghrib 19:52, Isha 21:30 — Jumu'ah 13:35</w:t>
+      </w:r>
+    </w:p>
+    <w:p>
+      <w:pPr>
+        <w:pStyle w:val="ListParagraph"/>
+        <w:numPr>
+          <w:ilvl w:val="0"/>
+          <w:numId w:val="1"/>
+        </w:numPr>
+        <w:spacing w:after="60" w:line="266"/>
+      </w:pPr>
+      <w:hyperlink w:history="1" r:id="rIdam8ksuek9k5caa3xsgoox">
+        <w:r>
+          <w:rPr>
+            <w:rFonts w:ascii="Calibri" w:cs="Calibri" w:eastAsia="Calibri" w:hAnsi="Calibri"/>
+            <w:color w:val="1F5C8B"/>
+            <w:sz w:val="18"/>
+            <w:szCs w:val="18"/>
+            <w:u w:val="single"/>
+          </w:rPr>
+          <w:t xml:space="preserve">Islamic Center of Amarillo</w:t>
+        </w:r>
+      </w:hyperlink>
+      <w:r>
+        <w:rPr>
+          <w:rFonts w:ascii="Calibri" w:cs="Calibri" w:eastAsia="Calibri" w:hAnsi="Calibri"/>
+          <w:color w:val="1A1A1A"/>
+          <w:sz w:val="18"/>
+          <w:szCs w:val="18"/>
+        </w:rPr>
+        <w:t xml:space="preserve"> — Fajr 06:20, Dhuhr 13:58, Asr 17:33, Maghrib 20:21, Isha 21:32 — Jumu'ah 14:15</w:t>
+      </w:r>
+    </w:p>
+    <w:p>
+      <w:pPr>
+        <w:pStyle w:val="ListParagraph"/>
+        <w:numPr>
+          <w:ilvl w:val="0"/>
+          <w:numId w:val="1"/>
+        </w:numPr>
+        <w:spacing w:after="60" w:line="266"/>
+      </w:pPr>
+      <w:hyperlink w:history="1" r:id="rIdc8ncrikdyfm2h1km3dqbn">
+        <w:r>
+          <w:rPr>
+            <w:rFonts w:ascii="Calibri" w:cs="Calibri" w:eastAsia="Calibri" w:hAnsi="Calibri"/>
+            <w:color w:val="1F5C8B"/>
+            <w:sz w:val="18"/>
+            <w:szCs w:val="18"/>
+            <w:u w:val="single"/>
+          </w:rPr>
+          <w:t xml:space="preserve">Islamic Center of Aubrey</w:t>
+        </w:r>
+      </w:hyperlink>
+      <w:r>
+        <w:rPr>
+          <w:rFonts w:ascii="Calibri" w:cs="Calibri" w:eastAsia="Calibri" w:hAnsi="Calibri"/>
+          <w:color w:val="1A1A1A"/>
+          <w:sz w:val="18"/>
+          <w:szCs w:val="18"/>
+        </w:rPr>
+        <w:t xml:space="preserve"> — Fajr 06:30, Dhuhr 14:00, Asr 18:30, Maghrib 19:54, Isha 21:15 — Jumu'ah 13:50, 14:45</w:t>
+      </w:r>
+    </w:p>
+    <w:p>
+      <w:pPr>
+        <w:pStyle w:val="ListParagraph"/>
+        <w:numPr>
+          <w:ilvl w:val="0"/>
+          <w:numId w:val="1"/>
+        </w:numPr>
+        <w:spacing w:after="60" w:line="266"/>
+      </w:pPr>
+      <w:hyperlink w:history="1" r:id="rIdn8xcjkxzck3_ho0o1td22">
+        <w:r>
+          <w:rPr>
+            <w:rFonts w:ascii="Calibri" w:cs="Calibri" w:eastAsia="Calibri" w:hAnsi="Calibri"/>
+            <w:color w:val="1F5C8B"/>
+            <w:sz w:val="18"/>
+            <w:szCs w:val="18"/>
+            <w:u w:val="single"/>
+          </w:rPr>
+          <w:t xml:space="preserve">Islamic Center of Brushy Creek</w:t>
+        </w:r>
+      </w:hyperlink>
+      <w:r>
+        <w:rPr>
+          <w:rFonts w:ascii="Calibri" w:cs="Calibri" w:eastAsia="Calibri" w:hAnsi="Calibri"/>
+          <w:color w:val="1A1A1A"/>
+          <w:sz w:val="18"/>
+          <w:szCs w:val="18"/>
+        </w:rPr>
+        <w:t xml:space="preserve"> — Fajr 06:30, Dhuhr 14:00, Asr 18:15, Maghrib 19:56, Isha 21:15 — Jumu'ah 12:00, 13:00, 14:00, 15:00</w:t>
+      </w:r>
+    </w:p>
+    <w:p>
+      <w:pPr>
+        <w:pStyle w:val="ListParagraph"/>
+        <w:numPr>
+          <w:ilvl w:val="0"/>
+          <w:numId w:val="1"/>
+        </w:numPr>
+        <w:spacing w:after="60" w:line="266"/>
+      </w:pPr>
+      <w:hyperlink w:history="1" r:id="rIddgxfr6y1uci9_ujdfzcro">
+        <w:r>
+          <w:rPr>
+            <w:rFonts w:ascii="Calibri" w:cs="Calibri" w:eastAsia="Calibri" w:hAnsi="Calibri"/>
+            <w:color w:val="1F5C8B"/>
+            <w:sz w:val="18"/>
+            <w:szCs w:val="18"/>
+            <w:u w:val="single"/>
+          </w:rPr>
+          <w:t xml:space="preserve">Islamic Center of Conroe ICC (Masjid Bilal)</w:t>
+        </w:r>
+      </w:hyperlink>
+      <w:r>
+        <w:rPr>
+          <w:rFonts w:ascii="Calibri" w:cs="Calibri" w:eastAsia="Calibri" w:hAnsi="Calibri"/>
+          <w:color w:val="1A1A1A"/>
+          <w:sz w:val="18"/>
+          <w:szCs w:val="18"/>
+        </w:rPr>
+        <w:t xml:space="preserve"> — Fajr 06:15, Dhuhr 14:00, Asr 18:25, Maghrib 19:58, Isha 21:15 — Jumu'ah 13:55</w:t>
+      </w:r>
+    </w:p>
+    <w:p>
+      <w:pPr>
+        <w:pStyle w:val="ListParagraph"/>
+        <w:numPr>
+          <w:ilvl w:val="0"/>
+          <w:numId w:val="1"/>
+        </w:numPr>
+        <w:spacing w:after="60" w:line="266"/>
+      </w:pPr>
+      <w:hyperlink w:history="1" r:id="rIdzjd1fi0sqba7nijphzl49">
+        <w:r>
+          <w:rPr>
+            <w:rFonts w:ascii="Calibri" w:cs="Calibri" w:eastAsia="Calibri" w:hAnsi="Calibri"/>
+            <w:color w:val="1F5C8B"/>
+            <w:sz w:val="18"/>
+            <w:szCs w:val="18"/>
+            <w:u w:val="single"/>
+          </w:rPr>
+          <w:t xml:space="preserve">Islamic Center of Euless</w:t>
+        </w:r>
+      </w:hyperlink>
+      <w:r>
+        <w:rPr>
+          <w:rFonts w:ascii="Calibri" w:cs="Calibri" w:eastAsia="Calibri" w:hAnsi="Calibri"/>
+          <w:color w:val="1A1A1A"/>
+          <w:sz w:val="18"/>
+          <w:szCs w:val="18"/>
+        </w:rPr>
+        <w:t xml:space="preserve"> — Fajr 06:15, Dhuhr 14:00, Asr 17:30, Maghrib 19:59, Isha 21:30 — Jumu'ah 13:30, 15:00</w:t>
+      </w:r>
+    </w:p>
+    <w:p>
+      <w:pPr>
+        <w:pStyle w:val="ListParagraph"/>
+        <w:numPr>
+          <w:ilvl w:val="0"/>
+          <w:numId w:val="1"/>
+        </w:numPr>
+        <w:spacing w:after="60" w:line="266"/>
+      </w:pPr>
+      <w:hyperlink w:history="1" r:id="rIdjlcgippyw_rsxv2o6c4op">
+        <w:r>
+          <w:rPr>
+            <w:rFonts w:ascii="Calibri" w:cs="Calibri" w:eastAsia="Calibri" w:hAnsi="Calibri"/>
+            <w:color w:val="1F5C8B"/>
+            <w:sz w:val="18"/>
+            <w:szCs w:val="18"/>
+            <w:u w:val="single"/>
+          </w:rPr>
+          <w:t xml:space="preserve">Islamic Center of Galveston - Masjid</w:t>
+        </w:r>
+      </w:hyperlink>
+      <w:r>
+        <w:rPr>
+          <w:rFonts w:ascii="Calibri" w:cs="Calibri" w:eastAsia="Calibri" w:hAnsi="Calibri"/>
+          <w:color w:val="1A1A1A"/>
+          <w:sz w:val="18"/>
+          <w:szCs w:val="18"/>
+        </w:rPr>
+        <w:t xml:space="preserve"> — Fajr 06:00, Dhuhr 13:30, Asr 17:00, Maghrib —, Isha 21:00 — Jumu'ah 13:30</w:t>
+      </w:r>
+    </w:p>
+    <w:p>
+      <w:pPr>
+        <w:pStyle w:val="ListParagraph"/>
+        <w:numPr>
+          <w:ilvl w:val="0"/>
+          <w:numId w:val="1"/>
+        </w:numPr>
+        <w:spacing w:after="60" w:line="266"/>
+      </w:pPr>
+      <w:hyperlink w:history="1" r:id="rIdixevuyxn4satgfiqxfane">
+        <w:r>
+          <w:rPr>
+            <w:rFonts w:ascii="Calibri" w:cs="Calibri" w:eastAsia="Calibri" w:hAnsi="Calibri"/>
+            <w:color w:val="1F5C8B"/>
+            <w:sz w:val="18"/>
+            <w:szCs w:val="18"/>
+            <w:u w:val="single"/>
+          </w:rPr>
+          <w:t xml:space="preserve">Islamic Center of Greater Austin</w:t>
+        </w:r>
+      </w:hyperlink>
+      <w:r>
+        <w:rPr>
+          <w:rFonts w:ascii="Calibri" w:cs="Calibri" w:eastAsia="Calibri" w:hAnsi="Calibri"/>
+          <w:color w:val="1A1A1A"/>
+          <w:sz w:val="18"/>
+          <w:szCs w:val="18"/>
+        </w:rPr>
+        <w:t xml:space="preserve"> — Fajr 06:04, Dhuhr 13:31, Asr 17:04, Maghrib 19:51, Isha 20:58</w:t>
+      </w:r>
+    </w:p>
+    <w:p>
+      <w:pPr>
+        <w:pStyle w:val="ListParagraph"/>
+        <w:numPr>
+          <w:ilvl w:val="0"/>
+          <w:numId w:val="1"/>
+        </w:numPr>
+        <w:spacing w:after="60" w:line="266"/>
+      </w:pPr>
+      <w:hyperlink w:history="1" r:id="rId2pumbq-_qrgjzq5r6epcg">
+        <w:r>
+          <w:rPr>
+            <w:rFonts w:ascii="Calibri" w:cs="Calibri" w:eastAsia="Calibri" w:hAnsi="Calibri"/>
+            <w:color w:val="1F5C8B"/>
+            <w:sz w:val="18"/>
+            <w:szCs w:val="18"/>
+            <w:u w:val="single"/>
+          </w:rPr>
+          <w:t xml:space="preserve">Islamic Center of Harlingen</w:t>
+        </w:r>
+      </w:hyperlink>
+      <w:r>
+        <w:rPr>
+          <w:rFonts w:ascii="Calibri" w:cs="Calibri" w:eastAsia="Calibri" w:hAnsi="Calibri"/>
+          <w:color w:val="1A1A1A"/>
+          <w:sz w:val="18"/>
+          <w:szCs w:val="18"/>
+        </w:rPr>
+        <w:t xml:space="preserve"> — Fajr 06:00, Dhuhr 14:00, Asr 17:30, Maghrib —, Isha 21:35</w:t>
+      </w:r>
+    </w:p>
+    <w:p>
+      <w:pPr>
+        <w:pStyle w:val="ListParagraph"/>
+        <w:numPr>
+          <w:ilvl w:val="0"/>
+          <w:numId w:val="1"/>
+        </w:numPr>
+        <w:spacing w:after="60" w:line="266"/>
+      </w:pPr>
+      <w:hyperlink w:history="1" r:id="rIdfhigcqkatqxsimhetkfe9">
+        <w:r>
+          <w:rPr>
+            <w:rFonts w:ascii="Calibri" w:cs="Calibri" w:eastAsia="Calibri" w:hAnsi="Calibri"/>
+            <w:color w:val="1F5C8B"/>
+            <w:sz w:val="18"/>
+            <w:szCs w:val="18"/>
+            <w:u w:val="single"/>
+          </w:rPr>
+          <w:t xml:space="preserve">Islamic Center of Hays County (Masjid Bilal)</w:t>
+        </w:r>
+      </w:hyperlink>
+      <w:r>
+        <w:rPr>
+          <w:rFonts w:ascii="Calibri" w:cs="Calibri" w:eastAsia="Calibri" w:hAnsi="Calibri"/>
+          <w:color w:val="1A1A1A"/>
+          <w:sz w:val="18"/>
+          <w:szCs w:val="18"/>
+        </w:rPr>
+        <w:t xml:space="preserve"> — Fajr 06:15, Dhuhr 14:00, Asr 18:00, Maghrib 20:01, Isha 21:15 — Jumu'ah 14:10</w:t>
+      </w:r>
+    </w:p>
+    <w:p>
+      <w:pPr>
+        <w:pStyle w:val="ListParagraph"/>
+        <w:numPr>
+          <w:ilvl w:val="0"/>
+          <w:numId w:val="1"/>
+        </w:numPr>
+        <w:spacing w:after="60" w:line="266"/>
+      </w:pPr>
+      <w:hyperlink w:history="1" r:id="rId1lqkfh9kspuiwqgwzyq65">
+        <w:r>
+          <w:rPr>
+            <w:rFonts w:ascii="Calibri" w:cs="Calibri" w:eastAsia="Calibri" w:hAnsi="Calibri"/>
+            <w:color w:val="1F5C8B"/>
+            <w:sz w:val="18"/>
+            <w:szCs w:val="18"/>
+            <w:u w:val="single"/>
+          </w:rPr>
+          <w:t xml:space="preserve">Islamic Center of Hewitt / Al- Hidaya Mosque</w:t>
+        </w:r>
+      </w:hyperlink>
+      <w:r>
+        <w:rPr>
+          <w:rFonts w:ascii="Calibri" w:cs="Calibri" w:eastAsia="Calibri" w:hAnsi="Calibri"/>
+          <w:color w:val="1A1A1A"/>
+          <w:sz w:val="18"/>
+          <w:szCs w:val="18"/>
+        </w:rPr>
+        <w:t xml:space="preserve"> — Fajr 06:15, Dhuhr 13:45, Asr 18:15, Maghrib 19:54, Isha 21:30 — Jumu'ah 14:00</w:t>
+      </w:r>
+    </w:p>
+    <w:p>
+      <w:pPr>
+        <w:pStyle w:val="ListParagraph"/>
+        <w:numPr>
+          <w:ilvl w:val="0"/>
+          <w:numId w:val="1"/>
+        </w:numPr>
+        <w:spacing w:after="60" w:line="266"/>
+      </w:pPr>
+      <w:hyperlink w:history="1" r:id="rIdwcji92pppf2uszbq8dmea">
+        <w:r>
+          <w:rPr>
+            <w:rFonts w:ascii="Calibri" w:cs="Calibri" w:eastAsia="Calibri" w:hAnsi="Calibri"/>
+            <w:color w:val="1F5C8B"/>
+            <w:sz w:val="18"/>
+            <w:szCs w:val="18"/>
+            <w:u w:val="single"/>
+          </w:rPr>
+          <w:t xml:space="preserve">Islamic Center of Lake Worth</w:t>
+        </w:r>
+      </w:hyperlink>
+      <w:r>
+        <w:rPr>
+          <w:rFonts w:ascii="Calibri" w:cs="Calibri" w:eastAsia="Calibri" w:hAnsi="Calibri"/>
+          <w:color w:val="1A1A1A"/>
+          <w:sz w:val="18"/>
+          <w:szCs w:val="18"/>
+        </w:rPr>
+        <w:t xml:space="preserve"> — Fajr 06:30, Dhuhr 14:00, Asr 17:30, Maghrib 20:15, Isha 21:30 — Jumu'ah 14:00</w:t>
+      </w:r>
+    </w:p>
+    <w:p>
+      <w:pPr>
+        <w:pStyle w:val="ListParagraph"/>
+        <w:numPr>
+          <w:ilvl w:val="0"/>
+          <w:numId w:val="1"/>
+        </w:numPr>
+        <w:spacing w:after="60" w:line="266"/>
+      </w:pPr>
+      <w:hyperlink w:history="1" r:id="rId0lnxoz-vybpxfg2xrokjc">
+        <w:r>
+          <w:rPr>
+            <w:rFonts w:ascii="Calibri" w:cs="Calibri" w:eastAsia="Calibri" w:hAnsi="Calibri"/>
+            <w:color w:val="1F5C8B"/>
+            <w:sz w:val="18"/>
+            <w:szCs w:val="18"/>
+            <w:u w:val="single"/>
+          </w:rPr>
+          <w:t xml:space="preserve">Islamic Center of Laredo مسجد</w:t>
+        </w:r>
+      </w:hyperlink>
+      <w:r>
+        <w:rPr>
+          <w:rFonts w:ascii="Calibri" w:cs="Calibri" w:eastAsia="Calibri" w:hAnsi="Calibri"/>
+          <w:color w:val="1A1A1A"/>
+          <w:sz w:val="18"/>
+          <w:szCs w:val="18"/>
+        </w:rPr>
+        <w:t xml:space="preserve"> — Fajr 06:33, Dhuhr 13:57, Asr 17:24, Maghrib 20:00, Isha 21:15 — Jumu'ah 13:50</w:t>
+      </w:r>
+    </w:p>
+    <w:p>
+      <w:pPr>
+        <w:pStyle w:val="ListParagraph"/>
+        <w:numPr>
+          <w:ilvl w:val="0"/>
+          <w:numId w:val="1"/>
+        </w:numPr>
+        <w:spacing w:after="60" w:line="266"/>
+      </w:pPr>
+      <w:hyperlink w:history="1" r:id="rIdaaayhoiwy2d9efpye405n">
+        <w:r>
+          <w:rPr>
+            <w:rFonts w:ascii="Calibri" w:cs="Calibri" w:eastAsia="Calibri" w:hAnsi="Calibri"/>
+            <w:color w:val="1F5C8B"/>
+            <w:sz w:val="18"/>
+            <w:szCs w:val="18"/>
+            <w:u w:val="single"/>
+          </w:rPr>
+          <w:t xml:space="preserve">Islamic Center of Round Rock</w:t>
+        </w:r>
+      </w:hyperlink>
+      <w:r>
+        <w:rPr>
+          <w:rFonts w:ascii="Calibri" w:cs="Calibri" w:eastAsia="Calibri" w:hAnsi="Calibri"/>
+          <w:color w:val="1A1A1A"/>
+          <w:sz w:val="18"/>
+          <w:szCs w:val="18"/>
+        </w:rPr>
+        <w:t xml:space="preserve"> — Fajr 06:15, Dhuhr 14:00, Asr 18:40, Maghrib 19:55, Isha 21:30 — Jumu'ah 13:40, 14:30</w:t>
+      </w:r>
+    </w:p>
+    <w:p>
+      <w:pPr>
+        <w:pStyle w:val="ListParagraph"/>
+        <w:numPr>
+          <w:ilvl w:val="0"/>
+          <w:numId w:val="1"/>
+        </w:numPr>
+        <w:spacing w:after="60" w:line="266"/>
+      </w:pPr>
+      <w:hyperlink w:history="1" r:id="rIdprbztkopbatwy0hb9qx2s">
+        <w:r>
+          <w:rPr>
+            <w:rFonts w:ascii="Calibri" w:cs="Calibri" w:eastAsia="Calibri" w:hAnsi="Calibri"/>
+            <w:color w:val="1F5C8B"/>
+            <w:sz w:val="18"/>
+            <w:szCs w:val="18"/>
+            <w:u w:val="single"/>
+          </w:rPr>
+          <w:t xml:space="preserve">Islamic Center of Rowlett</w:t>
+        </w:r>
+      </w:hyperlink>
+      <w:r>
+        <w:rPr>
+          <w:rFonts w:ascii="Calibri" w:cs="Calibri" w:eastAsia="Calibri" w:hAnsi="Calibri"/>
+          <w:color w:val="1A1A1A"/>
+          <w:sz w:val="18"/>
+          <w:szCs w:val="18"/>
+        </w:rPr>
+        <w:t xml:space="preserve"> — Fajr 06:30, Dhuhr 14:00, Asr 18:15, Maghrib 20:01, Isha 21:15 — Jumu'ah 13:35</w:t>
+      </w:r>
+    </w:p>
+    <w:p>
+      <w:pPr>
+        <w:pStyle w:val="ListParagraph"/>
+        <w:numPr>
+          <w:ilvl w:val="0"/>
+          <w:numId w:val="1"/>
+        </w:numPr>
+        <w:spacing w:after="60" w:line="266"/>
+      </w:pPr>
+      <w:hyperlink w:history="1" r:id="rIdywdcmyu4pmik_uw1264ms">
+        <w:r>
+          <w:rPr>
+            <w:rFonts w:ascii="Calibri" w:cs="Calibri" w:eastAsia="Calibri" w:hAnsi="Calibri"/>
+            <w:color w:val="1F5C8B"/>
+            <w:sz w:val="18"/>
+            <w:szCs w:val="18"/>
+            <w:u w:val="single"/>
+          </w:rPr>
+          <w:t xml:space="preserve">Islamic Center of Southlake</w:t>
+        </w:r>
+      </w:hyperlink>
+      <w:r>
+        <w:rPr>
+          <w:rFonts w:ascii="Calibri" w:cs="Calibri" w:eastAsia="Calibri" w:hAnsi="Calibri"/>
+          <w:color w:val="1A1A1A"/>
+          <w:sz w:val="18"/>
+          <w:szCs w:val="18"/>
+        </w:rPr>
+        <w:t xml:space="preserve"> — Fajr 06:15, Dhuhr 13:45, Asr 18:15, Maghrib 19:55, Isha 21:15 — Jumu'ah 14:00, 15:00</w:t>
+      </w:r>
+    </w:p>
+    <w:p>
+      <w:pPr>
+        <w:pStyle w:val="ListParagraph"/>
+        <w:numPr>
+          <w:ilvl w:val="0"/>
+          <w:numId w:val="1"/>
+        </w:numPr>
+        <w:spacing w:after="60" w:line="266"/>
+      </w:pPr>
+      <w:hyperlink w:history="1" r:id="rId7o4m_oh_dljocjjaofg9e">
+        <w:r>
+          <w:rPr>
+            <w:rFonts w:ascii="Calibri" w:cs="Calibri" w:eastAsia="Calibri" w:hAnsi="Calibri"/>
+            <w:color w:val="1F5C8B"/>
+            <w:sz w:val="18"/>
+            <w:szCs w:val="18"/>
+            <w:u w:val="single"/>
+          </w:rPr>
+          <w:t xml:space="preserve">Islamic Center of Victoria مسجد</w:t>
+        </w:r>
+      </w:hyperlink>
+      <w:r>
+        <w:rPr>
+          <w:rFonts w:ascii="Calibri" w:cs="Calibri" w:eastAsia="Calibri" w:hAnsi="Calibri"/>
+          <w:color w:val="1A1A1A"/>
+          <w:sz w:val="18"/>
+          <w:szCs w:val="18"/>
+        </w:rPr>
+        <w:t xml:space="preserve"> — Fajr 06:15, Dhuhr 14:00, Asr 17:15, Maghrib —, Isha 21:30 — Jumu'ah 13:30</w:t>
+      </w:r>
+    </w:p>
+    <w:p>
+      <w:pPr>
+        <w:pStyle w:val="ListParagraph"/>
+        <w:numPr>
+          <w:ilvl w:val="0"/>
+          <w:numId w:val="1"/>
+        </w:numPr>
+        <w:spacing w:after="60" w:line="266"/>
+      </w:pPr>
+      <w:hyperlink w:history="1" r:id="rIdznyoszajxrk31cn9ithxm">
+        <w:r>
+          <w:rPr>
+            <w:rFonts w:ascii="Calibri" w:cs="Calibri" w:eastAsia="Calibri" w:hAnsi="Calibri"/>
+            <w:color w:val="1F5C8B"/>
+            <w:sz w:val="18"/>
+            <w:szCs w:val="18"/>
+            <w:u w:val="single"/>
+          </w:rPr>
+          <w:t xml:space="preserve">Islamic Education Center</w:t>
+        </w:r>
+      </w:hyperlink>
+      <w:r>
+        <w:rPr>
+          <w:rFonts w:ascii="Calibri" w:cs="Calibri" w:eastAsia="Calibri" w:hAnsi="Calibri"/>
+          <w:color w:val="1A1A1A"/>
+          <w:sz w:val="18"/>
+          <w:szCs w:val="18"/>
+        </w:rPr>
+        <w:t xml:space="preserve"> — Fajr 05:41, Dhuhr 13:21, Asr 17:53, Maghrib 19:58, Isha 20:43</w:t>
+      </w:r>
+    </w:p>
+    <w:p>
+      <w:pPr>
+        <w:pStyle w:val="ListParagraph"/>
+        <w:numPr>
+          <w:ilvl w:val="0"/>
+          <w:numId w:val="1"/>
+        </w:numPr>
+        <w:spacing w:after="60" w:line="266"/>
+      </w:pPr>
+      <w:hyperlink w:history="1" r:id="rIdvflosvug2_9dkokw8fhuk">
+        <w:r>
+          <w:rPr>
+            <w:rFonts w:ascii="Calibri" w:cs="Calibri" w:eastAsia="Calibri" w:hAnsi="Calibri"/>
+            <w:color w:val="1F5C8B"/>
+            <w:sz w:val="18"/>
+            <w:szCs w:val="18"/>
+            <w:u w:val="single"/>
+          </w:rPr>
+          <w:t xml:space="preserve">Islamic Society Of Mesquite</w:t>
+        </w:r>
+      </w:hyperlink>
+      <w:r>
+        <w:rPr>
+          <w:rFonts w:ascii="Calibri" w:cs="Calibri" w:eastAsia="Calibri" w:hAnsi="Calibri"/>
+          <w:color w:val="1A1A1A"/>
+          <w:sz w:val="18"/>
+          <w:szCs w:val="18"/>
+        </w:rPr>
+        <w:t xml:space="preserve"> — Fajr 06:15, Dhuhr 13:45, Asr 18:30, Maghrib 20:00, Isha 21:30 — Jumu'ah 14:15</w:t>
+      </w:r>
+    </w:p>
+    <w:p>
+      <w:pPr>
+        <w:pStyle w:val="ListParagraph"/>
+        <w:numPr>
+          <w:ilvl w:val="0"/>
+          <w:numId w:val="1"/>
+        </w:numPr>
+        <w:spacing w:after="60" w:line="266"/>
+      </w:pPr>
+      <w:hyperlink w:history="1" r:id="rIdtoz5qjg86hchcrxg5rc5l">
+        <w:r>
+          <w:rPr>
+            <w:rFonts w:ascii="Calibri" w:cs="Calibri" w:eastAsia="Calibri" w:hAnsi="Calibri"/>
+            <w:color w:val="1F5C8B"/>
+            <w:sz w:val="18"/>
+            <w:szCs w:val="18"/>
+            <w:u w:val="single"/>
+          </w:rPr>
+          <w:t xml:space="preserve">Islamic Society Of South Texas</w:t>
+        </w:r>
+      </w:hyperlink>
+      <w:r>
+        <w:rPr>
+          <w:rFonts w:ascii="Calibri" w:cs="Calibri" w:eastAsia="Calibri" w:hAnsi="Calibri"/>
+          <w:color w:val="1A1A1A"/>
+          <w:sz w:val="18"/>
+          <w:szCs w:val="18"/>
+        </w:rPr>
+        <w:t xml:space="preserve"> — Fajr 06:20, Dhuhr 13:45, Asr 17:30, Maghrib —, Isha 21:30 — Jumu'ah 13:45</w:t>
+      </w:r>
+    </w:p>
+    <w:p>
+      <w:pPr>
+        <w:pStyle w:val="ListParagraph"/>
+        <w:numPr>
+          <w:ilvl w:val="0"/>
+          <w:numId w:val="1"/>
+        </w:numPr>
+        <w:spacing w:after="60" w:line="266"/>
+      </w:pPr>
+      <w:hyperlink w:history="1" r:id="rIdcx6hjkfaqxnz7k6htc1tb">
+        <w:r>
+          <w:rPr>
+            <w:rFonts w:ascii="Calibri" w:cs="Calibri" w:eastAsia="Calibri" w:hAnsi="Calibri"/>
+            <w:color w:val="1F5C8B"/>
+            <w:sz w:val="18"/>
+            <w:szCs w:val="18"/>
+            <w:u w:val="single"/>
+          </w:rPr>
+          <w:t xml:space="preserve">Islamic Society of Brownsville</w:t>
+        </w:r>
+      </w:hyperlink>
+      <w:r>
+        <w:rPr>
+          <w:rFonts w:ascii="Calibri" w:cs="Calibri" w:eastAsia="Calibri" w:hAnsi="Calibri"/>
+          <w:color w:val="1A1A1A"/>
+          <w:sz w:val="18"/>
+          <w:szCs w:val="18"/>
+        </w:rPr>
+        <w:t xml:space="preserve"> — Fajr 06:30, Dhuhr 14:30, Asr 18:00, Maghrib —, Isha 21:30 — Jumu'ah 14:00</w:t>
+      </w:r>
+    </w:p>
+    <w:p>
+      <w:pPr>
+        <w:pStyle w:val="ListParagraph"/>
+        <w:numPr>
+          <w:ilvl w:val="0"/>
+          <w:numId w:val="1"/>
+        </w:numPr>
+        <w:spacing w:after="60" w:line="266"/>
+      </w:pPr>
+      <w:hyperlink w:history="1" r:id="rIdymvub728tvtsretc9ll6e">
+        <w:r>
+          <w:rPr>
+            <w:rFonts w:ascii="Calibri" w:cs="Calibri" w:eastAsia="Calibri" w:hAnsi="Calibri"/>
+            <w:color w:val="1F5C8B"/>
+            <w:sz w:val="18"/>
+            <w:szCs w:val="18"/>
+            <w:u w:val="single"/>
+          </w:rPr>
+          <w:t xml:space="preserve">Islamic Society of Denton</w:t>
+        </w:r>
+      </w:hyperlink>
+      <w:r>
+        <w:rPr>
+          <w:rFonts w:ascii="Calibri" w:cs="Calibri" w:eastAsia="Calibri" w:hAnsi="Calibri"/>
+          <w:color w:val="1A1A1A"/>
+          <w:sz w:val="18"/>
+          <w:szCs w:val="18"/>
+        </w:rPr>
+        <w:t xml:space="preserve"> — Fajr 06:00, Dhuhr 13:00, Asr 16:15, Maghrib 18:29, Isha 19:45</w:t>
+      </w:r>
+    </w:p>
+    <w:p>
+      <w:pPr>
+        <w:pStyle w:val="ListParagraph"/>
+        <w:numPr>
+          <w:ilvl w:val="0"/>
+          <w:numId w:val="1"/>
+        </w:numPr>
+        <w:spacing w:after="60" w:line="266"/>
+      </w:pPr>
+      <w:hyperlink w:history="1" r:id="rIdbpneyjy2anmngflngzo8m">
+        <w:r>
+          <w:rPr>
+            <w:rFonts w:ascii="Calibri" w:cs="Calibri" w:eastAsia="Calibri" w:hAnsi="Calibri"/>
+            <w:color w:val="1F5C8B"/>
+            <w:sz w:val="18"/>
+            <w:szCs w:val="18"/>
+            <w:u w:val="single"/>
+          </w:rPr>
+          <w:t xml:space="preserve">Islamic center of Wylie, Masjid</w:t>
+        </w:r>
+      </w:hyperlink>
+      <w:r>
+        <w:rPr>
+          <w:rFonts w:ascii="Calibri" w:cs="Calibri" w:eastAsia="Calibri" w:hAnsi="Calibri"/>
+          <w:color w:val="1A1A1A"/>
+          <w:sz w:val="18"/>
+          <w:szCs w:val="18"/>
+        </w:rPr>
+        <w:t xml:space="preserve"> — Fajr 06:15, Dhuhr 13:45, Asr 18:15, Maghrib 19:57, Isha 21:30 — Jumu'ah 13:45</w:t>
+      </w:r>
+    </w:p>
+    <w:p>
+      <w:pPr>
+        <w:pStyle w:val="ListParagraph"/>
+        <w:numPr>
+          <w:ilvl w:val="0"/>
+          <w:numId w:val="1"/>
+        </w:numPr>
+        <w:spacing w:after="60" w:line="266"/>
+      </w:pPr>
+      <w:hyperlink w:history="1" r:id="rIdppxnnuk7348fks2wgouu3">
+        <w:r>
+          <w:rPr>
+            <w:rFonts w:ascii="Calibri" w:cs="Calibri" w:eastAsia="Calibri" w:hAnsi="Calibri"/>
+            <w:color w:val="1F5C8B"/>
+            <w:sz w:val="18"/>
+            <w:szCs w:val="18"/>
+            <w:u w:val="single"/>
+          </w:rPr>
+          <w:t xml:space="preserve">Keller Islamic Center (KIC)</w:t>
+        </w:r>
+      </w:hyperlink>
+      <w:r>
+        <w:rPr>
+          <w:rFonts w:ascii="Calibri" w:cs="Calibri" w:eastAsia="Calibri" w:hAnsi="Calibri"/>
+          <w:color w:val="1A1A1A"/>
+          <w:sz w:val="18"/>
+          <w:szCs w:val="18"/>
+        </w:rPr>
+        <w:t xml:space="preserve"> — Fajr 06:30, Dhuhr 13:45, Asr 18:15, Maghrib 19:58, Isha 21:15 — Jumu'ah 13:35</w:t>
+      </w:r>
+    </w:p>
+    <w:p>
+      <w:pPr>
+        <w:pStyle w:val="ListParagraph"/>
+        <w:numPr>
+          <w:ilvl w:val="0"/>
+          <w:numId w:val="1"/>
+        </w:numPr>
+        <w:spacing w:after="60" w:line="266"/>
+      </w:pPr>
+      <w:hyperlink w:history="1" r:id="rIdvsqfqvp9ufe_b0qxsyto-">
+        <w:r>
+          <w:rPr>
+            <w:rFonts w:ascii="Calibri" w:cs="Calibri" w:eastAsia="Calibri" w:hAnsi="Calibri"/>
+            <w:color w:val="1F5C8B"/>
+            <w:sz w:val="18"/>
+            <w:szCs w:val="18"/>
+            <w:u w:val="single"/>
+          </w:rPr>
+          <w:t xml:space="preserve">Kingwood Islamic Center (Kingwood Mosque)</w:t>
+        </w:r>
+      </w:hyperlink>
+      <w:r>
+        <w:rPr>
+          <w:rFonts w:ascii="Calibri" w:cs="Calibri" w:eastAsia="Calibri" w:hAnsi="Calibri"/>
+          <w:color w:val="1A1A1A"/>
+          <w:sz w:val="18"/>
+          <w:szCs w:val="18"/>
+        </w:rPr>
+        <w:t xml:space="preserve"> — Fajr 06:15, Dhuhr 14:00, Asr 18:15, Maghrib 20:42, Isha 21:00 — Jumu'ah 13:30, 14:40</w:t>
+      </w:r>
+    </w:p>
+    <w:p>
+      <w:pPr>
+        <w:pStyle w:val="ListParagraph"/>
+        <w:numPr>
+          <w:ilvl w:val="0"/>
+          <w:numId w:val="1"/>
+        </w:numPr>
+        <w:spacing w:after="60" w:line="266"/>
+      </w:pPr>
+      <w:hyperlink w:history="1" r:id="rId1if1t5j9a5i9l6zxvsjis">
+        <w:r>
+          <w:rPr>
+            <w:rFonts w:ascii="Calibri" w:cs="Calibri" w:eastAsia="Calibri" w:hAnsi="Calibri"/>
+            <w:color w:val="1F5C8B"/>
+            <w:sz w:val="18"/>
+            <w:szCs w:val="18"/>
+            <w:u w:val="single"/>
+          </w:rPr>
+          <w:t xml:space="preserve">Klein Islamic Center - Masjid</w:t>
+        </w:r>
+      </w:hyperlink>
+      <w:r>
+        <w:rPr>
+          <w:rFonts w:ascii="Calibri" w:cs="Calibri" w:eastAsia="Calibri" w:hAnsi="Calibri"/>
+          <w:color w:val="1A1A1A"/>
+          <w:sz w:val="18"/>
+          <w:szCs w:val="18"/>
+        </w:rPr>
+        <w:t xml:space="preserve"> — Fajr 06:15, Dhuhr 13:45, Asr 18:00, Maghrib 19:47, Isha 21:00 — Jumu'ah 13:30, 14:30</w:t>
+      </w:r>
+    </w:p>
+    <w:p>
+      <w:pPr>
+        <w:pStyle w:val="ListParagraph"/>
+        <w:numPr>
+          <w:ilvl w:val="0"/>
+          <w:numId w:val="1"/>
+        </w:numPr>
+        <w:spacing w:after="60" w:line="266"/>
+      </w:pPr>
+      <w:hyperlink w:history="1" r:id="rIdf7pvrgnaolzenyakt4eue">
+        <w:r>
+          <w:rPr>
+            <w:rFonts w:ascii="Calibri" w:cs="Calibri" w:eastAsia="Calibri" w:hAnsi="Calibri"/>
+            <w:color w:val="1F5C8B"/>
+            <w:sz w:val="18"/>
+            <w:szCs w:val="18"/>
+            <w:u w:val="single"/>
+          </w:rPr>
+          <w:t xml:space="preserve">MAS Katy Center (Masjid Al-Rahman)</w:t>
+        </w:r>
+      </w:hyperlink>
+      <w:r>
+        <w:rPr>
+          <w:rFonts w:ascii="Calibri" w:cs="Calibri" w:eastAsia="Calibri" w:hAnsi="Calibri"/>
+          <w:color w:val="1A1A1A"/>
+          <w:sz w:val="18"/>
+          <w:szCs w:val="18"/>
+        </w:rPr>
+        <w:t xml:space="preserve"> — Fajr 06:30, Dhuhr 13:35, Asr 17:15, Maghrib 19:47, Isha 21:00 — Jumu'ah 13:30, 15:30</w:t>
+      </w:r>
+    </w:p>
+    <w:p>
+      <w:pPr>
+        <w:pStyle w:val="ListParagraph"/>
+        <w:numPr>
+          <w:ilvl w:val="0"/>
+          <w:numId w:val="1"/>
+        </w:numPr>
+        <w:spacing w:after="60" w:line="266"/>
+      </w:pPr>
+      <w:hyperlink w:history="1" r:id="rIdf_f7hi8lpnbjo_iqlyjon">
+        <w:r>
+          <w:rPr>
+            <w:rFonts w:ascii="Calibri" w:cs="Calibri" w:eastAsia="Calibri" w:hAnsi="Calibri"/>
+            <w:color w:val="1F5C8B"/>
+            <w:sz w:val="18"/>
+            <w:szCs w:val="18"/>
+            <w:u w:val="single"/>
+          </w:rPr>
+          <w:t xml:space="preserve">MOMIN of Texas</w:t>
+        </w:r>
+      </w:hyperlink>
+      <w:r>
+        <w:rPr>
+          <w:rFonts w:ascii="Calibri" w:cs="Calibri" w:eastAsia="Calibri" w:hAnsi="Calibri"/>
+          <w:color w:val="1A1A1A"/>
+          <w:sz w:val="18"/>
+          <w:szCs w:val="18"/>
+        </w:rPr>
+        <w:t xml:space="preserve"> — Fajr 05:49, Dhuhr 13:26, Asr 13:26, Maghrib 20:03, Isha 20:03 — Jumu'ah 12:15</w:t>
+      </w:r>
+    </w:p>
+    <w:p>
+      <w:pPr>
+        <w:pStyle w:val="ListParagraph"/>
+        <w:numPr>
+          <w:ilvl w:val="0"/>
+          <w:numId w:val="1"/>
+        </w:numPr>
+        <w:spacing w:after="60" w:line="266"/>
+      </w:pPr>
+      <w:hyperlink w:history="1" r:id="rId761zukp_awoi6cudo58ox">
+        <w:r>
+          <w:rPr>
+            <w:rFonts w:ascii="Calibri" w:cs="Calibri" w:eastAsia="Calibri" w:hAnsi="Calibri"/>
+            <w:color w:val="1F5C8B"/>
+            <w:sz w:val="18"/>
+            <w:szCs w:val="18"/>
+            <w:u w:val="single"/>
+          </w:rPr>
+          <w:t xml:space="preserve">Madinah Masjid of Carrollton</w:t>
+        </w:r>
+      </w:hyperlink>
+      <w:r>
+        <w:rPr>
+          <w:rFonts w:ascii="Calibri" w:cs="Calibri" w:eastAsia="Calibri" w:hAnsi="Calibri"/>
+          <w:color w:val="1A1A1A"/>
+          <w:sz w:val="18"/>
+          <w:szCs w:val="18"/>
+        </w:rPr>
+        <w:t xml:space="preserve"> — Fajr 06:15, Dhuhr 13:45, Asr 18:30, Maghrib 19:52, Isha 21:30 — Jumu'ah 14:00, 14:30</w:t>
+      </w:r>
+    </w:p>
+    <w:p>
+      <w:pPr>
+        <w:pStyle w:val="ListParagraph"/>
+        <w:numPr>
+          <w:ilvl w:val="0"/>
+          <w:numId w:val="1"/>
+        </w:numPr>
+        <w:spacing w:after="60" w:line="266"/>
+      </w:pPr>
+      <w:hyperlink w:history="1" r:id="rIdyc1jqswoowu0hwxbatoen">
+        <w:r>
+          <w:rPr>
+            <w:rFonts w:ascii="Calibri" w:cs="Calibri" w:eastAsia="Calibri" w:hAnsi="Calibri"/>
+            <w:color w:val="1F5C8B"/>
+            <w:sz w:val="18"/>
+            <w:szCs w:val="18"/>
+            <w:u w:val="single"/>
+          </w:rPr>
+          <w:t xml:space="preserve">Makkah Masjid (Garland Mosque)</w:t>
+        </w:r>
+      </w:hyperlink>
+      <w:r>
+        <w:rPr>
+          <w:rFonts w:ascii="Calibri" w:cs="Calibri" w:eastAsia="Calibri" w:hAnsi="Calibri"/>
+          <w:color w:val="1A1A1A"/>
+          <w:sz w:val="18"/>
+          <w:szCs w:val="18"/>
+        </w:rPr>
+        <w:t xml:space="preserve"> — Fajr 06:30, Dhuhr 14:00, Asr 18:30, Maghrib 19:48, Isha 21:30 — Jumu'ah 14:10, 14:40</w:t>
+      </w:r>
+    </w:p>
+    <w:p>
+      <w:pPr>
+        <w:pStyle w:val="ListParagraph"/>
+        <w:numPr>
+          <w:ilvl w:val="0"/>
+          <w:numId w:val="1"/>
+        </w:numPr>
+        <w:spacing w:after="60" w:line="266"/>
+      </w:pPr>
+      <w:hyperlink w:history="1" r:id="rIdoucx_pqdmv2tfl7yphd8h">
+        <w:r>
+          <w:rPr>
+            <w:rFonts w:ascii="Calibri" w:cs="Calibri" w:eastAsia="Calibri" w:hAnsi="Calibri"/>
+            <w:color w:val="1F5C8B"/>
+            <w:sz w:val="18"/>
+            <w:szCs w:val="18"/>
+            <w:u w:val="single"/>
+          </w:rPr>
+          <w:t xml:space="preserve">Mansfield Islamic Center</w:t>
+        </w:r>
+      </w:hyperlink>
+      <w:r>
+        <w:rPr>
+          <w:rFonts w:ascii="Calibri" w:cs="Calibri" w:eastAsia="Calibri" w:hAnsi="Calibri"/>
+          <w:color w:val="1A1A1A"/>
+          <w:sz w:val="18"/>
+          <w:szCs w:val="18"/>
+        </w:rPr>
+        <w:t xml:space="preserve"> — Fajr 06:15, Dhuhr 14:15, Asr 17:30, Maghrib 19:59, Isha 21:15 — Jumu'ah 13:30, 14:30</w:t>
+      </w:r>
+    </w:p>
+    <w:p>
+      <w:pPr>
+        <w:pStyle w:val="ListParagraph"/>
+        <w:numPr>
+          <w:ilvl w:val="0"/>
+          <w:numId w:val="1"/>
+        </w:numPr>
+        <w:spacing w:after="60" w:line="266"/>
+      </w:pPr>
+      <w:hyperlink w:history="1" r:id="rIdp-3n1ncyzzsjyghwk6mrw">
+        <w:r>
+          <w:rPr>
+            <w:rFonts w:ascii="Calibri" w:cs="Calibri" w:eastAsia="Calibri" w:hAnsi="Calibri"/>
+            <w:color w:val="1F5C8B"/>
+            <w:sz w:val="18"/>
+            <w:szCs w:val="18"/>
+            <w:u w:val="single"/>
+          </w:rPr>
+          <w:t xml:space="preserve">Masjid</w:t>
+        </w:r>
+      </w:hyperlink>
+      <w:r>
+        <w:rPr>
+          <w:rFonts w:ascii="Calibri" w:cs="Calibri" w:eastAsia="Calibri" w:hAnsi="Calibri"/>
+          <w:color w:val="1A1A1A"/>
+          <w:sz w:val="18"/>
+          <w:szCs w:val="18"/>
+        </w:rPr>
+        <w:t xml:space="preserve"> — Fajr 06:15, Dhuhr 14:00, Asr 17:15, Maghrib 19:52, Isha 21:15 — Jumu'ah 13:30</w:t>
+      </w:r>
+    </w:p>
+    <w:p>
+      <w:pPr>
+        <w:pStyle w:val="ListParagraph"/>
+        <w:numPr>
+          <w:ilvl w:val="0"/>
+          <w:numId w:val="1"/>
+        </w:numPr>
+        <w:spacing w:after="60" w:line="266"/>
+      </w:pPr>
+      <w:hyperlink w:history="1" r:id="rIdpmpwrzg5cjem6rbhdxdmn">
+        <w:r>
+          <w:rPr>
+            <w:rFonts w:ascii="Calibri" w:cs="Calibri" w:eastAsia="Calibri" w:hAnsi="Calibri"/>
+            <w:color w:val="1F5C8B"/>
+            <w:sz w:val="18"/>
+            <w:szCs w:val="18"/>
+            <w:u w:val="single"/>
+          </w:rPr>
+          <w:t xml:space="preserve">Masjid Abu Huraira</w:t>
+        </w:r>
+      </w:hyperlink>
+      <w:r>
+        <w:rPr>
+          <w:rFonts w:ascii="Calibri" w:cs="Calibri" w:eastAsia="Calibri" w:hAnsi="Calibri"/>
+          <w:color w:val="1A1A1A"/>
+          <w:sz w:val="18"/>
+          <w:szCs w:val="18"/>
+        </w:rPr>
+        <w:t xml:space="preserve"> — Fajr 06:15, Dhuhr 13:45, Asr 18:00, Maghrib 19:46, Isha 21:00 — Jumu'ah 14:00</w:t>
+      </w:r>
+    </w:p>
+    <w:p>
+      <w:pPr>
+        <w:pStyle w:val="ListParagraph"/>
+        <w:numPr>
+          <w:ilvl w:val="0"/>
+          <w:numId w:val="1"/>
+        </w:numPr>
+        <w:spacing w:after="60" w:line="266"/>
+      </w:pPr>
+      <w:hyperlink w:history="1" r:id="rIdsqeuv4pmjgc7ia6v9guei">
+        <w:r>
+          <w:rPr>
+            <w:rFonts w:ascii="Calibri" w:cs="Calibri" w:eastAsia="Calibri" w:hAnsi="Calibri"/>
+            <w:color w:val="1F5C8B"/>
+            <w:sz w:val="18"/>
+            <w:szCs w:val="18"/>
+            <w:u w:val="single"/>
+          </w:rPr>
+          <w:t xml:space="preserve">Masjid Al Huda</w:t>
+        </w:r>
+      </w:hyperlink>
+      <w:r>
+        <w:rPr>
+          <w:rFonts w:ascii="Calibri" w:cs="Calibri" w:eastAsia="Calibri" w:hAnsi="Calibri"/>
+          <w:color w:val="1A1A1A"/>
+          <w:sz w:val="18"/>
+          <w:szCs w:val="18"/>
+        </w:rPr>
+        <w:t xml:space="preserve"> — Fajr 06:15, Dhuhr 13:45, Asr 18:30, Maghrib 19:55, Isha 21:30 — Jumu'ah 14:15</w:t>
+      </w:r>
+    </w:p>
+    <w:p>
+      <w:pPr>
+        <w:pStyle w:val="ListParagraph"/>
+        <w:numPr>
+          <w:ilvl w:val="0"/>
+          <w:numId w:val="1"/>
+        </w:numPr>
+        <w:spacing w:after="60" w:line="266"/>
+      </w:pPr>
+      <w:hyperlink w:history="1" r:id="rId-u1y5bnsxxe-or8cejvqp">
+        <w:r>
+          <w:rPr>
+            <w:rFonts w:ascii="Calibri" w:cs="Calibri" w:eastAsia="Calibri" w:hAnsi="Calibri"/>
+            <w:color w:val="1F5C8B"/>
+            <w:sz w:val="18"/>
+            <w:szCs w:val="18"/>
+            <w:u w:val="single"/>
+          </w:rPr>
+          <w:t xml:space="preserve">Masjid Al Karim</w:t>
+        </w:r>
+      </w:hyperlink>
+      <w:r>
+        <w:rPr>
+          <w:rFonts w:ascii="Calibri" w:cs="Calibri" w:eastAsia="Calibri" w:hAnsi="Calibri"/>
+          <w:color w:val="1A1A1A"/>
+          <w:sz w:val="18"/>
+          <w:szCs w:val="18"/>
+        </w:rPr>
+        <w:t xml:space="preserve"> — Fajr 06:15, Dhuhr 14:00, Asr 18:00, Maghrib 19:45, Isha 21:00 — Jumu'ah 13:30, 14:30</w:t>
+      </w:r>
+    </w:p>
+    <w:p>
+      <w:pPr>
+        <w:pStyle w:val="ListParagraph"/>
+        <w:numPr>
+          <w:ilvl w:val="0"/>
+          <w:numId w:val="1"/>
+        </w:numPr>
+        <w:spacing w:after="60" w:line="266"/>
+      </w:pPr>
+      <w:hyperlink w:history="1" r:id="rIdnnewfdkfmwajrqo_3xscf">
+        <w:r>
+          <w:rPr>
+            <w:rFonts w:ascii="Calibri" w:cs="Calibri" w:eastAsia="Calibri" w:hAnsi="Calibri"/>
+            <w:color w:val="1F5C8B"/>
+            <w:sz w:val="18"/>
+            <w:szCs w:val="18"/>
+            <w:u w:val="single"/>
+          </w:rPr>
+          <w:t xml:space="preserve">Masjid Al-Hedayah</w:t>
+        </w:r>
+      </w:hyperlink>
+      <w:r>
+        <w:rPr>
+          <w:rFonts w:ascii="Calibri" w:cs="Calibri" w:eastAsia="Calibri" w:hAnsi="Calibri"/>
+          <w:color w:val="1A1A1A"/>
+          <w:sz w:val="18"/>
+          <w:szCs w:val="18"/>
+        </w:rPr>
+        <w:t xml:space="preserve"> — Fajr 06:15, Dhuhr 14:00, Asr 17:30, Maghrib 19:59, Isha 21:30 — Jumu'ah 13:25, 14:25</w:t>
+      </w:r>
+    </w:p>
+    <w:p>
+      <w:pPr>
+        <w:pStyle w:val="ListParagraph"/>
+        <w:numPr>
+          <w:ilvl w:val="0"/>
+          <w:numId w:val="1"/>
+        </w:numPr>
+        <w:spacing w:after="60" w:line="266"/>
+      </w:pPr>
+      <w:hyperlink w:history="1" r:id="rIdtlk9hd-p1xhbme8fachrj">
+        <w:r>
+          <w:rPr>
+            <w:rFonts w:ascii="Calibri" w:cs="Calibri" w:eastAsia="Calibri" w:hAnsi="Calibri"/>
+            <w:color w:val="1F5C8B"/>
+            <w:sz w:val="18"/>
+            <w:szCs w:val="18"/>
+            <w:u w:val="single"/>
+          </w:rPr>
+          <w:t xml:space="preserve">Masjid Al-Sahaabah Watauga Center</w:t>
+        </w:r>
+      </w:hyperlink>
+      <w:r>
+        <w:rPr>
+          <w:rFonts w:ascii="Calibri" w:cs="Calibri" w:eastAsia="Calibri" w:hAnsi="Calibri"/>
+          <w:color w:val="1A1A1A"/>
+          <w:sz w:val="18"/>
+          <w:szCs w:val="18"/>
+        </w:rPr>
+        <w:t xml:space="preserve"> — Fajr 06:15, Dhuhr 13:45, Asr 18:15, Maghrib —, Isha 21:15 — Jumu'ah 13:30, 14:45</w:t>
+      </w:r>
+    </w:p>
+    <w:p>
+      <w:pPr>
+        <w:pStyle w:val="ListParagraph"/>
+        <w:numPr>
+          <w:ilvl w:val="0"/>
+          <w:numId w:val="1"/>
+        </w:numPr>
+        <w:spacing w:after="60" w:line="266"/>
+      </w:pPr>
+      <w:hyperlink w:history="1" r:id="rIdfyd5wcgyl6kmnbivz2obq">
+        <w:r>
+          <w:rPr>
+            <w:rFonts w:ascii="Calibri" w:cs="Calibri" w:eastAsia="Calibri" w:hAnsi="Calibri"/>
+            <w:color w:val="1F5C8B"/>
+            <w:sz w:val="18"/>
+            <w:szCs w:val="18"/>
+            <w:u w:val="single"/>
+          </w:rPr>
+          <w:t xml:space="preserve">Masjid Aqsa</w:t>
+        </w:r>
+      </w:hyperlink>
+      <w:r>
+        <w:rPr>
+          <w:rFonts w:ascii="Calibri" w:cs="Calibri" w:eastAsia="Calibri" w:hAnsi="Calibri"/>
+          <w:color w:val="1A1A1A"/>
+          <w:sz w:val="18"/>
+          <w:szCs w:val="18"/>
+        </w:rPr>
+        <w:t xml:space="preserve"> — Fajr 06:20, Dhuhr 14:00, Asr 18:00, Maghrib 19:48, Isha 21:15 — Jumu'ah 13:30, 14:45, 15:45</w:t>
+      </w:r>
+    </w:p>
+    <w:p>
+      <w:pPr>
+        <w:pStyle w:val="ListParagraph"/>
+        <w:numPr>
+          <w:ilvl w:val="0"/>
+          <w:numId w:val="1"/>
+        </w:numPr>
+        <w:spacing w:after="60" w:line="266"/>
+      </w:pPr>
+      <w:hyperlink w:history="1" r:id="rIdx7aqhepbc4wvo6niuu3cu">
+        <w:r>
+          <w:rPr>
+            <w:rFonts w:ascii="Calibri" w:cs="Calibri" w:eastAsia="Calibri" w:hAnsi="Calibri"/>
+            <w:color w:val="1F5C8B"/>
+            <w:sz w:val="18"/>
+            <w:szCs w:val="18"/>
+            <w:u w:val="single"/>
+          </w:rPr>
+          <w:t xml:space="preserve">Masjid Arafat</w:t>
+        </w:r>
+      </w:hyperlink>
+      <w:r>
+        <w:rPr>
+          <w:rFonts w:ascii="Calibri" w:cs="Calibri" w:eastAsia="Calibri" w:hAnsi="Calibri"/>
+          <w:color w:val="1A1A1A"/>
+          <w:sz w:val="18"/>
+          <w:szCs w:val="18"/>
+        </w:rPr>
+        <w:t xml:space="preserve"> — Fajr 06:15, Dhuhr 14:00, Asr 18:15, Maghrib 19:44, Isha 21:15 — Jumu'ah 13:30, 15:00</w:t>
+      </w:r>
+    </w:p>
+    <w:p>
+      <w:pPr>
+        <w:pStyle w:val="ListParagraph"/>
+        <w:numPr>
+          <w:ilvl w:val="0"/>
+          <w:numId w:val="1"/>
+        </w:numPr>
+        <w:spacing w:after="60" w:line="266"/>
+      </w:pPr>
+      <w:hyperlink w:history="1" r:id="rIdfkuhen41-ya5yi256jaks">
+        <w:r>
+          <w:rPr>
+            <w:rFonts w:ascii="Calibri" w:cs="Calibri" w:eastAsia="Calibri" w:hAnsi="Calibri"/>
+            <w:color w:val="1F5C8B"/>
+            <w:sz w:val="18"/>
+            <w:szCs w:val="18"/>
+            <w:u w:val="single"/>
+          </w:rPr>
+          <w:t xml:space="preserve">Masjid E Zohra</w:t>
+        </w:r>
+      </w:hyperlink>
+      <w:r>
+        <w:rPr>
+          <w:rFonts w:ascii="Calibri" w:cs="Calibri" w:eastAsia="Calibri" w:hAnsi="Calibri"/>
+          <w:color w:val="1A1A1A"/>
+          <w:sz w:val="18"/>
+          <w:szCs w:val="18"/>
+        </w:rPr>
+        <w:t xml:space="preserve"> — Fajr 06:15, Dhuhr —, Asr 18:00, Maghrib 19:46, Isha 21:30 — Jumu'ah 14:00</w:t>
+      </w:r>
+    </w:p>
+    <w:p>
+      <w:pPr>
+        <w:pStyle w:val="ListParagraph"/>
+        <w:numPr>
+          <w:ilvl w:val="0"/>
+          <w:numId w:val="1"/>
+        </w:numPr>
+        <w:spacing w:after="60" w:line="266"/>
+      </w:pPr>
+      <w:hyperlink w:history="1" r:id="rIdqh8_dg5odspvo-pizbmen">
+        <w:r>
+          <w:rPr>
+            <w:rFonts w:ascii="Calibri" w:cs="Calibri" w:eastAsia="Calibri" w:hAnsi="Calibri"/>
+            <w:color w:val="1F5C8B"/>
+            <w:sz w:val="18"/>
+            <w:szCs w:val="18"/>
+            <w:u w:val="single"/>
+          </w:rPr>
+          <w:t xml:space="preserve">Masjid Faruq of Grand Prairie TX</w:t>
+        </w:r>
+      </w:hyperlink>
+      <w:r>
+        <w:rPr>
+          <w:rFonts w:ascii="Calibri" w:cs="Calibri" w:eastAsia="Calibri" w:hAnsi="Calibri"/>
+          <w:color w:val="1A1A1A"/>
+          <w:sz w:val="18"/>
+          <w:szCs w:val="18"/>
+        </w:rPr>
+        <w:t xml:space="preserve"> — Fajr 05:56, Dhuhr 13:27, Asr 17:02, Maghrib 19:49, Isha 20:58 — Jumu'ah 13:45</w:t>
+      </w:r>
+    </w:p>
+    <w:p>
+      <w:pPr>
+        <w:pStyle w:val="ListParagraph"/>
+        <w:numPr>
+          <w:ilvl w:val="0"/>
+          <w:numId w:val="1"/>
+        </w:numPr>
+        <w:spacing w:after="60" w:line="266"/>
+      </w:pPr>
+      <w:hyperlink w:history="1" r:id="rIdrj9acsh605z8rcmh4mqh8">
+        <w:r>
+          <w:rPr>
+            <w:rFonts w:ascii="Calibri" w:cs="Calibri" w:eastAsia="Calibri" w:hAnsi="Calibri"/>
+            <w:color w:val="1F5C8B"/>
+            <w:sz w:val="18"/>
+            <w:szCs w:val="18"/>
+            <w:u w:val="single"/>
+          </w:rPr>
+          <w:t xml:space="preserve">Masjid Ibrahim</w:t>
+        </w:r>
+      </w:hyperlink>
+      <w:r>
+        <w:rPr>
+          <w:rFonts w:ascii="Calibri" w:cs="Calibri" w:eastAsia="Calibri" w:hAnsi="Calibri"/>
+          <w:color w:val="1A1A1A"/>
+          <w:sz w:val="18"/>
+          <w:szCs w:val="18"/>
+        </w:rPr>
+        <w:t xml:space="preserve"> — Fajr 06:25, Dhuhr 14:00, Asr 17:30, Maghrib 19:57, Isha 21:10 — Jumu'ah 13:10</w:t>
+      </w:r>
+    </w:p>
+    <w:p>
+      <w:pPr>
+        <w:pStyle w:val="ListParagraph"/>
+        <w:numPr>
+          <w:ilvl w:val="0"/>
+          <w:numId w:val="1"/>
+        </w:numPr>
+        <w:spacing w:after="60" w:line="266"/>
+      </w:pPr>
+      <w:hyperlink w:history="1" r:id="rId-ih-z9i2wjs-yum77foyd">
+        <w:r>
+          <w:rPr>
+            <w:rFonts w:ascii="Calibri" w:cs="Calibri" w:eastAsia="Calibri" w:hAnsi="Calibri"/>
+            <w:color w:val="1F5C8B"/>
+            <w:sz w:val="18"/>
+            <w:szCs w:val="18"/>
+            <w:u w:val="single"/>
+          </w:rPr>
+          <w:t xml:space="preserve">Masjid Ibrahim</w:t>
+        </w:r>
+      </w:hyperlink>
+      <w:r>
+        <w:rPr>
+          <w:rFonts w:ascii="Calibri" w:cs="Calibri" w:eastAsia="Calibri" w:hAnsi="Calibri"/>
+          <w:color w:val="1A1A1A"/>
+          <w:sz w:val="18"/>
+          <w:szCs w:val="18"/>
+        </w:rPr>
+        <w:t xml:space="preserve"> — Fajr 06:20, Dhuhr 14:00, Asr 18:05, Maghrib 19:47, Isha 21:00 — Jumu'ah 13:30, 14:30</w:t>
+      </w:r>
+    </w:p>
+    <w:p>
+      <w:pPr>
+        <w:pStyle w:val="ListParagraph"/>
+        <w:numPr>
+          <w:ilvl w:val="0"/>
+          <w:numId w:val="1"/>
+        </w:numPr>
+        <w:spacing w:after="60" w:line="266"/>
+      </w:pPr>
+      <w:hyperlink w:history="1" r:id="rIdymb2ostdpcartwo8qhsne">
+        <w:r>
+          <w:rPr>
+            <w:rFonts w:ascii="Calibri" w:cs="Calibri" w:eastAsia="Calibri" w:hAnsi="Calibri"/>
+            <w:color w:val="1F5C8B"/>
+            <w:sz w:val="18"/>
+            <w:szCs w:val="18"/>
+            <w:u w:val="single"/>
+          </w:rPr>
+          <w:t xml:space="preserve">Masjid Isa Ibn Maryam (Bammel Musallah)</w:t>
+        </w:r>
+      </w:hyperlink>
+      <w:r>
+        <w:rPr>
+          <w:rFonts w:ascii="Calibri" w:cs="Calibri" w:eastAsia="Calibri" w:hAnsi="Calibri"/>
+          <w:color w:val="1A1A1A"/>
+          <w:sz w:val="18"/>
+          <w:szCs w:val="18"/>
+        </w:rPr>
+        <w:t xml:space="preserve"> — Fajr 06:15, Dhuhr 13:40, Asr 18:00, Maghrib 19:41, Isha 21:15 — Jumu'ah 13:30, 14:30</w:t>
+      </w:r>
+    </w:p>
+    <w:p>
+      <w:pPr>
+        <w:pStyle w:val="ListParagraph"/>
+        <w:numPr>
+          <w:ilvl w:val="0"/>
+          <w:numId w:val="1"/>
+        </w:numPr>
+        <w:spacing w:after="60" w:line="266"/>
+      </w:pPr>
+      <w:hyperlink w:history="1" r:id="rId0s8w5qexok42zjk0-oqax">
+        <w:r>
+          <w:rPr>
+            <w:rFonts w:ascii="Calibri" w:cs="Calibri" w:eastAsia="Calibri" w:hAnsi="Calibri"/>
+            <w:color w:val="1F5C8B"/>
+            <w:sz w:val="18"/>
+            <w:szCs w:val="18"/>
+            <w:u w:val="single"/>
+          </w:rPr>
+          <w:t xml:space="preserve">Masjid Istiqlal Houston</w:t>
+        </w:r>
+      </w:hyperlink>
+      <w:r>
+        <w:rPr>
+          <w:rFonts w:ascii="Calibri" w:cs="Calibri" w:eastAsia="Calibri" w:hAnsi="Calibri"/>
+          <w:color w:val="1A1A1A"/>
+          <w:sz w:val="18"/>
+          <w:szCs w:val="18"/>
+        </w:rPr>
+        <w:t xml:space="preserve"> — Fajr 06:15, Dhuhr 13:45, Asr 17:15, Maghrib 19:47, Isha 21:00</w:t>
+      </w:r>
+    </w:p>
+    <w:p>
+      <w:pPr>
+        <w:pStyle w:val="ListParagraph"/>
+        <w:numPr>
+          <w:ilvl w:val="0"/>
+          <w:numId w:val="1"/>
+        </w:numPr>
+        <w:spacing w:after="60" w:line="266"/>
+      </w:pPr>
+      <w:hyperlink w:history="1" r:id="rIdj5e71rf086snfc7hfexo-">
+        <w:r>
+          <w:rPr>
+            <w:rFonts w:ascii="Calibri" w:cs="Calibri" w:eastAsia="Calibri" w:hAnsi="Calibri"/>
+            <w:color w:val="1F5C8B"/>
+            <w:sz w:val="18"/>
+            <w:szCs w:val="18"/>
+            <w:u w:val="single"/>
+          </w:rPr>
+          <w:t xml:space="preserve">Masjid Khulafa’a Rashideen</w:t>
+        </w:r>
+      </w:hyperlink>
+      <w:r>
+        <w:rPr>
+          <w:rFonts w:ascii="Calibri" w:cs="Calibri" w:eastAsia="Calibri" w:hAnsi="Calibri"/>
+          <w:color w:val="1A1A1A"/>
+          <w:sz w:val="18"/>
+          <w:szCs w:val="18"/>
+        </w:rPr>
+        <w:t xml:space="preserve"> — Fajr 06:15, Dhuhr 14:00, Asr 18:15, Maghrib —, Isha 21:15 — Jumu'ah 13:40</w:t>
+      </w:r>
+    </w:p>
+    <w:p>
+      <w:pPr>
+        <w:pStyle w:val="ListParagraph"/>
+        <w:numPr>
+          <w:ilvl w:val="0"/>
+          <w:numId w:val="1"/>
+        </w:numPr>
+        <w:spacing w:after="60" w:line="266"/>
+      </w:pPr>
+      <w:hyperlink w:history="1" r:id="rIdirmox7ae-up-7i9csoqea">
+        <w:r>
+          <w:rPr>
+            <w:rFonts w:ascii="Calibri" w:cs="Calibri" w:eastAsia="Calibri" w:hAnsi="Calibri"/>
+            <w:color w:val="1F5C8B"/>
+            <w:sz w:val="18"/>
+            <w:szCs w:val="18"/>
+            <w:u w:val="single"/>
+          </w:rPr>
+          <w:t xml:space="preserve">Masjid Salahadeen</w:t>
+        </w:r>
+      </w:hyperlink>
+      <w:r>
+        <w:rPr>
+          <w:rFonts w:ascii="Calibri" w:cs="Calibri" w:eastAsia="Calibri" w:hAnsi="Calibri"/>
+          <w:color w:val="1A1A1A"/>
+          <w:sz w:val="18"/>
+          <w:szCs w:val="18"/>
+        </w:rPr>
+        <w:t xml:space="preserve"> — Fajr 06:15, Dhuhr —, Asr 18:00, Maghrib 19:53, Isha 21:30 — Jumu'ah 13:45, 14:45</w:t>
+      </w:r>
+    </w:p>
+    <w:p>
+      <w:pPr>
+        <w:pStyle w:val="ListParagraph"/>
+        <w:numPr>
+          <w:ilvl w:val="0"/>
+          <w:numId w:val="1"/>
+        </w:numPr>
+        <w:spacing w:after="60" w:line="266"/>
+      </w:pPr>
+      <w:hyperlink w:history="1" r:id="rIdj0z0eblm18giki_rhqewi">
+        <w:r>
+          <w:rPr>
+            <w:rFonts w:ascii="Calibri" w:cs="Calibri" w:eastAsia="Calibri" w:hAnsi="Calibri"/>
+            <w:color w:val="1F5C8B"/>
+            <w:sz w:val="18"/>
+            <w:szCs w:val="18"/>
+            <w:u w:val="single"/>
+          </w:rPr>
+          <w:t xml:space="preserve">Masjid Yaseen</w:t>
+        </w:r>
+      </w:hyperlink>
+      <w:r>
+        <w:rPr>
+          <w:rFonts w:ascii="Calibri" w:cs="Calibri" w:eastAsia="Calibri" w:hAnsi="Calibri"/>
+          <w:color w:val="1A1A1A"/>
+          <w:sz w:val="18"/>
+          <w:szCs w:val="18"/>
+        </w:rPr>
+        <w:t xml:space="preserve"> — Fajr 06:15, Dhuhr 13:45, Asr 18:15, Maghrib 19:51, Isha 21:30 — Jumu'ah 13:30, 15:00</w:t>
+      </w:r>
+    </w:p>
+    <w:p>
+      <w:pPr>
+        <w:pStyle w:val="ListParagraph"/>
+        <w:numPr>
+          <w:ilvl w:val="0"/>
+          <w:numId w:val="1"/>
+        </w:numPr>
+        <w:spacing w:after="60" w:line="266"/>
+      </w:pPr>
+      <w:hyperlink w:history="1" r:id="rIdmuipbep6tguovulazwaqp">
+        <w:r>
+          <w:rPr>
+            <w:rFonts w:ascii="Calibri" w:cs="Calibri" w:eastAsia="Calibri" w:hAnsi="Calibri"/>
+            <w:color w:val="1F5C8B"/>
+            <w:sz w:val="18"/>
+            <w:szCs w:val="18"/>
+            <w:u w:val="single"/>
+          </w:rPr>
+          <w:t xml:space="preserve">Masjid al-ahad</w:t>
+        </w:r>
+      </w:hyperlink>
+      <w:r>
+        <w:rPr>
+          <w:rFonts w:ascii="Calibri" w:cs="Calibri" w:eastAsia="Calibri" w:hAnsi="Calibri"/>
+          <w:color w:val="1A1A1A"/>
+          <w:sz w:val="18"/>
+          <w:szCs w:val="18"/>
+        </w:rPr>
+        <w:t xml:space="preserve"> — Fajr 05:45, Dhuhr 13:45, Asr 18:15, Maghrib 20:12, Isha 21:20 — Jumu'ah 13:05, 14:30, 15:30</w:t>
+      </w:r>
+    </w:p>
+    <w:p>
+      <w:pPr>
+        <w:pStyle w:val="ListParagraph"/>
+        <w:numPr>
+          <w:ilvl w:val="0"/>
+          <w:numId w:val="1"/>
+        </w:numPr>
+        <w:spacing w:after="60" w:line="266"/>
+      </w:pPr>
+      <w:hyperlink w:history="1" r:id="rId31shbnvpn-mjyctgbglv6">
+        <w:r>
+          <w:rPr>
+            <w:rFonts w:ascii="Calibri" w:cs="Calibri" w:eastAsia="Calibri" w:hAnsi="Calibri"/>
+            <w:color w:val="1F5C8B"/>
+            <w:sz w:val="18"/>
+            <w:szCs w:val="18"/>
+            <w:u w:val="single"/>
+          </w:rPr>
+          <w:t xml:space="preserve">Masjid-e-Sajideen</w:t>
+        </w:r>
+      </w:hyperlink>
+      <w:r>
+        <w:rPr>
+          <w:rFonts w:ascii="Calibri" w:cs="Calibri" w:eastAsia="Calibri" w:hAnsi="Calibri"/>
+          <w:color w:val="1A1A1A"/>
+          <w:sz w:val="18"/>
+          <w:szCs w:val="18"/>
+        </w:rPr>
+        <w:t xml:space="preserve"> — Fajr 06:15, Dhuhr 14:00, Asr 18:00, Maghrib 19:56, Isha 21:15 — Jumu'ah 13:45, 14:15, 15:15</w:t>
+      </w:r>
+    </w:p>
+    <w:p>
+      <w:pPr>
+        <w:pStyle w:val="ListParagraph"/>
+        <w:numPr>
+          <w:ilvl w:val="0"/>
+          <w:numId w:val="1"/>
+        </w:numPr>
+        <w:spacing w:after="60" w:line="266"/>
+      </w:pPr>
+      <w:hyperlink w:history="1" r:id="rIdb_qre3l7t5hduhlhhsofl">
+        <w:r>
+          <w:rPr>
+            <w:rFonts w:ascii="Calibri" w:cs="Calibri" w:eastAsia="Calibri" w:hAnsi="Calibri"/>
+            <w:color w:val="1F5C8B"/>
+            <w:sz w:val="18"/>
+            <w:szCs w:val="18"/>
+            <w:u w:val="single"/>
+          </w:rPr>
+          <w:t xml:space="preserve">Masjidu Ttaqwa Mosque</w:t>
+        </w:r>
+      </w:hyperlink>
+      <w:r>
+        <w:rPr>
+          <w:rFonts w:ascii="Calibri" w:cs="Calibri" w:eastAsia="Calibri" w:hAnsi="Calibri"/>
+          <w:color w:val="1A1A1A"/>
+          <w:sz w:val="18"/>
+          <w:szCs w:val="18"/>
+        </w:rPr>
+        <w:t xml:space="preserve"> — Fajr 06:20, Dhuhr 14:00, Asr 17:30, Maghrib 20:05, Isha 21:30 — Jumu'ah 13:30, 14:30</w:t>
+      </w:r>
+    </w:p>
+    <w:p>
+      <w:pPr>
+        <w:pStyle w:val="ListParagraph"/>
+        <w:numPr>
+          <w:ilvl w:val="0"/>
+          <w:numId w:val="1"/>
+        </w:numPr>
+        <w:spacing w:after="60" w:line="266"/>
+      </w:pPr>
+      <w:hyperlink w:history="1" r:id="rIdvzhj8bzzdskoxaq9fh2fz">
+        <w:r>
+          <w:rPr>
+            <w:rFonts w:ascii="Calibri" w:cs="Calibri" w:eastAsia="Calibri" w:hAnsi="Calibri"/>
+            <w:color w:val="1F5C8B"/>
+            <w:sz w:val="18"/>
+            <w:szCs w:val="18"/>
+            <w:u w:val="single"/>
+          </w:rPr>
+          <w:t xml:space="preserve">Masjidul Mu'meneen</w:t>
+        </w:r>
+      </w:hyperlink>
+      <w:r>
+        <w:rPr>
+          <w:rFonts w:ascii="Calibri" w:cs="Calibri" w:eastAsia="Calibri" w:hAnsi="Calibri"/>
+          <w:color w:val="1A1A1A"/>
+          <w:sz w:val="18"/>
+          <w:szCs w:val="18"/>
+        </w:rPr>
+        <w:t xml:space="preserve"> — Fajr 06:00, Dhuhr 14:00, Asr 17:30, Maghrib —, Isha 21:30 — Jumu'ah 13:30</w:t>
+      </w:r>
+    </w:p>
+    <w:p>
+      <w:pPr>
+        <w:pStyle w:val="ListParagraph"/>
+        <w:numPr>
+          <w:ilvl w:val="0"/>
+          <w:numId w:val="1"/>
+        </w:numPr>
+        <w:spacing w:after="60" w:line="266"/>
+      </w:pPr>
+      <w:hyperlink w:history="1" r:id="rId2rw4my0cj7wwxp3oednmv">
+        <w:r>
+          <w:rPr>
+            <w:rFonts w:ascii="Calibri" w:cs="Calibri" w:eastAsia="Calibri" w:hAnsi="Calibri"/>
+            <w:color w:val="1F5C8B"/>
+            <w:sz w:val="18"/>
+            <w:szCs w:val="18"/>
+            <w:u w:val="single"/>
+          </w:rPr>
+          <w:t xml:space="preserve">Mercy Community Center - Mosque</w:t>
+        </w:r>
+      </w:hyperlink>
+      <w:r>
+        <w:rPr>
+          <w:rFonts w:ascii="Calibri" w:cs="Calibri" w:eastAsia="Calibri" w:hAnsi="Calibri"/>
+          <w:color w:val="1A1A1A"/>
+          <w:sz w:val="18"/>
+          <w:szCs w:val="18"/>
+        </w:rPr>
+        <w:t xml:space="preserve"> — Fajr 06:13, Dhuhr 14:00, Asr 17:15, Maghrib 18:41, Isha 21:00 — Jumu'ah 13:30, 14:30, 15:15</w:t>
+      </w:r>
+    </w:p>
+    <w:p>
+      <w:pPr>
+        <w:pStyle w:val="ListParagraph"/>
+        <w:numPr>
+          <w:ilvl w:val="0"/>
+          <w:numId w:val="1"/>
+        </w:numPr>
+        <w:spacing w:after="60" w:line="266"/>
+      </w:pPr>
+      <w:hyperlink w:history="1" r:id="rIdvtbd-p0e0g1ix7cp04pco">
+        <w:r>
+          <w:rPr>
+            <w:rFonts w:ascii="Calibri" w:cs="Calibri" w:eastAsia="Calibri" w:hAnsi="Calibri"/>
+            <w:color w:val="1F5C8B"/>
+            <w:sz w:val="18"/>
+            <w:szCs w:val="18"/>
+            <w:u w:val="single"/>
+          </w:rPr>
+          <w:t xml:space="preserve">Minhaj ul Quran International</w:t>
+        </w:r>
+      </w:hyperlink>
+      <w:r>
+        <w:rPr>
+          <w:rFonts w:ascii="Calibri" w:cs="Calibri" w:eastAsia="Calibri" w:hAnsi="Calibri"/>
+          <w:color w:val="1A1A1A"/>
+          <w:sz w:val="18"/>
+          <w:szCs w:val="18"/>
+        </w:rPr>
+        <w:t xml:space="preserve"> — Fajr 06:15, Dhuhr 14:00, Asr 18:15, Maghrib —, Isha 21:20</w:t>
+      </w:r>
+    </w:p>
+    <w:p>
+      <w:pPr>
+        <w:pStyle w:val="ListParagraph"/>
+        <w:numPr>
+          <w:ilvl w:val="0"/>
+          <w:numId w:val="1"/>
+        </w:numPr>
+        <w:spacing w:after="60" w:line="266"/>
+      </w:pPr>
+      <w:hyperlink w:history="1" r:id="rIdtymchm2_bpxjtu4gq2dd8">
+        <w:r>
+          <w:rPr>
+            <w:rFonts w:ascii="Calibri" w:cs="Calibri" w:eastAsia="Calibri" w:hAnsi="Calibri"/>
+            <w:color w:val="1F5C8B"/>
+            <w:sz w:val="18"/>
+            <w:szCs w:val="18"/>
+            <w:u w:val="single"/>
+          </w:rPr>
+          <w:t xml:space="preserve">Muslim Association of West Texas</w:t>
+        </w:r>
+      </w:hyperlink>
+      <w:r>
+        <w:rPr>
+          <w:rFonts w:ascii="Calibri" w:cs="Calibri" w:eastAsia="Calibri" w:hAnsi="Calibri"/>
+          <w:color w:val="1A1A1A"/>
+          <w:sz w:val="18"/>
+          <w:szCs w:val="18"/>
+        </w:rPr>
+        <w:t xml:space="preserve"> — Fajr 06:04, Dhuhr 14:10, Asr 17:56, Maghrib 21:06, Isha 22:30</w:t>
+      </w:r>
+    </w:p>
+    <w:p>
+      <w:pPr>
+        <w:pStyle w:val="ListParagraph"/>
+        <w:numPr>
+          <w:ilvl w:val="0"/>
+          <w:numId w:val="1"/>
+        </w:numPr>
+        <w:spacing w:after="60" w:line="266"/>
+      </w:pPr>
+      <w:hyperlink w:history="1" r:id="rIdh70ibkawrqbds2bldw6t3">
+        <w:r>
+          <w:rPr>
+            <w:rFonts w:ascii="Calibri" w:cs="Calibri" w:eastAsia="Calibri" w:hAnsi="Calibri"/>
+            <w:color w:val="1F5C8B"/>
+            <w:sz w:val="18"/>
+            <w:szCs w:val="18"/>
+            <w:u w:val="single"/>
+          </w:rPr>
+          <w:t xml:space="preserve">Muslim Center of San Antonio</w:t>
+        </w:r>
+      </w:hyperlink>
+      <w:r>
+        <w:rPr>
+          <w:rFonts w:ascii="Calibri" w:cs="Calibri" w:eastAsia="Calibri" w:hAnsi="Calibri"/>
+          <w:color w:val="1A1A1A"/>
+          <w:sz w:val="18"/>
+          <w:szCs w:val="18"/>
+        </w:rPr>
+        <w:t xml:space="preserve"> — Fajr 06:20, Dhuhr 14:00, Asr 17:30, Maghrib 20:04, Isha 21:15 — Jumu'ah 13:30</w:t>
+      </w:r>
+    </w:p>
+    <w:p>
+      <w:pPr>
+        <w:pStyle w:val="ListParagraph"/>
+        <w:numPr>
+          <w:ilvl w:val="0"/>
+          <w:numId w:val="1"/>
+        </w:numPr>
+        <w:spacing w:after="60" w:line="266"/>
+      </w:pPr>
+      <w:hyperlink w:history="1" r:id="rIdaavreezb3bqtdgxvlm1ct">
+        <w:r>
+          <w:rPr>
+            <w:rFonts w:ascii="Calibri" w:cs="Calibri" w:eastAsia="Calibri" w:hAnsi="Calibri"/>
+            <w:color w:val="1F5C8B"/>
+            <w:sz w:val="18"/>
+            <w:szCs w:val="18"/>
+            <w:u w:val="single"/>
+          </w:rPr>
+          <w:t xml:space="preserve">Muslim Children Education &amp; Civic Center</w:t>
+        </w:r>
+      </w:hyperlink>
+      <w:r>
+        <w:rPr>
+          <w:rFonts w:ascii="Calibri" w:cs="Calibri" w:eastAsia="Calibri" w:hAnsi="Calibri"/>
+          <w:color w:val="1A1A1A"/>
+          <w:sz w:val="18"/>
+          <w:szCs w:val="18"/>
+        </w:rPr>
+        <w:t xml:space="preserve"> — Fajr 06:30, Dhuhr 14:00, Asr 18:00, Maghrib 19:58, Isha 21:15 — Jumu'ah 13:00, 14:00</w:t>
+      </w:r>
+    </w:p>
+    <w:p>
+      <w:pPr>
+        <w:pStyle w:val="ListParagraph"/>
+        <w:numPr>
+          <w:ilvl w:val="0"/>
+          <w:numId w:val="1"/>
+        </w:numPr>
+        <w:spacing w:after="60" w:line="266"/>
+      </w:pPr>
+      <w:hyperlink w:history="1" r:id="rIdfdubzhx8eyu_opyc--lvy">
+        <w:r>
+          <w:rPr>
+            <w:rFonts w:ascii="Calibri" w:cs="Calibri" w:eastAsia="Calibri" w:hAnsi="Calibri"/>
+            <w:color w:val="1F5C8B"/>
+            <w:sz w:val="18"/>
+            <w:szCs w:val="18"/>
+            <w:u w:val="single"/>
+          </w:rPr>
+          <w:t xml:space="preserve">Noori Mosque</w:t>
+        </w:r>
+      </w:hyperlink>
+      <w:r>
+        <w:rPr>
+          <w:rFonts w:ascii="Calibri" w:cs="Calibri" w:eastAsia="Calibri" w:hAnsi="Calibri"/>
+          <w:color w:val="1A1A1A"/>
+          <w:sz w:val="18"/>
+          <w:szCs w:val="18"/>
+        </w:rPr>
+        <w:t xml:space="preserve"> — Fajr 06:30, Dhuhr 14:00, Asr 18:30, Maghrib 19:51, Isha 21:30 — Jumu'ah 14:00, 15:00</w:t>
+      </w:r>
+    </w:p>
+    <w:p>
+      <w:pPr>
+        <w:pStyle w:val="ListParagraph"/>
+        <w:numPr>
+          <w:ilvl w:val="0"/>
+          <w:numId w:val="1"/>
+        </w:numPr>
+        <w:spacing w:after="60" w:line="266"/>
+      </w:pPr>
+      <w:hyperlink w:history="1" r:id="rIdv1xultl0npcqxf-frm6de">
+        <w:r>
+          <w:rPr>
+            <w:rFonts w:ascii="Calibri" w:cs="Calibri" w:eastAsia="Calibri" w:hAnsi="Calibri"/>
+            <w:color w:val="1F5C8B"/>
+            <w:sz w:val="18"/>
+            <w:szCs w:val="18"/>
+            <w:u w:val="single"/>
+          </w:rPr>
+          <w:t xml:space="preserve">North Austin Muslim Community Center</w:t>
+        </w:r>
+      </w:hyperlink>
+      <w:r>
+        <w:rPr>
+          <w:rFonts w:ascii="Calibri" w:cs="Calibri" w:eastAsia="Calibri" w:hAnsi="Calibri"/>
+          <w:color w:val="1A1A1A"/>
+          <w:sz w:val="18"/>
+          <w:szCs w:val="18"/>
+        </w:rPr>
+        <w:t xml:space="preserve"> — Fajr 06:30, Dhuhr 14:00, Asr 17:30, Maghrib 19:56, Isha 21:15 — Jumu'ah 12:15, 13:30, 14:30</w:t>
+      </w:r>
+    </w:p>
+    <w:p>
+      <w:pPr>
+        <w:pStyle w:val="ListParagraph"/>
+        <w:numPr>
+          <w:ilvl w:val="0"/>
+          <w:numId w:val="1"/>
+        </w:numPr>
+        <w:spacing w:after="60" w:line="266"/>
+      </w:pPr>
+      <w:hyperlink w:history="1" r:id="rIdt-x65r8tudb589tqiwl3d">
+        <w:r>
+          <w:rPr>
+            <w:rFonts w:ascii="Calibri" w:cs="Calibri" w:eastAsia="Calibri" w:hAnsi="Calibri"/>
+            <w:color w:val="1F5C8B"/>
+            <w:sz w:val="18"/>
+            <w:szCs w:val="18"/>
+            <w:u w:val="single"/>
+          </w:rPr>
+          <w:t xml:space="preserve">Pearland Islamic Center (PIC) - ISGH</w:t>
+        </w:r>
+      </w:hyperlink>
+      <w:r>
+        <w:rPr>
+          <w:rFonts w:ascii="Calibri" w:cs="Calibri" w:eastAsia="Calibri" w:hAnsi="Calibri"/>
+          <w:color w:val="1A1A1A"/>
+          <w:sz w:val="18"/>
+          <w:szCs w:val="18"/>
+        </w:rPr>
+        <w:t xml:space="preserve"> — Fajr 06:15, Dhuhr 14:00, Asr 17:30, Maghrib 19:50, Isha 21:15 — Jumu'ah 13:30, 14:30</w:t>
+      </w:r>
+    </w:p>
+    <w:p>
+      <w:pPr>
+        <w:pStyle w:val="ListParagraph"/>
+        <w:numPr>
+          <w:ilvl w:val="0"/>
+          <w:numId w:val="1"/>
+        </w:numPr>
+        <w:spacing w:after="60" w:line="266"/>
+      </w:pPr>
+      <w:hyperlink w:history="1" r:id="rIdmnl_zxvppfesgcdg79qlr">
+        <w:r>
+          <w:rPr>
+            <w:rFonts w:ascii="Calibri" w:cs="Calibri" w:eastAsia="Calibri" w:hAnsi="Calibri"/>
+            <w:color w:val="1F5C8B"/>
+            <w:sz w:val="18"/>
+            <w:szCs w:val="18"/>
+            <w:u w:val="single"/>
+          </w:rPr>
+          <w:t xml:space="preserve">Princeton Islamic Center</w:t>
+        </w:r>
+      </w:hyperlink>
+      <w:r>
+        <w:rPr>
+          <w:rFonts w:ascii="Calibri" w:cs="Calibri" w:eastAsia="Calibri" w:hAnsi="Calibri"/>
+          <w:color w:val="1A1A1A"/>
+          <w:sz w:val="18"/>
+          <w:szCs w:val="18"/>
+        </w:rPr>
+        <w:t xml:space="preserve"> — Fajr 06:20, Dhuhr 14:00, Asr 18:15, Maghrib 19:53, Isha 21:10 — Jumu'ah 13:40, 14:30</w:t>
+      </w:r>
+    </w:p>
+    <w:p>
+      <w:pPr>
+        <w:pStyle w:val="ListParagraph"/>
+        <w:numPr>
+          <w:ilvl w:val="0"/>
+          <w:numId w:val="1"/>
+        </w:numPr>
+        <w:spacing w:after="60" w:line="266"/>
+      </w:pPr>
+      <w:hyperlink w:history="1" r:id="rIdmk2-85mzhe948wpjqhbwg">
+        <w:r>
+          <w:rPr>
+            <w:rFonts w:ascii="Calibri" w:cs="Calibri" w:eastAsia="Calibri" w:hAnsi="Calibri"/>
+            <w:color w:val="1F5C8B"/>
+            <w:sz w:val="18"/>
+            <w:szCs w:val="18"/>
+            <w:u w:val="single"/>
+          </w:rPr>
+          <w:t xml:space="preserve">Rahmania Center</w:t>
+        </w:r>
+      </w:hyperlink>
+      <w:r>
+        <w:rPr>
+          <w:rFonts w:ascii="Calibri" w:cs="Calibri" w:eastAsia="Calibri" w:hAnsi="Calibri"/>
+          <w:color w:val="1A1A1A"/>
+          <w:sz w:val="18"/>
+          <w:szCs w:val="18"/>
+        </w:rPr>
+        <w:t xml:space="preserve"> — Fajr 06:15, Dhuhr 14:00, Asr 18:50, Maghrib —, Isha 21:25 — Jumu'ah 13:35</w:t>
+      </w:r>
+    </w:p>
+    <w:p>
+      <w:pPr>
+        <w:pStyle w:val="ListParagraph"/>
+        <w:numPr>
+          <w:ilvl w:val="0"/>
+          <w:numId w:val="1"/>
+        </w:numPr>
+        <w:spacing w:after="60" w:line="266"/>
+      </w:pPr>
+      <w:hyperlink w:history="1" r:id="rIdb4ik7m_7wgqdh_h6d4vcc">
+        <w:r>
+          <w:rPr>
+            <w:rFonts w:ascii="Calibri" w:cs="Calibri" w:eastAsia="Calibri" w:hAnsi="Calibri"/>
+            <w:color w:val="1F5C8B"/>
+            <w:sz w:val="18"/>
+            <w:szCs w:val="18"/>
+            <w:u w:val="single"/>
+          </w:rPr>
+          <w:t xml:space="preserve">Richmond Islamic Community Center</w:t>
+        </w:r>
+      </w:hyperlink>
+      <w:r>
+        <w:rPr>
+          <w:rFonts w:ascii="Calibri" w:cs="Calibri" w:eastAsia="Calibri" w:hAnsi="Calibri"/>
+          <w:color w:val="1A1A1A"/>
+          <w:sz w:val="18"/>
+          <w:szCs w:val="18"/>
+        </w:rPr>
+        <w:t xml:space="preserve"> — Fajr 06:15, Dhuhr 14:00, Asr 18:15, Maghrib 19:43, Isha 21:00 — Jumu'ah 13:45, 14:45, 15:30</w:t>
+      </w:r>
+    </w:p>
+    <w:p>
+      <w:pPr>
+        <w:pStyle w:val="ListParagraph"/>
+        <w:numPr>
+          <w:ilvl w:val="0"/>
+          <w:numId w:val="1"/>
+        </w:numPr>
+        <w:spacing w:after="60" w:line="266"/>
+      </w:pPr>
+      <w:hyperlink w:history="1" r:id="rIdpvshzs4d181s_dppwv2le">
+        <w:r>
+          <w:rPr>
+            <w:rFonts w:ascii="Calibri" w:cs="Calibri" w:eastAsia="Calibri" w:hAnsi="Calibri"/>
+            <w:color w:val="1F5C8B"/>
+            <w:sz w:val="18"/>
+            <w:szCs w:val="18"/>
+            <w:u w:val="single"/>
+          </w:rPr>
+          <w:t xml:space="preserve">Sachse Muslim Society</w:t>
+        </w:r>
+      </w:hyperlink>
+      <w:r>
+        <w:rPr>
+          <w:rFonts w:ascii="Calibri" w:cs="Calibri" w:eastAsia="Calibri" w:hAnsi="Calibri"/>
+          <w:color w:val="1A1A1A"/>
+          <w:sz w:val="18"/>
+          <w:szCs w:val="18"/>
+        </w:rPr>
+        <w:t xml:space="preserve"> — Fajr 06:15, Dhuhr 14:00, Asr 18:00, Maghrib 19:54, Isha 21:15 — Jumu'ah 13:30, 14:20, 15:15</w:t>
+      </w:r>
+    </w:p>
+    <w:p>
+      <w:pPr>
+        <w:pStyle w:val="ListParagraph"/>
+        <w:numPr>
+          <w:ilvl w:val="0"/>
+          <w:numId w:val="1"/>
+        </w:numPr>
+        <w:spacing w:after="60" w:line="266"/>
+      </w:pPr>
+      <w:hyperlink w:history="1" r:id="rIdkexm_1jh1cxw2aezx6sxq">
+        <w:r>
+          <w:rPr>
+            <w:rFonts w:ascii="Calibri" w:cs="Calibri" w:eastAsia="Calibri" w:hAnsi="Calibri"/>
+            <w:color w:val="1F5C8B"/>
+            <w:sz w:val="18"/>
+            <w:szCs w:val="18"/>
+            <w:u w:val="single"/>
+          </w:rPr>
+          <w:t xml:space="preserve">Shadow Creek Muslim Community Center</w:t>
+        </w:r>
+      </w:hyperlink>
+      <w:r>
+        <w:rPr>
+          <w:rFonts w:ascii="Calibri" w:cs="Calibri" w:eastAsia="Calibri" w:hAnsi="Calibri"/>
+          <w:color w:val="1A1A1A"/>
+          <w:sz w:val="18"/>
+          <w:szCs w:val="18"/>
+        </w:rPr>
+        <w:t xml:space="preserve"> — Fajr 06:15, Dhuhr —, Asr 17:15, Maghrib 19:50, Isha 21:15 — Jumu'ah 13:30, 14:30</w:t>
+      </w:r>
+    </w:p>
+    <w:p>
+      <w:pPr>
+        <w:pStyle w:val="ListParagraph"/>
+        <w:numPr>
+          <w:ilvl w:val="0"/>
+          <w:numId w:val="1"/>
+        </w:numPr>
+        <w:spacing w:after="60" w:line="266"/>
+      </w:pPr>
+      <w:hyperlink w:history="1" r:id="rId3mdgh6xdxyy42rvqleenk">
+        <w:r>
+          <w:rPr>
+            <w:rFonts w:ascii="Calibri" w:cs="Calibri" w:eastAsia="Calibri" w:hAnsi="Calibri"/>
+            <w:color w:val="1F5C8B"/>
+            <w:sz w:val="18"/>
+            <w:szCs w:val="18"/>
+            <w:u w:val="single"/>
+          </w:rPr>
+          <w:t xml:space="preserve">Shepard Airforce Base Mosque (edited by Ebrahim Chowdhury)</w:t>
+        </w:r>
+      </w:hyperlink>
+      <w:r>
+        <w:rPr>
+          <w:rFonts w:ascii="Calibri" w:cs="Calibri" w:eastAsia="Calibri" w:hAnsi="Calibri"/>
+          <w:color w:val="1A1A1A"/>
+          <w:sz w:val="18"/>
+          <w:szCs w:val="18"/>
+        </w:rPr>
+        <w:t xml:space="preserve"> — Fajr 05:53, Dhuhr 13:18, Asr 17:51, Maghrib 19:38, Isha 20:44 — Jumu'ah 13:45</w:t>
+      </w:r>
+    </w:p>
+    <w:p>
+      <w:pPr>
+        <w:pStyle w:val="ListParagraph"/>
+        <w:numPr>
+          <w:ilvl w:val="0"/>
+          <w:numId w:val="1"/>
+        </w:numPr>
+        <w:spacing w:after="60" w:line="266"/>
+      </w:pPr>
+      <w:hyperlink w:history="1" r:id="rIdmmlmythlulht8rknjlsru">
+        <w:r>
+          <w:rPr>
+            <w:rFonts w:ascii="Calibri" w:cs="Calibri" w:eastAsia="Calibri" w:hAnsi="Calibri"/>
+            <w:color w:val="1F5C8B"/>
+            <w:sz w:val="18"/>
+            <w:szCs w:val="18"/>
+            <w:u w:val="single"/>
+          </w:rPr>
+          <w:t xml:space="preserve">Tajweed Institute Masjid</w:t>
+        </w:r>
+      </w:hyperlink>
+      <w:r>
+        <w:rPr>
+          <w:rFonts w:ascii="Calibri" w:cs="Calibri" w:eastAsia="Calibri" w:hAnsi="Calibri"/>
+          <w:color w:val="1A1A1A"/>
+          <w:sz w:val="18"/>
+          <w:szCs w:val="18"/>
+        </w:rPr>
+        <w:t xml:space="preserve"> — Fajr 06:15, Dhuhr 14:00, Asr 17:15, Maghrib —, Isha 21:15 — Jumu'ah 13:30</w:t>
+      </w:r>
+    </w:p>
+    <w:p>
+      <w:pPr>
+        <w:pStyle w:val="ListParagraph"/>
+        <w:numPr>
+          <w:ilvl w:val="0"/>
+          <w:numId w:val="1"/>
+        </w:numPr>
+        <w:spacing w:after="60" w:line="266"/>
+      </w:pPr>
+      <w:hyperlink w:history="1" r:id="rIdiyjghydipl7qexn7ykoxz">
+        <w:r>
+          <w:rPr>
+            <w:rFonts w:ascii="Calibri" w:cs="Calibri" w:eastAsia="Calibri" w:hAnsi="Calibri"/>
+            <w:color w:val="1F5C8B"/>
+            <w:sz w:val="18"/>
+            <w:szCs w:val="18"/>
+            <w:u w:val="single"/>
+          </w:rPr>
+          <w:t xml:space="preserve">Tyler Islamic Center</w:t>
+        </w:r>
+      </w:hyperlink>
+      <w:r>
+        <w:rPr>
+          <w:rFonts w:ascii="Calibri" w:cs="Calibri" w:eastAsia="Calibri" w:hAnsi="Calibri"/>
+          <w:color w:val="1A1A1A"/>
+          <w:sz w:val="18"/>
+          <w:szCs w:val="18"/>
+        </w:rPr>
+        <w:t xml:space="preserve"> — Fajr 06:00, Dhuhr —, Asr 18:15, Maghrib 20:05, Isha 21:45 — Jumu'ah 13:45</w:t>
+      </w:r>
+    </w:p>
+    <w:p>
+      <w:pPr>
+        <w:pStyle w:val="ListParagraph"/>
+        <w:numPr>
+          <w:ilvl w:val="0"/>
+          <w:numId w:val="1"/>
+        </w:numPr>
+        <w:spacing w:after="60" w:line="266"/>
+      </w:pPr>
+      <w:hyperlink w:history="1" r:id="rIdncmt6g37vvefpgawfymnv">
+        <w:r>
+          <w:rPr>
+            <w:rFonts w:ascii="Calibri" w:cs="Calibri" w:eastAsia="Calibri" w:hAnsi="Calibri"/>
+            <w:color w:val="1F5C8B"/>
+            <w:sz w:val="18"/>
+            <w:szCs w:val="18"/>
+            <w:u w:val="single"/>
+          </w:rPr>
+          <w:t xml:space="preserve">Unity Islamic Center - Mansfield Masjid Official</w:t>
+        </w:r>
+      </w:hyperlink>
+      <w:r>
+        <w:rPr>
+          <w:rFonts w:ascii="Calibri" w:cs="Calibri" w:eastAsia="Calibri" w:hAnsi="Calibri"/>
+          <w:color w:val="1A1A1A"/>
+          <w:sz w:val="18"/>
+          <w:szCs w:val="18"/>
+        </w:rPr>
+        <w:t xml:space="preserve"> — Fajr 06:30, Dhuhr —, Asr 17:30, Maghrib 20:00, Isha 21:15 — Jumu'ah 13:45, 14:30</w:t>
+      </w:r>
+    </w:p>
+    <w:p>
+      <w:pPr>
+        <w:pStyle w:val="ListParagraph"/>
+        <w:numPr>
+          <w:ilvl w:val="0"/>
+          <w:numId w:val="1"/>
+        </w:numPr>
+        <w:spacing w:after="60" w:line="266"/>
+      </w:pPr>
+      <w:hyperlink w:history="1" r:id="rId5he3e0av-immepkpctlrj">
+        <w:r>
+          <w:rPr>
+            <w:rFonts w:ascii="Calibri" w:cs="Calibri" w:eastAsia="Calibri" w:hAnsi="Calibri"/>
+            <w:color w:val="1F5C8B"/>
+            <w:sz w:val="18"/>
+            <w:szCs w:val="18"/>
+            <w:u w:val="single"/>
+          </w:rPr>
+          <w:t xml:space="preserve">Valley Ranch Islamic Center</w:t>
+        </w:r>
+      </w:hyperlink>
+      <w:r>
+        <w:rPr>
+          <w:rFonts w:ascii="Calibri" w:cs="Calibri" w:eastAsia="Calibri" w:hAnsi="Calibri"/>
+          <w:color w:val="1A1A1A"/>
+          <w:sz w:val="18"/>
+          <w:szCs w:val="18"/>
+        </w:rPr>
+        <w:t xml:space="preserve"> — Fajr 06:15, Dhuhr 13:45, Asr 17:30, Maghrib 19:54, Isha 21:15 — Jumu'ah 13:45, 15:00, 16:00</w:t>
+      </w:r>
+    </w:p>
+    <w:p>
+      <w:pPr>
+        <w:pStyle w:val="ListParagraph"/>
+        <w:numPr>
+          <w:ilvl w:val="0"/>
+          <w:numId w:val="1"/>
+        </w:numPr>
+        <w:spacing w:after="60" w:line="266"/>
+      </w:pPr>
+      <w:hyperlink w:history="1" r:id="rIdves0n5gsqxvfpcd97-1gs">
+        <w:r>
+          <w:rPr>
+            <w:rFonts w:ascii="Calibri" w:cs="Calibri" w:eastAsia="Calibri" w:hAnsi="Calibri"/>
+            <w:color w:val="1F5C8B"/>
+            <w:sz w:val="18"/>
+            <w:szCs w:val="18"/>
+            <w:u w:val="single"/>
+          </w:rPr>
+          <w:t xml:space="preserve">WIC Masjid</w:t>
+        </w:r>
+      </w:hyperlink>
+      <w:r>
+        <w:rPr>
+          <w:rFonts w:ascii="Calibri" w:cs="Calibri" w:eastAsia="Calibri" w:hAnsi="Calibri"/>
+          <w:color w:val="1A1A1A"/>
+          <w:sz w:val="18"/>
+          <w:szCs w:val="18"/>
+        </w:rPr>
+        <w:t xml:space="preserve"> — Fajr 06:15, Dhuhr 13:45, Asr 18:00, Maghrib 19:46, Isha 21:00 — Jumu'ah 14:00</w:t>
+      </w:r>
+    </w:p>
+    <w:p>
+      <w:pPr>
+        <w:pStyle w:val="ListParagraph"/>
+        <w:numPr>
+          <w:ilvl w:val="0"/>
+          <w:numId w:val="1"/>
+        </w:numPr>
+        <w:spacing w:after="60" w:line="266"/>
+      </w:pPr>
+      <w:hyperlink w:history="1" r:id="rIdtka_zbhet4vmo5duecrx7">
+        <w:r>
+          <w:rPr>
+            <w:rFonts w:ascii="Calibri" w:cs="Calibri" w:eastAsia="Calibri" w:hAnsi="Calibri"/>
+            <w:color w:val="1F5C8B"/>
+            <w:sz w:val="18"/>
+            <w:szCs w:val="18"/>
+            <w:u w:val="single"/>
+          </w:rPr>
+          <w:t xml:space="preserve">WKIC - Masjid Al Firdous</w:t>
+        </w:r>
+      </w:hyperlink>
+      <w:r>
+        <w:rPr>
+          <w:rFonts w:ascii="Calibri" w:cs="Calibri" w:eastAsia="Calibri" w:hAnsi="Calibri"/>
+          <w:color w:val="1A1A1A"/>
+          <w:sz w:val="18"/>
+          <w:szCs w:val="18"/>
+        </w:rPr>
+        <w:t xml:space="preserve"> — Fajr 06:15, Dhuhr 15:15, Asr —, Maghrib 19:48, Isha 21:15</w:t>
+      </w:r>
+    </w:p>
+    <w:p>
+      <w:pPr>
+        <w:pStyle w:val="ListParagraph"/>
+        <w:numPr>
+          <w:ilvl w:val="0"/>
+          <w:numId w:val="1"/>
+        </w:numPr>
+        <w:spacing w:after="60" w:line="266"/>
+      </w:pPr>
+      <w:hyperlink w:history="1" r:id="rIdqq-bvlfdogjued50hqd8l">
+        <w:r>
+          <w:rPr>
+            <w:rFonts w:ascii="Calibri" w:cs="Calibri" w:eastAsia="Calibri" w:hAnsi="Calibri"/>
+            <w:color w:val="1F5C8B"/>
+            <w:sz w:val="18"/>
+            <w:szCs w:val="18"/>
+            <w:u w:val="single"/>
+          </w:rPr>
+          <w:t xml:space="preserve">Zainabia-SA Islamic Education Center</w:t>
+        </w:r>
+      </w:hyperlink>
+      <w:r>
+        <w:rPr>
+          <w:rFonts w:ascii="Calibri" w:cs="Calibri" w:eastAsia="Calibri" w:hAnsi="Calibri"/>
+          <w:color w:val="1A1A1A"/>
+          <w:sz w:val="18"/>
+          <w:szCs w:val="18"/>
+        </w:rPr>
+        <w:t xml:space="preserve"> — Fajr 05:17, Dhuhr 13:35, Asr 16:30, Maghrib 20:32, Isha 21:15</w:t>
+      </w:r>
+    </w:p>
+    <w:p>
+      <w:pPr>
+        <w:pStyle w:val="ListParagraph"/>
+        <w:numPr>
+          <w:ilvl w:val="0"/>
+          <w:numId w:val="1"/>
+        </w:numPr>
+        <w:spacing w:after="60" w:line="266"/>
+      </w:pPr>
+      <w:hyperlink w:history="1" r:id="rIdis2g1dczyhetmnijxu4jr">
+        <w:r>
+          <w:rPr>
+            <w:rFonts w:ascii="Calibri" w:cs="Calibri" w:eastAsia="Calibri" w:hAnsi="Calibri"/>
+            <w:color w:val="1F5C8B"/>
+            <w:sz w:val="18"/>
+            <w:szCs w:val="18"/>
+            <w:u w:val="single"/>
+          </w:rPr>
+          <w:t xml:space="preserve">Zia ul Quran Masjid</w:t>
+        </w:r>
+      </w:hyperlink>
+      <w:r>
+        <w:rPr>
+          <w:rFonts w:ascii="Calibri" w:cs="Calibri" w:eastAsia="Calibri" w:hAnsi="Calibri"/>
+          <w:color w:val="1A1A1A"/>
+          <w:sz w:val="18"/>
+          <w:szCs w:val="18"/>
+        </w:rPr>
+        <w:t xml:space="preserve"> — Fajr 06:15, Dhuhr 14:00, Asr 18:30, Maghrib —, Isha 21:30 — Jumu'ah 14:00</w:t>
+      </w:r>
+    </w:p>
+    <w:p>
+      <w:pPr>
+        <w:pStyle w:val="Heading3"/>
+        <w:spacing w:after="140" w:before="260"/>
+      </w:pPr>
+      <w:r>
+        <w:rPr>
+          <w:rFonts w:ascii="Calibri" w:cs="Calibri" w:eastAsia="Calibri" w:hAnsi="Calibri"/>
+          <w:b/>
+          <w:bCs/>
+          <w:color w:val="1A1A1A"/>
+          <w:sz w:val="23"/>
+          <w:szCs w:val="23"/>
+        </w:rPr>
+        <w:t xml:space="preserve">Still failing</w:t>
+      </w:r>
+    </w:p>
+    <w:p>
+      <w:pPr>
+        <w:pStyle w:val="ListParagraph"/>
+        <w:numPr>
+          <w:ilvl w:val="0"/>
+          <w:numId w:val="1"/>
+        </w:numPr>
+        <w:spacing w:after="60" w:line="266"/>
+      </w:pPr>
+      <w:hyperlink w:history="1" r:id="rIdq3swmmdaucauj8ykvilbc">
+        <w:r>
+          <w:rPr>
+            <w:rFonts w:ascii="Calibri" w:cs="Calibri" w:eastAsia="Calibri" w:hAnsi="Calibri"/>
+            <w:color w:val="1F5C8B"/>
+            <w:sz w:val="18"/>
+            <w:szCs w:val="18"/>
+            <w:u w:val="single"/>
+          </w:rPr>
+          <w:t xml:space="preserve">(unnamed) way/1247561146</w:t>
+        </w:r>
+      </w:hyperlink>
+      <w:r>
+        <w:rPr>
+          <w:rFonts w:ascii="Calibri" w:cs="Calibri" w:eastAsia="Calibri" w:hAnsi="Calibri"/>
+          <w:color w:val="1A1A1A"/>
+          <w:sz w:val="18"/>
+          <w:szCs w:val="18"/>
+        </w:rPr>
+        <w:t xml:space="preserve"> — no times found on the page</w:t>
+      </w:r>
+    </w:p>
+    <w:p>
+      <w:pPr>
+        <w:pStyle w:val="ListParagraph"/>
+        <w:numPr>
+          <w:ilvl w:val="0"/>
+          <w:numId w:val="1"/>
+        </w:numPr>
+        <w:spacing w:after="60" w:line="266"/>
+      </w:pPr>
+      <w:hyperlink w:history="1" r:id="rIds1sr-xatend9e-l3nvkhq">
+        <w:r>
+          <w:rPr>
+            <w:rFonts w:ascii="Calibri" w:cs="Calibri" w:eastAsia="Calibri" w:hAnsi="Calibri"/>
+            <w:color w:val="1F5C8B"/>
+            <w:sz w:val="18"/>
+            <w:szCs w:val="18"/>
+            <w:u w:val="single"/>
+          </w:rPr>
+          <w:t xml:space="preserve">(unnamed) way/1323719988</w:t>
+        </w:r>
+      </w:hyperlink>
+      <w:r>
+        <w:rPr>
+          <w:rFonts w:ascii="Calibri" w:cs="Calibri" w:eastAsia="Calibri" w:hAnsi="Calibri"/>
+          <w:color w:val="1A1A1A"/>
+          <w:sz w:val="18"/>
+          <w:szCs w:val="18"/>
+        </w:rPr>
+        <w:t xml:space="preserve"> — site could not be opened</w:t>
+      </w:r>
+    </w:p>
+    <w:p>
+      <w:pPr>
+        <w:pStyle w:val="ListParagraph"/>
+        <w:numPr>
+          <w:ilvl w:val="0"/>
+          <w:numId w:val="1"/>
+        </w:numPr>
+        <w:spacing w:after="60" w:line="266"/>
+      </w:pPr>
+      <w:hyperlink w:history="1" r:id="rIdvftb6pzz-ggrpsrdyvmm4">
+        <w:r>
+          <w:rPr>
+            <w:rFonts w:ascii="Calibri" w:cs="Calibri" w:eastAsia="Calibri" w:hAnsi="Calibri"/>
+            <w:color w:val="1F5C8B"/>
+            <w:sz w:val="18"/>
+            <w:szCs w:val="18"/>
+            <w:u w:val="single"/>
+          </w:rPr>
+          <w:t xml:space="preserve">(unnamed) way/1348862217</w:t>
+        </w:r>
+      </w:hyperlink>
+      <w:r>
+        <w:rPr>
+          <w:rFonts w:ascii="Calibri" w:cs="Calibri" w:eastAsia="Calibri" w:hAnsi="Calibri"/>
+          <w:color w:val="1A1A1A"/>
+          <w:sz w:val="18"/>
+          <w:szCs w:val="18"/>
+        </w:rPr>
+        <w:t xml:space="preserve"> — site could not be opened</w:t>
+      </w:r>
+    </w:p>
+    <w:p>
+      <w:pPr>
+        <w:pStyle w:val="ListParagraph"/>
+        <w:numPr>
+          <w:ilvl w:val="0"/>
+          <w:numId w:val="1"/>
+        </w:numPr>
+        <w:spacing w:after="60" w:line="266"/>
+      </w:pPr>
+      <w:hyperlink w:history="1" r:id="rIddoz05344wmipckqli6vxa">
+        <w:r>
+          <w:rPr>
+            <w:rFonts w:ascii="Calibri" w:cs="Calibri" w:eastAsia="Calibri" w:hAnsi="Calibri"/>
+            <w:color w:val="1F5C8B"/>
+            <w:sz w:val="18"/>
+            <w:szCs w:val="18"/>
+            <w:u w:val="single"/>
+          </w:rPr>
+          <w:t xml:space="preserve">(unnamed) way/1385972314</w:t>
+        </w:r>
+      </w:hyperlink>
+      <w:r>
+        <w:rPr>
+          <w:rFonts w:ascii="Calibri" w:cs="Calibri" w:eastAsia="Calibri" w:hAnsi="Calibri"/>
+          <w:color w:val="1A1A1A"/>
+          <w:sz w:val="18"/>
+          <w:szCs w:val="18"/>
+        </w:rPr>
+        <w:t xml:space="preserve"> — no times found on the page</w:t>
+      </w:r>
+    </w:p>
+    <w:p>
+      <w:pPr>
+        <w:pStyle w:val="ListParagraph"/>
+        <w:numPr>
+          <w:ilvl w:val="0"/>
+          <w:numId w:val="1"/>
+        </w:numPr>
+        <w:spacing w:after="60" w:line="266"/>
+      </w:pPr>
+      <w:hyperlink w:history="1" r:id="rIdgbgdrmmslwqbsvucwntm0">
+        <w:r>
+          <w:rPr>
+            <w:rFonts w:ascii="Calibri" w:cs="Calibri" w:eastAsia="Calibri" w:hAnsi="Calibri"/>
+            <w:color w:val="1F5C8B"/>
+            <w:sz w:val="18"/>
+            <w:szCs w:val="18"/>
+            <w:u w:val="single"/>
+          </w:rPr>
+          <w:t xml:space="preserve">(unnamed) way/1418381673</w:t>
+        </w:r>
+      </w:hyperlink>
+      <w:r>
+        <w:rPr>
+          <w:rFonts w:ascii="Calibri" w:cs="Calibri" w:eastAsia="Calibri" w:hAnsi="Calibri"/>
+          <w:color w:val="1A1A1A"/>
+          <w:sz w:val="18"/>
+          <w:szCs w:val="18"/>
+        </w:rPr>
+        <w:t xml:space="preserve"> — site could not be opened</w:t>
+      </w:r>
+    </w:p>
+    <w:p>
+      <w:pPr>
+        <w:pStyle w:val="ListParagraph"/>
+        <w:numPr>
+          <w:ilvl w:val="0"/>
+          <w:numId w:val="1"/>
+        </w:numPr>
+        <w:spacing w:after="60" w:line="266"/>
+      </w:pPr>
+      <w:hyperlink w:history="1" r:id="rIdyb-uo_zgs-2za8q-ahkgp">
+        <w:r>
+          <w:rPr>
+            <w:rFonts w:ascii="Calibri" w:cs="Calibri" w:eastAsia="Calibri" w:hAnsi="Calibri"/>
+            <w:color w:val="1F5C8B"/>
+            <w:sz w:val="18"/>
+            <w:szCs w:val="18"/>
+            <w:u w:val="single"/>
+          </w:rPr>
+          <w:t xml:space="preserve">(unnamed) way/465539048</w:t>
+        </w:r>
+      </w:hyperlink>
+      <w:r>
+        <w:rPr>
+          <w:rFonts w:ascii="Calibri" w:cs="Calibri" w:eastAsia="Calibri" w:hAnsi="Calibri"/>
+          <w:color w:val="1A1A1A"/>
+          <w:sz w:val="18"/>
+          <w:szCs w:val="18"/>
+        </w:rPr>
+        <w:t xml:space="preserve"> — site could not be opened</w:t>
+      </w:r>
+    </w:p>
+    <w:p>
+      <w:pPr>
+        <w:pStyle w:val="ListParagraph"/>
+        <w:numPr>
+          <w:ilvl w:val="0"/>
+          <w:numId w:val="1"/>
+        </w:numPr>
+        <w:spacing w:after="60" w:line="266"/>
+      </w:pPr>
+      <w:hyperlink w:history="1" r:id="rIdbw1zmv_oif0elxznumktv">
+        <w:r>
+          <w:rPr>
+            <w:rFonts w:ascii="Calibri" w:cs="Calibri" w:eastAsia="Calibri" w:hAnsi="Calibri"/>
+            <w:color w:val="1F5C8B"/>
+            <w:sz w:val="18"/>
+            <w:szCs w:val="18"/>
+            <w:u w:val="single"/>
+          </w:rPr>
+          <w:t xml:space="preserve">Adam Masjid</w:t>
+        </w:r>
+      </w:hyperlink>
+      <w:r>
+        <w:rPr>
+          <w:rFonts w:ascii="Calibri" w:cs="Calibri" w:eastAsia="Calibri" w:hAnsi="Calibri"/>
+          <w:color w:val="1A1A1A"/>
+          <w:sz w:val="18"/>
+          <w:szCs w:val="18"/>
+        </w:rPr>
+        <w:t xml:space="preserve"> — no times found on the page</w:t>
+      </w:r>
+    </w:p>
+    <w:p>
+      <w:pPr>
+        <w:pStyle w:val="ListParagraph"/>
+        <w:numPr>
+          <w:ilvl w:val="0"/>
+          <w:numId w:val="1"/>
+        </w:numPr>
+        <w:spacing w:after="60" w:line="266"/>
+      </w:pPr>
+      <w:hyperlink w:history="1" r:id="rIdmfdf3i6wlfu0od2tek6kl">
+        <w:r>
+          <w:rPr>
+            <w:rFonts w:ascii="Calibri" w:cs="Calibri" w:eastAsia="Calibri" w:hAnsi="Calibri"/>
+            <w:color w:val="1F5C8B"/>
+            <w:sz w:val="18"/>
+            <w:szCs w:val="18"/>
+            <w:u w:val="single"/>
+          </w:rPr>
+          <w:t xml:space="preserve">Al Ansaar Masjid - An ISGH Masjid</w:t>
+        </w:r>
+      </w:hyperlink>
+      <w:r>
+        <w:rPr>
+          <w:rFonts w:ascii="Calibri" w:cs="Calibri" w:eastAsia="Calibri" w:hAnsi="Calibri"/>
+          <w:color w:val="1A1A1A"/>
+          <w:sz w:val="18"/>
+          <w:szCs w:val="18"/>
+        </w:rPr>
+        <w:t xml:space="preserve"> — site could not be opened</w:t>
+      </w:r>
+    </w:p>
+    <w:p>
+      <w:pPr>
+        <w:pStyle w:val="ListParagraph"/>
+        <w:numPr>
+          <w:ilvl w:val="0"/>
+          <w:numId w:val="1"/>
+        </w:numPr>
+        <w:spacing w:after="60" w:line="266"/>
+      </w:pPr>
+      <w:hyperlink w:history="1" r:id="rIdqt3yrjh--lwaltre0tgoo">
+        <w:r>
+          <w:rPr>
+            <w:rFonts w:ascii="Calibri" w:cs="Calibri" w:eastAsia="Calibri" w:hAnsi="Calibri"/>
+            <w:color w:val="1F5C8B"/>
+            <w:sz w:val="18"/>
+            <w:szCs w:val="18"/>
+            <w:u w:val="single"/>
+          </w:rPr>
+          <w:t xml:space="preserve">Al-Rahma Mosque</w:t>
+        </w:r>
+      </w:hyperlink>
+      <w:r>
+        <w:rPr>
+          <w:rFonts w:ascii="Calibri" w:cs="Calibri" w:eastAsia="Calibri" w:hAnsi="Calibri"/>
+          <w:color w:val="1A1A1A"/>
+          <w:sz w:val="18"/>
+          <w:szCs w:val="18"/>
+        </w:rPr>
+        <w:t xml:space="preserve"> — site could not be opened</w:t>
+      </w:r>
+    </w:p>
+    <w:p>
+      <w:pPr>
+        <w:pStyle w:val="ListParagraph"/>
+        <w:numPr>
+          <w:ilvl w:val="0"/>
+          <w:numId w:val="1"/>
+        </w:numPr>
+        <w:spacing w:after="60" w:line="266"/>
+      </w:pPr>
+      <w:hyperlink w:history="1" r:id="rIdszaqbs6z5ovvqp-temac0">
+        <w:r>
+          <w:rPr>
+            <w:rFonts w:ascii="Calibri" w:cs="Calibri" w:eastAsia="Calibri" w:hAnsi="Calibri"/>
+            <w:color w:val="1F5C8B"/>
+            <w:sz w:val="18"/>
+            <w:szCs w:val="18"/>
+            <w:u w:val="single"/>
+          </w:rPr>
+          <w:t xml:space="preserve">At-Tawhid Mosque</w:t>
+        </w:r>
+      </w:hyperlink>
+      <w:r>
+        <w:rPr>
+          <w:rFonts w:ascii="Calibri" w:cs="Calibri" w:eastAsia="Calibri" w:hAnsi="Calibri"/>
+          <w:color w:val="1A1A1A"/>
+          <w:sz w:val="18"/>
+          <w:szCs w:val="18"/>
+        </w:rPr>
+        <w:t xml:space="preserve"> — no times found on the page (page text holds 7 prayer names and 8 times, shot viewport 1280</w:t>
+      </w:r>
+    </w:p>
+    <w:p>
+      <w:pPr>
+        <w:pStyle w:val="ListParagraph"/>
+        <w:numPr>
+          <w:ilvl w:val="0"/>
+          <w:numId w:val="1"/>
+        </w:numPr>
+        <w:spacing w:after="60" w:line="266"/>
+      </w:pPr>
+      <w:hyperlink w:history="1" r:id="rId3ig1mfu0ke0twpoy-twud">
+        <w:r>
+          <w:rPr>
+            <w:rFonts w:ascii="Calibri" w:cs="Calibri" w:eastAsia="Calibri" w:hAnsi="Calibri"/>
+            <w:color w:val="1F5C8B"/>
+            <w:sz w:val="18"/>
+            <w:szCs w:val="18"/>
+            <w:u w:val="single"/>
+          </w:rPr>
+          <w:t xml:space="preserve">Bait-ul-Ikram Mosque</w:t>
+        </w:r>
+      </w:hyperlink>
+      <w:r>
+        <w:rPr>
+          <w:rFonts w:ascii="Calibri" w:cs="Calibri" w:eastAsia="Calibri" w:hAnsi="Calibri"/>
+          <w:color w:val="1A1A1A"/>
+          <w:sz w:val="18"/>
+          <w:szCs w:val="18"/>
+        </w:rPr>
+        <w:t xml:space="preserve"> — no times found on the page</w:t>
+      </w:r>
+    </w:p>
+    <w:p>
+      <w:pPr>
+        <w:pStyle w:val="ListParagraph"/>
+        <w:numPr>
+          <w:ilvl w:val="0"/>
+          <w:numId w:val="1"/>
+        </w:numPr>
+        <w:spacing w:after="60" w:line="266"/>
+      </w:pPr>
+      <w:hyperlink w:history="1" r:id="rIdr-bm-3kc_fttxhrxr3bza">
+        <w:r>
+          <w:rPr>
+            <w:rFonts w:ascii="Calibri" w:cs="Calibri" w:eastAsia="Calibri" w:hAnsi="Calibri"/>
+            <w:color w:val="1F5C8B"/>
+            <w:sz w:val="18"/>
+            <w:szCs w:val="18"/>
+            <w:u w:val="single"/>
+          </w:rPr>
+          <w:t xml:space="preserve">Bait-ul-Qayyum Mosque</w:t>
+        </w:r>
+      </w:hyperlink>
+      <w:r>
+        <w:rPr>
+          <w:rFonts w:ascii="Calibri" w:cs="Calibri" w:eastAsia="Calibri" w:hAnsi="Calibri"/>
+          <w:color w:val="1A1A1A"/>
+          <w:sz w:val="18"/>
+          <w:szCs w:val="18"/>
+        </w:rPr>
+        <w:t xml:space="preserve"> — site could not be opened</w:t>
+      </w:r>
+    </w:p>
+    <w:p>
+      <w:pPr>
+        <w:pStyle w:val="ListParagraph"/>
+        <w:numPr>
+          <w:ilvl w:val="0"/>
+          <w:numId w:val="1"/>
+        </w:numPr>
+        <w:spacing w:after="60" w:line="266"/>
+      </w:pPr>
+      <w:hyperlink w:history="1" r:id="rId-cartdldybq0olxua5ssj">
+        <w:r>
+          <w:rPr>
+            <w:rFonts w:ascii="Calibri" w:cs="Calibri" w:eastAsia="Calibri" w:hAnsi="Calibri"/>
+            <w:color w:val="1F5C8B"/>
+            <w:sz w:val="18"/>
+            <w:szCs w:val="18"/>
+            <w:u w:val="single"/>
+          </w:rPr>
+          <w:t xml:space="preserve">Baitul Muqeet Mosque - Ahmadiyya Muslim Community</w:t>
+        </w:r>
+      </w:hyperlink>
+      <w:r>
+        <w:rPr>
+          <w:rFonts w:ascii="Calibri" w:cs="Calibri" w:eastAsia="Calibri" w:hAnsi="Calibri"/>
+          <w:color w:val="1A1A1A"/>
+          <w:sz w:val="18"/>
+          <w:szCs w:val="18"/>
+        </w:rPr>
+        <w:t xml:space="preserve"> — site could not be opened</w:t>
+      </w:r>
+    </w:p>
+    <w:p>
+      <w:pPr>
+        <w:pStyle w:val="ListParagraph"/>
+        <w:numPr>
+          <w:ilvl w:val="0"/>
+          <w:numId w:val="1"/>
+        </w:numPr>
+        <w:spacing w:after="60" w:line="266"/>
+      </w:pPr>
+      <w:hyperlink w:history="1" r:id="rId5yjp3gedicc8hptoxcrw6">
+        <w:r>
+          <w:rPr>
+            <w:rFonts w:ascii="Calibri" w:cs="Calibri" w:eastAsia="Calibri" w:hAnsi="Calibri"/>
+            <w:color w:val="1F5C8B"/>
+            <w:sz w:val="18"/>
+            <w:szCs w:val="18"/>
+            <w:u w:val="single"/>
+          </w:rPr>
+          <w:t xml:space="preserve">Baitus Samee Mosque</w:t>
+        </w:r>
+      </w:hyperlink>
+      <w:r>
+        <w:rPr>
+          <w:rFonts w:ascii="Calibri" w:cs="Calibri" w:eastAsia="Calibri" w:hAnsi="Calibri"/>
+          <w:color w:val="1A1A1A"/>
+          <w:sz w:val="18"/>
+          <w:szCs w:val="18"/>
+        </w:rPr>
+        <w:t xml:space="preserve"> — no times found on the page</w:t>
+      </w:r>
+    </w:p>
+    <w:p>
+      <w:pPr>
+        <w:pStyle w:val="ListParagraph"/>
+        <w:numPr>
+          <w:ilvl w:val="0"/>
+          <w:numId w:val="1"/>
+        </w:numPr>
+        <w:spacing w:after="60" w:line="266"/>
+      </w:pPr>
+      <w:hyperlink w:history="1" r:id="rIdj9lyxhaqqwfubwxdrkyso">
+        <w:r>
+          <w:rPr>
+            <w:rFonts w:ascii="Calibri" w:cs="Calibri" w:eastAsia="Calibri" w:hAnsi="Calibri"/>
+            <w:color w:val="1F5C8B"/>
+            <w:sz w:val="18"/>
+            <w:szCs w:val="18"/>
+            <w:u w:val="single"/>
+          </w:rPr>
+          <w:t xml:space="preserve">Bilal Ibn Rabah of San Antonio (MBIR)</w:t>
+        </w:r>
+      </w:hyperlink>
+      <w:r>
+        <w:rPr>
+          <w:rFonts w:ascii="Calibri" w:cs="Calibri" w:eastAsia="Calibri" w:hAnsi="Calibri"/>
+          <w:color w:val="1A1A1A"/>
+          <w:sz w:val="18"/>
+          <w:szCs w:val="18"/>
+        </w:rPr>
+        <w:t xml:space="preserve"> — no times found on the page</w:t>
+      </w:r>
+    </w:p>
+    <w:p>
+      <w:pPr>
+        <w:pStyle w:val="ListParagraph"/>
+        <w:numPr>
+          <w:ilvl w:val="0"/>
+          <w:numId w:val="1"/>
+        </w:numPr>
+        <w:spacing w:after="60" w:line="266"/>
+      </w:pPr>
+      <w:hyperlink w:history="1" r:id="rIdrwmbr5lcmugwvlq4orpgh">
+        <w:r>
+          <w:rPr>
+            <w:rFonts w:ascii="Calibri" w:cs="Calibri" w:eastAsia="Calibri" w:hAnsi="Calibri"/>
+            <w:color w:val="1F5C8B"/>
+            <w:sz w:val="18"/>
+            <w:szCs w:val="18"/>
+            <w:u w:val="single"/>
+          </w:rPr>
+          <w:t xml:space="preserve">Burmese Muslim Community of Amarillo (BMCAMA)</w:t>
+        </w:r>
+      </w:hyperlink>
+      <w:r>
+        <w:rPr>
+          <w:rFonts w:ascii="Calibri" w:cs="Calibri" w:eastAsia="Calibri" w:hAnsi="Calibri"/>
+          <w:color w:val="1A1A1A"/>
+          <w:sz w:val="18"/>
+          <w:szCs w:val="18"/>
+        </w:rPr>
+        <w:t xml:space="preserve"> — site could not be opened</w:t>
+      </w:r>
+    </w:p>
+    <w:p>
+      <w:pPr>
+        <w:pStyle w:val="ListParagraph"/>
+        <w:numPr>
+          <w:ilvl w:val="0"/>
+          <w:numId w:val="1"/>
+        </w:numPr>
+        <w:spacing w:after="60" w:line="266"/>
+      </w:pPr>
+      <w:hyperlink w:history="1" r:id="rIdfwtueoj8wyjcxzhnfttdc">
+        <w:r>
+          <w:rPr>
+            <w:rFonts w:ascii="Calibri" w:cs="Calibri" w:eastAsia="Calibri" w:hAnsi="Calibri"/>
+            <w:color w:val="1F5C8B"/>
+            <w:sz w:val="18"/>
+            <w:szCs w:val="18"/>
+            <w:u w:val="single"/>
+          </w:rPr>
+          <w:t xml:space="preserve">Dar El-Quran</w:t>
+        </w:r>
+      </w:hyperlink>
+      <w:r>
+        <w:rPr>
+          <w:rFonts w:ascii="Calibri" w:cs="Calibri" w:eastAsia="Calibri" w:hAnsi="Calibri"/>
+          <w:color w:val="1A1A1A"/>
+          <w:sz w:val="18"/>
+          <w:szCs w:val="18"/>
+        </w:rPr>
+        <w:t xml:space="preserve"> — no times found on the page</w:t>
+      </w:r>
+    </w:p>
+    <w:p>
+      <w:pPr>
+        <w:pStyle w:val="ListParagraph"/>
+        <w:numPr>
+          <w:ilvl w:val="0"/>
+          <w:numId w:val="1"/>
+        </w:numPr>
+        <w:spacing w:after="60" w:line="266"/>
+      </w:pPr>
+      <w:hyperlink w:history="1" r:id="rIdbbavu5q0e2o-sky8sf_zm">
+        <w:r>
+          <w:rPr>
+            <w:rFonts w:ascii="Calibri" w:cs="Calibri" w:eastAsia="Calibri" w:hAnsi="Calibri"/>
+            <w:color w:val="1F5C8B"/>
+            <w:sz w:val="18"/>
+            <w:szCs w:val="18"/>
+            <w:u w:val="single"/>
+          </w:rPr>
+          <w:t xml:space="preserve">Dawoodi Bohra Community - Anjuman-e-Najmi, Dallas Inc.</w:t>
+        </w:r>
+      </w:hyperlink>
+      <w:r>
+        <w:rPr>
+          <w:rFonts w:ascii="Calibri" w:cs="Calibri" w:eastAsia="Calibri" w:hAnsi="Calibri"/>
+          <w:color w:val="1A1A1A"/>
+          <w:sz w:val="18"/>
+          <w:szCs w:val="18"/>
+        </w:rPr>
+        <w:t xml:space="preserve"> — site could not be opened</w:t>
+      </w:r>
+    </w:p>
+    <w:p>
+      <w:pPr>
+        <w:pStyle w:val="ListParagraph"/>
+        <w:numPr>
+          <w:ilvl w:val="0"/>
+          <w:numId w:val="1"/>
+        </w:numPr>
+        <w:spacing w:after="60" w:line="266"/>
+      </w:pPr>
+      <w:hyperlink w:history="1" r:id="rIdftfygizkkv0r-whs9bt8r">
+        <w:r>
+          <w:rPr>
+            <w:rFonts w:ascii="Calibri" w:cs="Calibri" w:eastAsia="Calibri" w:hAnsi="Calibri"/>
+            <w:color w:val="1F5C8B"/>
+            <w:sz w:val="18"/>
+            <w:szCs w:val="18"/>
+            <w:u w:val="single"/>
+          </w:rPr>
+          <w:t xml:space="preserve">Dawoodi Bohra Markaz Anjuman-e-Burhani (Austin)</w:t>
+        </w:r>
+      </w:hyperlink>
+      <w:r>
+        <w:rPr>
+          <w:rFonts w:ascii="Calibri" w:cs="Calibri" w:eastAsia="Calibri" w:hAnsi="Calibri"/>
+          <w:color w:val="1A1A1A"/>
+          <w:sz w:val="18"/>
+          <w:szCs w:val="18"/>
+        </w:rPr>
+        <w:t xml:space="preserve"> — site could not be opened</w:t>
+      </w:r>
+    </w:p>
+    <w:p>
+      <w:pPr>
+        <w:pStyle w:val="ListParagraph"/>
+        <w:numPr>
+          <w:ilvl w:val="0"/>
+          <w:numId w:val="1"/>
+        </w:numPr>
+        <w:spacing w:after="60" w:line="266"/>
+      </w:pPr>
+      <w:hyperlink w:history="1" r:id="rIdpugcmut6lmxwy3rzpiiai">
+        <w:r>
+          <w:rPr>
+            <w:rFonts w:ascii="Calibri" w:cs="Calibri" w:eastAsia="Calibri" w:hAnsi="Calibri"/>
+            <w:color w:val="1F5C8B"/>
+            <w:sz w:val="18"/>
+            <w:szCs w:val="18"/>
+            <w:u w:val="single"/>
+          </w:rPr>
+          <w:t xml:space="preserve">Houston Masjid of Al-Islam</w:t>
+        </w:r>
+      </w:hyperlink>
+      <w:r>
+        <w:rPr>
+          <w:rFonts w:ascii="Calibri" w:cs="Calibri" w:eastAsia="Calibri" w:hAnsi="Calibri"/>
+          <w:color w:val="1A1A1A"/>
+          <w:sz w:val="18"/>
+          <w:szCs w:val="18"/>
+        </w:rPr>
+        <w:t xml:space="preserve"> — no times found on the page</w:t>
+      </w:r>
+    </w:p>
+    <w:p>
+      <w:pPr>
+        <w:pStyle w:val="ListParagraph"/>
+        <w:numPr>
+          <w:ilvl w:val="0"/>
+          <w:numId w:val="1"/>
+        </w:numPr>
+        <w:spacing w:after="60" w:line="266"/>
+      </w:pPr>
+      <w:hyperlink w:history="1" r:id="rIdjhjjzw9p6qsvlds0aj2-9">
+        <w:r>
+          <w:rPr>
+            <w:rFonts w:ascii="Calibri" w:cs="Calibri" w:eastAsia="Calibri" w:hAnsi="Calibri"/>
+            <w:color w:val="1F5C8B"/>
+            <w:sz w:val="18"/>
+            <w:szCs w:val="18"/>
+            <w:u w:val="single"/>
+          </w:rPr>
+          <w:t xml:space="preserve">Houston's Blue Mosque</w:t>
+        </w:r>
+      </w:hyperlink>
+      <w:r>
+        <w:rPr>
+          <w:rFonts w:ascii="Calibri" w:cs="Calibri" w:eastAsia="Calibri" w:hAnsi="Calibri"/>
+          <w:color w:val="1A1A1A"/>
+          <w:sz w:val="18"/>
+          <w:szCs w:val="18"/>
+        </w:rPr>
+        <w:t xml:space="preserve"> — site could not be opened</w:t>
+      </w:r>
+    </w:p>
+    <w:p>
+      <w:pPr>
+        <w:pStyle w:val="ListParagraph"/>
+        <w:numPr>
+          <w:ilvl w:val="0"/>
+          <w:numId w:val="1"/>
+        </w:numPr>
+        <w:spacing w:after="60" w:line="266"/>
+      </w:pPr>
+      <w:hyperlink w:history="1" r:id="rIdiqvcwmo-cqaquwiykvv7r">
+        <w:r>
+          <w:rPr>
+            <w:rFonts w:ascii="Calibri" w:cs="Calibri" w:eastAsia="Calibri" w:hAnsi="Calibri"/>
+            <w:color w:val="1F5C8B"/>
+            <w:sz w:val="18"/>
+            <w:szCs w:val="18"/>
+            <w:u w:val="single"/>
+          </w:rPr>
+          <w:t xml:space="preserve">Ibrahim Islamic Center &amp; Mosque</w:t>
+        </w:r>
+      </w:hyperlink>
+      <w:r>
+        <w:rPr>
+          <w:rFonts w:ascii="Calibri" w:cs="Calibri" w:eastAsia="Calibri" w:hAnsi="Calibri"/>
+          <w:color w:val="1A1A1A"/>
+          <w:sz w:val="18"/>
+          <w:szCs w:val="18"/>
+        </w:rPr>
+        <w:t xml:space="preserve"> — no times found on the page</w:t>
+      </w:r>
+    </w:p>
+    <w:p>
+      <w:pPr>
+        <w:pStyle w:val="ListParagraph"/>
+        <w:numPr>
+          <w:ilvl w:val="0"/>
+          <w:numId w:val="1"/>
+        </w:numPr>
+        <w:spacing w:after="60" w:line="266"/>
+      </w:pPr>
+      <w:hyperlink w:history="1" r:id="rIdny9av2t7hgk2ide5pedqf">
+        <w:r>
+          <w:rPr>
+            <w:rFonts w:ascii="Calibri" w:cs="Calibri" w:eastAsia="Calibri" w:hAnsi="Calibri"/>
+            <w:color w:val="1F5C8B"/>
+            <w:sz w:val="18"/>
+            <w:szCs w:val="18"/>
+            <w:u w:val="single"/>
+          </w:rPr>
+          <w:t xml:space="preserve">Imam Ali Islamic center</w:t>
+        </w:r>
+      </w:hyperlink>
+      <w:r>
+        <w:rPr>
+          <w:rFonts w:ascii="Calibri" w:cs="Calibri" w:eastAsia="Calibri" w:hAnsi="Calibri"/>
+          <w:color w:val="1A1A1A"/>
+          <w:sz w:val="18"/>
+          <w:szCs w:val="18"/>
+        </w:rPr>
+        <w:t xml:space="preserve"> — no times found on the page</w:t>
+      </w:r>
+    </w:p>
+    <w:p>
+      <w:pPr>
+        <w:pStyle w:val="ListParagraph"/>
+        <w:numPr>
+          <w:ilvl w:val="0"/>
+          <w:numId w:val="1"/>
+        </w:numPr>
+        <w:spacing w:after="60" w:line="266"/>
+      </w:pPr>
+      <w:hyperlink w:history="1" r:id="rIdqae7-faxfa9qhp6onyc0_">
+        <w:r>
+          <w:rPr>
+            <w:rFonts w:ascii="Calibri" w:cs="Calibri" w:eastAsia="Calibri" w:hAnsi="Calibri"/>
+            <w:color w:val="1F5C8B"/>
+            <w:sz w:val="18"/>
+            <w:szCs w:val="18"/>
+            <w:u w:val="single"/>
+          </w:rPr>
+          <w:t xml:space="preserve">Islamic Association of North Texas (IANT Masjid)</w:t>
+        </w:r>
+      </w:hyperlink>
+      <w:r>
+        <w:rPr>
+          <w:rFonts w:ascii="Calibri" w:cs="Calibri" w:eastAsia="Calibri" w:hAnsi="Calibri"/>
+          <w:color w:val="1A1A1A"/>
+          <w:sz w:val="18"/>
+          <w:szCs w:val="18"/>
+        </w:rPr>
+        <w:t xml:space="preserve"> — site could not be opened</w:t>
+      </w:r>
+    </w:p>
+    <w:p>
+      <w:pPr>
+        <w:pStyle w:val="ListParagraph"/>
+        <w:numPr>
+          <w:ilvl w:val="0"/>
+          <w:numId w:val="1"/>
+        </w:numPr>
+        <w:spacing w:after="60" w:line="266"/>
+      </w:pPr>
+      <w:hyperlink w:history="1" r:id="rIdta9i7btsmzmdrg78_8k6o">
+        <w:r>
+          <w:rPr>
+            <w:rFonts w:ascii="Calibri" w:cs="Calibri" w:eastAsia="Calibri" w:hAnsi="Calibri"/>
+            <w:color w:val="1F5C8B"/>
+            <w:sz w:val="18"/>
+            <w:szCs w:val="18"/>
+            <w:u w:val="single"/>
+          </w:rPr>
+          <w:t xml:space="preserve">Islamic Center of Irving</w:t>
+        </w:r>
+      </w:hyperlink>
+      <w:r>
+        <w:rPr>
+          <w:rFonts w:ascii="Calibri" w:cs="Calibri" w:eastAsia="Calibri" w:hAnsi="Calibri"/>
+          <w:color w:val="1A1A1A"/>
+          <w:sz w:val="18"/>
+          <w:szCs w:val="18"/>
+        </w:rPr>
+        <w:t xml:space="preserve"> — site could not be opened</w:t>
+      </w:r>
+    </w:p>
+    <w:p>
+      <w:pPr>
+        <w:pStyle w:val="ListParagraph"/>
+        <w:numPr>
+          <w:ilvl w:val="0"/>
+          <w:numId w:val="1"/>
+        </w:numPr>
+        <w:spacing w:after="60" w:line="266"/>
+      </w:pPr>
+      <w:hyperlink w:history="1" r:id="rIdnb7vfzbpwjyebk4fy3r9k">
+        <w:r>
+          <w:rPr>
+            <w:rFonts w:ascii="Calibri" w:cs="Calibri" w:eastAsia="Calibri" w:hAnsi="Calibri"/>
+            <w:color w:val="1F5C8B"/>
+            <w:sz w:val="18"/>
+            <w:szCs w:val="18"/>
+            <w:u w:val="single"/>
+          </w:rPr>
+          <w:t xml:space="preserve">Islamic Center of Lubbock</w:t>
+        </w:r>
+      </w:hyperlink>
+      <w:r>
+        <w:rPr>
+          <w:rFonts w:ascii="Calibri" w:cs="Calibri" w:eastAsia="Calibri" w:hAnsi="Calibri"/>
+          <w:color w:val="1A1A1A"/>
+          <w:sz w:val="18"/>
+          <w:szCs w:val="18"/>
+        </w:rPr>
+        <w:t xml:space="preserve"> — site could not be opened</w:t>
+      </w:r>
+    </w:p>
+    <w:p>
+      <w:pPr>
+        <w:pStyle w:val="ListParagraph"/>
+        <w:numPr>
+          <w:ilvl w:val="0"/>
+          <w:numId w:val="1"/>
+        </w:numPr>
+        <w:spacing w:after="60" w:line="266"/>
+      </w:pPr>
+      <w:hyperlink w:history="1" r:id="rId-y61kxbs5eexkmsurd-_e">
+        <w:r>
+          <w:rPr>
+            <w:rFonts w:ascii="Calibri" w:cs="Calibri" w:eastAsia="Calibri" w:hAnsi="Calibri"/>
+            <w:color w:val="1F5C8B"/>
+            <w:sz w:val="18"/>
+            <w:szCs w:val="18"/>
+            <w:u w:val="single"/>
+          </w:rPr>
+          <w:t xml:space="preserve">Islamic Center of Quad Cities</w:t>
+        </w:r>
+      </w:hyperlink>
+      <w:r>
+        <w:rPr>
+          <w:rFonts w:ascii="Calibri" w:cs="Calibri" w:eastAsia="Calibri" w:hAnsi="Calibri"/>
+          <w:color w:val="1A1A1A"/>
+          <w:sz w:val="18"/>
+          <w:szCs w:val="18"/>
+        </w:rPr>
+        <w:t xml:space="preserve"> — site could not be opened</w:t>
+      </w:r>
+    </w:p>
+    <w:p>
+      <w:pPr>
+        <w:pStyle w:val="ListParagraph"/>
+        <w:numPr>
+          <w:ilvl w:val="0"/>
+          <w:numId w:val="1"/>
+        </w:numPr>
+        <w:spacing w:after="60" w:line="266"/>
+      </w:pPr>
+      <w:hyperlink w:history="1" r:id="rIdtxm-u3vsr_8-fq8wzlz9j">
+        <w:r>
+          <w:rPr>
+            <w:rFonts w:ascii="Calibri" w:cs="Calibri" w:eastAsia="Calibri" w:hAnsi="Calibri"/>
+            <w:color w:val="1F5C8B"/>
+            <w:sz w:val="18"/>
+            <w:szCs w:val="18"/>
+            <w:u w:val="single"/>
+          </w:rPr>
+          <w:t xml:space="preserve">Islamic Center of South Dallas</w:t>
+        </w:r>
+      </w:hyperlink>
+      <w:r>
+        <w:rPr>
+          <w:rFonts w:ascii="Calibri" w:cs="Calibri" w:eastAsia="Calibri" w:hAnsi="Calibri"/>
+          <w:color w:val="1A1A1A"/>
+          <w:sz w:val="18"/>
+          <w:szCs w:val="18"/>
+        </w:rPr>
+        <w:t xml:space="preserve"> — no times found on the page</w:t>
+      </w:r>
+    </w:p>
+    <w:p>
+      <w:pPr>
+        <w:pStyle w:val="ListParagraph"/>
+        <w:numPr>
+          <w:ilvl w:val="0"/>
+          <w:numId w:val="1"/>
+        </w:numPr>
+        <w:spacing w:after="60" w:line="266"/>
+      </w:pPr>
+      <w:hyperlink w:history="1" r:id="rIdbiatocbjdgu7_til2rge-">
+        <w:r>
+          <w:rPr>
+            <w:rFonts w:ascii="Calibri" w:cs="Calibri" w:eastAsia="Calibri" w:hAnsi="Calibri"/>
+            <w:color w:val="1F5C8B"/>
+            <w:sz w:val="18"/>
+            <w:szCs w:val="18"/>
+            <w:u w:val="single"/>
+          </w:rPr>
+          <w:t xml:space="preserve">Islamic Community of Bryan</w:t>
+        </w:r>
+      </w:hyperlink>
+      <w:r>
+        <w:rPr>
+          <w:rFonts w:ascii="Calibri" w:cs="Calibri" w:eastAsia="Calibri" w:hAnsi="Calibri"/>
+          <w:color w:val="1A1A1A"/>
+          <w:sz w:val="18"/>
+          <w:szCs w:val="18"/>
+        </w:rPr>
+        <w:t xml:space="preserve"> — only 0 of 5 prayers found (missing fajr, dhuhr, asr, maghrib, isha)</w:t>
+      </w:r>
+    </w:p>
+    <w:p>
+      <w:pPr>
+        <w:pStyle w:val="ListParagraph"/>
+        <w:numPr>
+          <w:ilvl w:val="0"/>
+          <w:numId w:val="1"/>
+        </w:numPr>
+        <w:spacing w:after="60" w:line="266"/>
+      </w:pPr>
+      <w:hyperlink w:history="1" r:id="rIdh7myhejz1jcykf9at99ta">
+        <w:r>
+          <w:rPr>
+            <w:rFonts w:ascii="Calibri" w:cs="Calibri" w:eastAsia="Calibri" w:hAnsi="Calibri"/>
+            <w:color w:val="1F5C8B"/>
+            <w:sz w:val="18"/>
+            <w:szCs w:val="18"/>
+            <w:u w:val="single"/>
+          </w:rPr>
+          <w:t xml:space="preserve">Islamic Da'wah Center</w:t>
+        </w:r>
+      </w:hyperlink>
+      <w:r>
+        <w:rPr>
+          <w:rFonts w:ascii="Calibri" w:cs="Calibri" w:eastAsia="Calibri" w:hAnsi="Calibri"/>
+          <w:color w:val="1A1A1A"/>
+          <w:sz w:val="18"/>
+          <w:szCs w:val="18"/>
+        </w:rPr>
+        <w:t xml:space="preserve"> — only 0 of 5 prayers found (missing fajr, dhuhr, asr, maghrib, isha)</w:t>
+      </w:r>
+    </w:p>
+    <w:p>
+      <w:pPr>
+        <w:pStyle w:val="ListParagraph"/>
+        <w:numPr>
+          <w:ilvl w:val="0"/>
+          <w:numId w:val="1"/>
+        </w:numPr>
+        <w:spacing w:after="60" w:line="266"/>
+      </w:pPr>
+      <w:hyperlink w:history="1" r:id="rIdo5uouje-ftcwoovvblswd">
+        <w:r>
+          <w:rPr>
+            <w:rFonts w:ascii="Calibri" w:cs="Calibri" w:eastAsia="Calibri" w:hAnsi="Calibri"/>
+            <w:color w:val="1F5C8B"/>
+            <w:sz w:val="18"/>
+            <w:szCs w:val="18"/>
+            <w:u w:val="single"/>
+          </w:rPr>
+          <w:t xml:space="preserve">Islamic Society of Central Texas</w:t>
+        </w:r>
+      </w:hyperlink>
+      <w:r>
+        <w:rPr>
+          <w:rFonts w:ascii="Calibri" w:cs="Calibri" w:eastAsia="Calibri" w:hAnsi="Calibri"/>
+          <w:color w:val="1A1A1A"/>
+          <w:sz w:val="18"/>
+          <w:szCs w:val="18"/>
+        </w:rPr>
+        <w:t xml:space="preserve"> — site could not be opened</w:t>
+      </w:r>
+    </w:p>
+    <w:p>
+      <w:pPr>
+        <w:pStyle w:val="ListParagraph"/>
+        <w:numPr>
+          <w:ilvl w:val="0"/>
+          <w:numId w:val="1"/>
+        </w:numPr>
+        <w:spacing w:after="60" w:line="266"/>
+      </w:pPr>
+      <w:hyperlink w:history="1" r:id="rIdztzzb9az2mdltiahkvz_2">
+        <w:r>
+          <w:rPr>
+            <w:rFonts w:ascii="Calibri" w:cs="Calibri" w:eastAsia="Calibri" w:hAnsi="Calibri"/>
+            <w:color w:val="1F5C8B"/>
+            <w:sz w:val="18"/>
+            <w:szCs w:val="18"/>
+            <w:u w:val="single"/>
+          </w:rPr>
+          <w:t xml:space="preserve">Islamic Society of Greater Houston</w:t>
+        </w:r>
+      </w:hyperlink>
+      <w:r>
+        <w:rPr>
+          <w:rFonts w:ascii="Calibri" w:cs="Calibri" w:eastAsia="Calibri" w:hAnsi="Calibri"/>
+          <w:color w:val="1A1A1A"/>
+          <w:sz w:val="18"/>
+          <w:szCs w:val="18"/>
+        </w:rPr>
+        <w:t xml:space="preserve"> — site could not be opened</w:t>
+      </w:r>
+    </w:p>
+    <w:p>
+      <w:pPr>
+        <w:pStyle w:val="ListParagraph"/>
+        <w:numPr>
+          <w:ilvl w:val="0"/>
+          <w:numId w:val="1"/>
+        </w:numPr>
+        <w:spacing w:after="60" w:line="266"/>
+      </w:pPr>
+      <w:hyperlink w:history="1" r:id="rId6jmwudpig2msjwqgomm_y">
+        <w:r>
+          <w:rPr>
+            <w:rFonts w:ascii="Calibri" w:cs="Calibri" w:eastAsia="Calibri" w:hAnsi="Calibri"/>
+            <w:color w:val="1F5C8B"/>
+            <w:sz w:val="18"/>
+            <w:szCs w:val="18"/>
+            <w:u w:val="single"/>
+          </w:rPr>
+          <w:t xml:space="preserve">Islamic Society of Kingsville (ISK)</w:t>
+        </w:r>
+      </w:hyperlink>
+      <w:r>
+        <w:rPr>
+          <w:rFonts w:ascii="Calibri" w:cs="Calibri" w:eastAsia="Calibri" w:hAnsi="Calibri"/>
+          <w:color w:val="1A1A1A"/>
+          <w:sz w:val="18"/>
+          <w:szCs w:val="18"/>
+        </w:rPr>
+        <w:t xml:space="preserve"> — site could not be opened</w:t>
+      </w:r>
+    </w:p>
+    <w:p>
+      <w:pPr>
+        <w:pStyle w:val="ListParagraph"/>
+        <w:numPr>
+          <w:ilvl w:val="0"/>
+          <w:numId w:val="1"/>
+        </w:numPr>
+        <w:spacing w:after="60" w:line="266"/>
+      </w:pPr>
+      <w:hyperlink w:history="1" r:id="rIdoyhlcuea8ab17tvke7agt">
+        <w:r>
+          <w:rPr>
+            <w:rFonts w:ascii="Calibri" w:cs="Calibri" w:eastAsia="Calibri" w:hAnsi="Calibri"/>
+            <w:color w:val="1F5C8B"/>
+            <w:sz w:val="18"/>
+            <w:szCs w:val="18"/>
+            <w:u w:val="single"/>
+          </w:rPr>
+          <w:t xml:space="preserve">Islamic Society of Southern Texas</w:t>
+        </w:r>
+      </w:hyperlink>
+      <w:r>
+        <w:rPr>
+          <w:rFonts w:ascii="Calibri" w:cs="Calibri" w:eastAsia="Calibri" w:hAnsi="Calibri"/>
+          <w:color w:val="1A1A1A"/>
+          <w:sz w:val="18"/>
+          <w:szCs w:val="18"/>
+        </w:rPr>
+        <w:t xml:space="preserve"> — site could not be opened</w:t>
+      </w:r>
+    </w:p>
+    <w:p>
+      <w:pPr>
+        <w:pStyle w:val="ListParagraph"/>
+        <w:numPr>
+          <w:ilvl w:val="0"/>
+          <w:numId w:val="1"/>
+        </w:numPr>
+        <w:spacing w:after="60" w:line="266"/>
+      </w:pPr>
+      <w:hyperlink w:history="1" r:id="rIdkyktdqm6xrzatdekwoqbc">
+        <w:r>
+          <w:rPr>
+            <w:rFonts w:ascii="Calibri" w:cs="Calibri" w:eastAsia="Calibri" w:hAnsi="Calibri"/>
+            <w:color w:val="1F5C8B"/>
+            <w:sz w:val="18"/>
+            <w:szCs w:val="18"/>
+            <w:u w:val="single"/>
+          </w:rPr>
+          <w:t xml:space="preserve">Islamic Society of Triplex – Beaumont Mosque</w:t>
+        </w:r>
+      </w:hyperlink>
+      <w:r>
+        <w:rPr>
+          <w:rFonts w:ascii="Calibri" w:cs="Calibri" w:eastAsia="Calibri" w:hAnsi="Calibri"/>
+          <w:color w:val="1A1A1A"/>
+          <w:sz w:val="18"/>
+          <w:szCs w:val="18"/>
+        </w:rPr>
+        <w:t xml:space="preserve"> — site could not be opened</w:t>
+      </w:r>
+    </w:p>
+    <w:p>
+      <w:pPr>
+        <w:pStyle w:val="ListParagraph"/>
+        <w:numPr>
+          <w:ilvl w:val="0"/>
+          <w:numId w:val="1"/>
+        </w:numPr>
+        <w:spacing w:after="60" w:line="266"/>
+      </w:pPr>
+      <w:hyperlink w:history="1" r:id="rIdvfg0jeg9lsuygiheibb1a">
+        <w:r>
+          <w:rPr>
+            <w:rFonts w:ascii="Calibri" w:cs="Calibri" w:eastAsia="Calibri" w:hAnsi="Calibri"/>
+            <w:color w:val="1F5C8B"/>
+            <w:sz w:val="18"/>
+            <w:szCs w:val="18"/>
+            <w:u w:val="single"/>
+          </w:rPr>
+          <w:t xml:space="preserve">Ismaili Center Houston</w:t>
+        </w:r>
+      </w:hyperlink>
+      <w:r>
+        <w:rPr>
+          <w:rFonts w:ascii="Calibri" w:cs="Calibri" w:eastAsia="Calibri" w:hAnsi="Calibri"/>
+          <w:color w:val="1A1A1A"/>
+          <w:sz w:val="18"/>
+          <w:szCs w:val="18"/>
+        </w:rPr>
+        <w:t xml:space="preserve"> — no times found on the page</w:t>
+      </w:r>
+    </w:p>
+    <w:p>
+      <w:pPr>
+        <w:pStyle w:val="ListParagraph"/>
+        <w:numPr>
+          <w:ilvl w:val="0"/>
+          <w:numId w:val="1"/>
+        </w:numPr>
+        <w:spacing w:after="60" w:line="266"/>
+      </w:pPr>
+      <w:hyperlink w:history="1" r:id="rIdva-3vkvfubu76lbbvgypa">
+        <w:r>
+          <w:rPr>
+            <w:rFonts w:ascii="Calibri" w:cs="Calibri" w:eastAsia="Calibri" w:hAnsi="Calibri"/>
+            <w:color w:val="1F5C8B"/>
+            <w:sz w:val="18"/>
+            <w:szCs w:val="18"/>
+            <w:u w:val="single"/>
+          </w:rPr>
+          <w:t xml:space="preserve">Ismaili Jamatkhana</w:t>
+        </w:r>
+      </w:hyperlink>
+      <w:r>
+        <w:rPr>
+          <w:rFonts w:ascii="Calibri" w:cs="Calibri" w:eastAsia="Calibri" w:hAnsi="Calibri"/>
+          <w:color w:val="1A1A1A"/>
+          <w:sz w:val="18"/>
+          <w:szCs w:val="18"/>
+        </w:rPr>
+        <w:t xml:space="preserve"> — no times found on the page</w:t>
+      </w:r>
+    </w:p>
+    <w:p>
+      <w:pPr>
+        <w:pStyle w:val="ListParagraph"/>
+        <w:numPr>
+          <w:ilvl w:val="0"/>
+          <w:numId w:val="1"/>
+        </w:numPr>
+        <w:spacing w:after="60" w:line="266"/>
+      </w:pPr>
+      <w:hyperlink w:history="1" r:id="rIdaudcraj8dgzp8d5_qxhfe">
+        <w:r>
+          <w:rPr>
+            <w:rFonts w:ascii="Calibri" w:cs="Calibri" w:eastAsia="Calibri" w:hAnsi="Calibri"/>
+            <w:color w:val="1F5C8B"/>
+            <w:sz w:val="18"/>
+            <w:szCs w:val="18"/>
+            <w:u w:val="single"/>
+          </w:rPr>
+          <w:t xml:space="preserve">Ismaili Jamatkhana - San Antonio</w:t>
+        </w:r>
+      </w:hyperlink>
+      <w:r>
+        <w:rPr>
+          <w:rFonts w:ascii="Calibri" w:cs="Calibri" w:eastAsia="Calibri" w:hAnsi="Calibri"/>
+          <w:color w:val="1A1A1A"/>
+          <w:sz w:val="18"/>
+          <w:szCs w:val="18"/>
+        </w:rPr>
+        <w:t xml:space="preserve"> — no times found on the page</w:t>
+      </w:r>
+    </w:p>
+    <w:p>
+      <w:pPr>
+        <w:pStyle w:val="ListParagraph"/>
+        <w:numPr>
+          <w:ilvl w:val="0"/>
+          <w:numId w:val="1"/>
+        </w:numPr>
+        <w:spacing w:after="60" w:line="266"/>
+      </w:pPr>
+      <w:hyperlink w:history="1" r:id="rIdb_jsuducr3tzyaq8sgljo">
+        <w:r>
+          <w:rPr>
+            <w:rFonts w:ascii="Calibri" w:cs="Calibri" w:eastAsia="Calibri" w:hAnsi="Calibri"/>
+            <w:color w:val="1F5C8B"/>
+            <w:sz w:val="18"/>
+            <w:szCs w:val="18"/>
+            <w:u w:val="single"/>
+          </w:rPr>
+          <w:t xml:space="preserve">Jamia Masjid</w:t>
+        </w:r>
+      </w:hyperlink>
+      <w:r>
+        <w:rPr>
+          <w:rFonts w:ascii="Calibri" w:cs="Calibri" w:eastAsia="Calibri" w:hAnsi="Calibri"/>
+          <w:color w:val="1A1A1A"/>
+          <w:sz w:val="18"/>
+          <w:szCs w:val="18"/>
+        </w:rPr>
+        <w:t xml:space="preserve"> — site could not be opened</w:t>
+      </w:r>
+    </w:p>
+    <w:p>
+      <w:pPr>
+        <w:pStyle w:val="ListParagraph"/>
+        <w:numPr>
+          <w:ilvl w:val="0"/>
+          <w:numId w:val="1"/>
+        </w:numPr>
+        <w:spacing w:after="60" w:line="266"/>
+      </w:pPr>
+      <w:hyperlink w:history="1" r:id="rIdxf0qwljjcaqwx0md7ncgt">
+        <w:r>
+          <w:rPr>
+            <w:rFonts w:ascii="Calibri" w:cs="Calibri" w:eastAsia="Calibri" w:hAnsi="Calibri"/>
+            <w:color w:val="1F5C8B"/>
+            <w:sz w:val="18"/>
+            <w:szCs w:val="18"/>
+            <w:u w:val="single"/>
+          </w:rPr>
+          <w:t xml:space="preserve">MAS Islamic Center Of Dallas</w:t>
+        </w:r>
+      </w:hyperlink>
+      <w:r>
+        <w:rPr>
+          <w:rFonts w:ascii="Calibri" w:cs="Calibri" w:eastAsia="Calibri" w:hAnsi="Calibri"/>
+          <w:color w:val="1A1A1A"/>
+          <w:sz w:val="18"/>
+          <w:szCs w:val="18"/>
+        </w:rPr>
+        <w:t xml:space="preserve"> — site could not be opened</w:t>
+      </w:r>
+    </w:p>
+    <w:p>
+      <w:pPr>
+        <w:pStyle w:val="ListParagraph"/>
+        <w:numPr>
+          <w:ilvl w:val="0"/>
+          <w:numId w:val="1"/>
+        </w:numPr>
+        <w:spacing w:after="60" w:line="266"/>
+      </w:pPr>
+      <w:hyperlink w:history="1" r:id="rIdzzmdeilmv1jlxjywz6deu">
+        <w:r>
+          <w:rPr>
+            <w:rFonts w:ascii="Calibri" w:cs="Calibri" w:eastAsia="Calibri" w:hAnsi="Calibri"/>
+            <w:color w:val="1F5C8B"/>
+            <w:sz w:val="18"/>
+            <w:szCs w:val="18"/>
+            <w:u w:val="single"/>
+          </w:rPr>
+          <w:t xml:space="preserve">Madrasah Islamiah Masjid Noor</w:t>
+        </w:r>
+      </w:hyperlink>
+      <w:r>
+        <w:rPr>
+          <w:rFonts w:ascii="Calibri" w:cs="Calibri" w:eastAsia="Calibri" w:hAnsi="Calibri"/>
+          <w:color w:val="1A1A1A"/>
+          <w:sz w:val="18"/>
+          <w:szCs w:val="18"/>
+        </w:rPr>
+        <w:t xml:space="preserve"> — site could not be opened</w:t>
+      </w:r>
+    </w:p>
+    <w:p>
+      <w:pPr>
+        <w:pStyle w:val="ListParagraph"/>
+        <w:numPr>
+          <w:ilvl w:val="0"/>
+          <w:numId w:val="1"/>
+        </w:numPr>
+        <w:spacing w:after="60" w:line="266"/>
+      </w:pPr>
+      <w:hyperlink w:history="1" r:id="rIdp6_rqkibufh9p8zwlflik">
+        <w:r>
+          <w:rPr>
+            <w:rFonts w:ascii="Calibri" w:cs="Calibri" w:eastAsia="Calibri" w:hAnsi="Calibri"/>
+            <w:color w:val="1F5C8B"/>
+            <w:sz w:val="18"/>
+            <w:szCs w:val="18"/>
+            <w:u w:val="single"/>
+          </w:rPr>
+          <w:t xml:space="preserve">Masjid Al Jamia Mesquite</w:t>
+        </w:r>
+      </w:hyperlink>
+      <w:r>
+        <w:rPr>
+          <w:rFonts w:ascii="Calibri" w:cs="Calibri" w:eastAsia="Calibri" w:hAnsi="Calibri"/>
+          <w:color w:val="1A1A1A"/>
+          <w:sz w:val="18"/>
+          <w:szCs w:val="18"/>
+        </w:rPr>
+        <w:t xml:space="preserve"> — site could not be opened</w:t>
+      </w:r>
+    </w:p>
+    <w:p>
+      <w:pPr>
+        <w:pStyle w:val="ListParagraph"/>
+        <w:numPr>
+          <w:ilvl w:val="0"/>
+          <w:numId w:val="1"/>
+        </w:numPr>
+        <w:spacing w:after="60" w:line="266"/>
+      </w:pPr>
+      <w:hyperlink w:history="1" r:id="rIdbraedjq4khl2jbkoyt5n6">
+        <w:r>
+          <w:rPr>
+            <w:rFonts w:ascii="Calibri" w:cs="Calibri" w:eastAsia="Calibri" w:hAnsi="Calibri"/>
+            <w:color w:val="1F5C8B"/>
+            <w:sz w:val="18"/>
+            <w:szCs w:val="18"/>
+            <w:u w:val="single"/>
+          </w:rPr>
+          <w:t xml:space="preserve">Masjid Al Quran</w:t>
+        </w:r>
+      </w:hyperlink>
+      <w:r>
+        <w:rPr>
+          <w:rFonts w:ascii="Calibri" w:cs="Calibri" w:eastAsia="Calibri" w:hAnsi="Calibri"/>
+          <w:color w:val="1A1A1A"/>
+          <w:sz w:val="18"/>
+          <w:szCs w:val="18"/>
+        </w:rPr>
+        <w:t xml:space="preserve"> — only 0 of 5 prayers found (missing fajr, dhuhr, asr, maghrib, isha)</w:t>
+      </w:r>
+    </w:p>
+    <w:p>
+      <w:pPr>
+        <w:pStyle w:val="ListParagraph"/>
+        <w:numPr>
+          <w:ilvl w:val="0"/>
+          <w:numId w:val="1"/>
+        </w:numPr>
+        <w:spacing w:after="60" w:line="266"/>
+      </w:pPr>
+      <w:hyperlink w:history="1" r:id="rIdc_igpqcxclk7chkngrnw8">
+        <w:r>
+          <w:rPr>
+            <w:rFonts w:ascii="Calibri" w:cs="Calibri" w:eastAsia="Calibri" w:hAnsi="Calibri"/>
+            <w:color w:val="1F5C8B"/>
+            <w:sz w:val="18"/>
+            <w:szCs w:val="18"/>
+            <w:u w:val="single"/>
+          </w:rPr>
+          <w:t xml:space="preserve">Masjid Al-Ikhlas</w:t>
+        </w:r>
+      </w:hyperlink>
+      <w:r>
+        <w:rPr>
+          <w:rFonts w:ascii="Calibri" w:cs="Calibri" w:eastAsia="Calibri" w:hAnsi="Calibri"/>
+          <w:color w:val="1A1A1A"/>
+          <w:sz w:val="18"/>
+          <w:szCs w:val="18"/>
+        </w:rPr>
+        <w:t xml:space="preserve"> — site could not be opened</w:t>
+      </w:r>
+    </w:p>
+    <w:p>
+      <w:pPr>
+        <w:pStyle w:val="ListParagraph"/>
+        <w:numPr>
+          <w:ilvl w:val="0"/>
+          <w:numId w:val="1"/>
+        </w:numPr>
+        <w:spacing w:after="60" w:line="266"/>
+      </w:pPr>
+      <w:hyperlink w:history="1" r:id="rIdzdpl2cgsoxy9ukdwpsrrw">
+        <w:r>
+          <w:rPr>
+            <w:rFonts w:ascii="Calibri" w:cs="Calibri" w:eastAsia="Calibri" w:hAnsi="Calibri"/>
+            <w:color w:val="1F5C8B"/>
+            <w:sz w:val="18"/>
+            <w:szCs w:val="18"/>
+            <w:u w:val="single"/>
+          </w:rPr>
+          <w:t xml:space="preserve">Masjid Al-Mustafa</w:t>
+        </w:r>
+      </w:hyperlink>
+      <w:r>
+        <w:rPr>
+          <w:rFonts w:ascii="Calibri" w:cs="Calibri" w:eastAsia="Calibri" w:hAnsi="Calibri"/>
+          <w:color w:val="1A1A1A"/>
+          <w:sz w:val="18"/>
+          <w:szCs w:val="18"/>
+        </w:rPr>
+        <w:t xml:space="preserve"> — site could not be opened</w:t>
+      </w:r>
+    </w:p>
+    <w:p>
+      <w:pPr>
+        <w:pStyle w:val="ListParagraph"/>
+        <w:numPr>
+          <w:ilvl w:val="0"/>
+          <w:numId w:val="1"/>
+        </w:numPr>
+        <w:spacing w:after="60" w:line="266"/>
+      </w:pPr>
+      <w:hyperlink w:history="1" r:id="rIdki9lagkght2pca2nmwad4">
+        <w:r>
+          <w:rPr>
+            <w:rFonts w:ascii="Calibri" w:cs="Calibri" w:eastAsia="Calibri" w:hAnsi="Calibri"/>
+            <w:color w:val="1F5C8B"/>
+            <w:sz w:val="18"/>
+            <w:szCs w:val="18"/>
+            <w:u w:val="single"/>
+          </w:rPr>
+          <w:t xml:space="preserve">Masjid As Sabireen</w:t>
+        </w:r>
+      </w:hyperlink>
+      <w:r>
+        <w:rPr>
+          <w:rFonts w:ascii="Calibri" w:cs="Calibri" w:eastAsia="Calibri" w:hAnsi="Calibri"/>
+          <w:color w:val="1A1A1A"/>
+          <w:sz w:val="18"/>
+          <w:szCs w:val="18"/>
+        </w:rPr>
+        <w:t xml:space="preserve"> — site could not be opened</w:t>
+      </w:r>
+    </w:p>
+    <w:p>
+      <w:pPr>
+        <w:pStyle w:val="ListParagraph"/>
+        <w:numPr>
+          <w:ilvl w:val="0"/>
+          <w:numId w:val="1"/>
+        </w:numPr>
+        <w:spacing w:after="60" w:line="266"/>
+      </w:pPr>
+      <w:hyperlink w:history="1" r:id="rIdvc63gwpu_mylgc65jx4wk">
+        <w:r>
+          <w:rPr>
+            <w:rFonts w:ascii="Calibri" w:cs="Calibri" w:eastAsia="Calibri" w:hAnsi="Calibri"/>
+            <w:color w:val="1F5C8B"/>
+            <w:sz w:val="18"/>
+            <w:szCs w:val="18"/>
+            <w:u w:val="single"/>
+          </w:rPr>
+          <w:t xml:space="preserve">Masjid Beit El-Maqdes</w:t>
+        </w:r>
+      </w:hyperlink>
+      <w:r>
+        <w:rPr>
+          <w:rFonts w:ascii="Calibri" w:cs="Calibri" w:eastAsia="Calibri" w:hAnsi="Calibri"/>
+          <w:color w:val="1A1A1A"/>
+          <w:sz w:val="18"/>
+          <w:szCs w:val="18"/>
+        </w:rPr>
+        <w:t xml:space="preserve"> — site could not be opened</w:t>
+      </w:r>
+    </w:p>
+    <w:p>
+      <w:pPr>
+        <w:pStyle w:val="ListParagraph"/>
+        <w:numPr>
+          <w:ilvl w:val="0"/>
+          <w:numId w:val="1"/>
+        </w:numPr>
+        <w:spacing w:after="60" w:line="266"/>
+      </w:pPr>
+      <w:hyperlink w:history="1" r:id="rIdq3w_9yww1ljvuntiuruun">
+        <w:r>
+          <w:rPr>
+            <w:rFonts w:ascii="Calibri" w:cs="Calibri" w:eastAsia="Calibri" w:hAnsi="Calibri"/>
+            <w:color w:val="1F5C8B"/>
+            <w:sz w:val="18"/>
+            <w:szCs w:val="18"/>
+            <w:u w:val="single"/>
+          </w:rPr>
+          <w:t xml:space="preserve">Masjid E Mohammedi</w:t>
+        </w:r>
+      </w:hyperlink>
+      <w:r>
+        <w:rPr>
+          <w:rFonts w:ascii="Calibri" w:cs="Calibri" w:eastAsia="Calibri" w:hAnsi="Calibri"/>
+          <w:color w:val="1A1A1A"/>
+          <w:sz w:val="18"/>
+          <w:szCs w:val="18"/>
+        </w:rPr>
+        <w:t xml:space="preserve"> — no times found on the page</w:t>
+      </w:r>
+    </w:p>
+    <w:p>
+      <w:pPr>
+        <w:pStyle w:val="ListParagraph"/>
+        <w:numPr>
+          <w:ilvl w:val="0"/>
+          <w:numId w:val="1"/>
+        </w:numPr>
+        <w:spacing w:after="60" w:line="266"/>
+      </w:pPr>
+      <w:hyperlink w:history="1" r:id="rIdhnta0tu3rdzhogexjxble">
+        <w:r>
+          <w:rPr>
+            <w:rFonts w:ascii="Calibri" w:cs="Calibri" w:eastAsia="Calibri" w:hAnsi="Calibri"/>
+            <w:color w:val="1F5C8B"/>
+            <w:sz w:val="18"/>
+            <w:szCs w:val="18"/>
+            <w:u w:val="single"/>
+          </w:rPr>
+          <w:t xml:space="preserve">Masjid Fatima tuz Zahra</w:t>
+        </w:r>
+      </w:hyperlink>
+      <w:r>
+        <w:rPr>
+          <w:rFonts w:ascii="Calibri" w:cs="Calibri" w:eastAsia="Calibri" w:hAnsi="Calibri"/>
+          <w:color w:val="1A1A1A"/>
+          <w:sz w:val="18"/>
+          <w:szCs w:val="18"/>
+        </w:rPr>
+        <w:t xml:space="preserve"> — no times found on the page</w:t>
+      </w:r>
+    </w:p>
+    <w:p>
+      <w:pPr>
+        <w:pStyle w:val="ListParagraph"/>
+        <w:numPr>
+          <w:ilvl w:val="0"/>
+          <w:numId w:val="1"/>
+        </w:numPr>
+        <w:spacing w:after="60" w:line="266"/>
+      </w:pPr>
+      <w:hyperlink w:history="1" r:id="rIdsxxkl77fqnwj-uulfrsnw">
+        <w:r>
+          <w:rPr>
+            <w:rFonts w:ascii="Calibri" w:cs="Calibri" w:eastAsia="Calibri" w:hAnsi="Calibri"/>
+            <w:color w:val="1F5C8B"/>
+            <w:sz w:val="18"/>
+            <w:szCs w:val="18"/>
+            <w:u w:val="single"/>
+          </w:rPr>
+          <w:t xml:space="preserve">Masjid Ghous-E-Azam</w:t>
+        </w:r>
+      </w:hyperlink>
+      <w:r>
+        <w:rPr>
+          <w:rFonts w:ascii="Calibri" w:cs="Calibri" w:eastAsia="Calibri" w:hAnsi="Calibri"/>
+          <w:color w:val="1A1A1A"/>
+          <w:sz w:val="18"/>
+          <w:szCs w:val="18"/>
+        </w:rPr>
+        <w:t xml:space="preserve"> — no times found on the page</w:t>
+      </w:r>
+    </w:p>
+    <w:p>
+      <w:pPr>
+        <w:pStyle w:val="ListParagraph"/>
+        <w:numPr>
+          <w:ilvl w:val="0"/>
+          <w:numId w:val="1"/>
+        </w:numPr>
+        <w:spacing w:after="60" w:line="266"/>
+      </w:pPr>
+      <w:hyperlink w:history="1" r:id="rIdiloha3zkmwauxz3ee6nx8">
+        <w:r>
+          <w:rPr>
+            <w:rFonts w:ascii="Calibri" w:cs="Calibri" w:eastAsia="Calibri" w:hAnsi="Calibri"/>
+            <w:color w:val="1F5C8B"/>
+            <w:sz w:val="18"/>
+            <w:szCs w:val="18"/>
+            <w:u w:val="single"/>
+          </w:rPr>
+          <w:t xml:space="preserve">Masjid Texarkana</w:t>
+        </w:r>
+      </w:hyperlink>
+      <w:r>
+        <w:rPr>
+          <w:rFonts w:ascii="Calibri" w:cs="Calibri" w:eastAsia="Calibri" w:hAnsi="Calibri"/>
+          <w:color w:val="1A1A1A"/>
+          <w:sz w:val="18"/>
+          <w:szCs w:val="18"/>
+        </w:rPr>
+        <w:t xml:space="preserve"> — site could not be opened</w:t>
+      </w:r>
+    </w:p>
+    <w:p>
+      <w:pPr>
+        <w:pStyle w:val="ListParagraph"/>
+        <w:numPr>
+          <w:ilvl w:val="0"/>
+          <w:numId w:val="1"/>
+        </w:numPr>
+        <w:spacing w:after="60" w:line="266"/>
+      </w:pPr>
+      <w:hyperlink w:history="1" r:id="rId0mvobzh24oflja1udvt1n">
+        <w:r>
+          <w:rPr>
+            <w:rFonts w:ascii="Calibri" w:cs="Calibri" w:eastAsia="Calibri" w:hAnsi="Calibri"/>
+            <w:color w:val="1F5C8B"/>
+            <w:sz w:val="18"/>
+            <w:szCs w:val="18"/>
+            <w:u w:val="single"/>
+          </w:rPr>
+          <w:t xml:space="preserve">McKinney Islamic Center</w:t>
+        </w:r>
+      </w:hyperlink>
+      <w:r>
+        <w:rPr>
+          <w:rFonts w:ascii="Calibri" w:cs="Calibri" w:eastAsia="Calibri" w:hAnsi="Calibri"/>
+          <w:color w:val="1A1A1A"/>
+          <w:sz w:val="18"/>
+          <w:szCs w:val="18"/>
+        </w:rPr>
+        <w:t xml:space="preserve"> — site could not be opened</w:t>
+      </w:r>
+    </w:p>
+    <w:p>
+      <w:pPr>
+        <w:pStyle w:val="ListParagraph"/>
+        <w:numPr>
+          <w:ilvl w:val="0"/>
+          <w:numId w:val="1"/>
+        </w:numPr>
+        <w:spacing w:after="60" w:line="266"/>
+      </w:pPr>
+      <w:hyperlink w:history="1" r:id="rIdvxkf9badqs3sly4n_8xje">
+        <w:r>
+          <w:rPr>
+            <w:rFonts w:ascii="Calibri" w:cs="Calibri" w:eastAsia="Calibri" w:hAnsi="Calibri"/>
+            <w:color w:val="1F5C8B"/>
+            <w:sz w:val="18"/>
+            <w:szCs w:val="18"/>
+            <w:u w:val="single"/>
+          </w:rPr>
+          <w:t xml:space="preserve">Mesquite Islamic Center (MIC Mosque)</w:t>
+        </w:r>
+      </w:hyperlink>
+      <w:r>
+        <w:rPr>
+          <w:rFonts w:ascii="Calibri" w:cs="Calibri" w:eastAsia="Calibri" w:hAnsi="Calibri"/>
+          <w:color w:val="1A1A1A"/>
+          <w:sz w:val="18"/>
+          <w:szCs w:val="18"/>
+        </w:rPr>
+        <w:t xml:space="preserve"> — site could not be opened</w:t>
+      </w:r>
+    </w:p>
+    <w:p>
+      <w:pPr>
+        <w:pStyle w:val="ListParagraph"/>
+        <w:numPr>
+          <w:ilvl w:val="0"/>
+          <w:numId w:val="1"/>
+        </w:numPr>
+        <w:spacing w:after="60" w:line="266"/>
+      </w:pPr>
+      <w:hyperlink w:history="1" r:id="rId88-rl-3ta2vuiejyfg_cf">
+        <w:r>
+          <w:rPr>
+            <w:rFonts w:ascii="Calibri" w:cs="Calibri" w:eastAsia="Calibri" w:hAnsi="Calibri"/>
+            <w:color w:val="1F5C8B"/>
+            <w:sz w:val="18"/>
+            <w:szCs w:val="18"/>
+            <w:u w:val="single"/>
+          </w:rPr>
+          <w:t xml:space="preserve">Muhammad Mosque</w:t>
+        </w:r>
+      </w:hyperlink>
+      <w:r>
+        <w:rPr>
+          <w:rFonts w:ascii="Calibri" w:cs="Calibri" w:eastAsia="Calibri" w:hAnsi="Calibri"/>
+          <w:color w:val="1A1A1A"/>
+          <w:sz w:val="18"/>
+          <w:szCs w:val="18"/>
+        </w:rPr>
+        <w:t xml:space="preserve"> — no times found on the page</w:t>
+      </w:r>
+    </w:p>
+    <w:p>
+      <w:pPr>
+        <w:pStyle w:val="ListParagraph"/>
+        <w:numPr>
+          <w:ilvl w:val="0"/>
+          <w:numId w:val="1"/>
+        </w:numPr>
+        <w:spacing w:after="60" w:line="266"/>
+      </w:pPr>
+      <w:hyperlink w:history="1" r:id="rIdg2i4knqhcdkp5gn4nz6kz">
+        <w:r>
+          <w:rPr>
+            <w:rFonts w:ascii="Calibri" w:cs="Calibri" w:eastAsia="Calibri" w:hAnsi="Calibri"/>
+            <w:color w:val="1F5C8B"/>
+            <w:sz w:val="18"/>
+            <w:szCs w:val="18"/>
+            <w:u w:val="single"/>
+          </w:rPr>
+          <w:t xml:space="preserve">Muhammad Mosque #52</w:t>
+        </w:r>
+      </w:hyperlink>
+      <w:r>
+        <w:rPr>
+          <w:rFonts w:ascii="Calibri" w:cs="Calibri" w:eastAsia="Calibri" w:hAnsi="Calibri"/>
+          <w:color w:val="1A1A1A"/>
+          <w:sz w:val="18"/>
+          <w:szCs w:val="18"/>
+        </w:rPr>
+        <w:t xml:space="preserve"> — site could not be opened</w:t>
+      </w:r>
+    </w:p>
+    <w:p>
+      <w:pPr>
+        <w:pStyle w:val="ListParagraph"/>
+        <w:numPr>
+          <w:ilvl w:val="0"/>
+          <w:numId w:val="1"/>
+        </w:numPr>
+        <w:spacing w:after="60" w:line="266"/>
+      </w:pPr>
+      <w:hyperlink w:history="1" r:id="rIdb9znndjdci2118tcpnl4c">
+        <w:r>
+          <w:rPr>
+            <w:rFonts w:ascii="Calibri" w:cs="Calibri" w:eastAsia="Calibri" w:hAnsi="Calibri"/>
+            <w:color w:val="1F5C8B"/>
+            <w:sz w:val="18"/>
+            <w:szCs w:val="18"/>
+            <w:u w:val="single"/>
+          </w:rPr>
+          <w:t xml:space="preserve">Muhammad Mosque No.45</w:t>
+        </w:r>
+      </w:hyperlink>
+      <w:r>
+        <w:rPr>
+          <w:rFonts w:ascii="Calibri" w:cs="Calibri" w:eastAsia="Calibri" w:hAnsi="Calibri"/>
+          <w:color w:val="1A1A1A"/>
+          <w:sz w:val="18"/>
+          <w:szCs w:val="18"/>
+        </w:rPr>
+        <w:t xml:space="preserve"> — site could not be opened</w:t>
+      </w:r>
+    </w:p>
+    <w:p>
+      <w:pPr>
+        <w:pStyle w:val="ListParagraph"/>
+        <w:numPr>
+          <w:ilvl w:val="0"/>
+          <w:numId w:val="1"/>
+        </w:numPr>
+        <w:spacing w:after="60" w:line="266"/>
+      </w:pPr>
+      <w:hyperlink w:history="1" r:id="rIdydildmj1dqhddqr0jjo76">
+        <w:r>
+          <w:rPr>
+            <w:rFonts w:ascii="Calibri" w:cs="Calibri" w:eastAsia="Calibri" w:hAnsi="Calibri"/>
+            <w:color w:val="1F5C8B"/>
+            <w:sz w:val="18"/>
+            <w:szCs w:val="18"/>
+            <w:u w:val="single"/>
+          </w:rPr>
+          <w:t xml:space="preserve">Northside Islamic Center of San Antonio</w:t>
+        </w:r>
+      </w:hyperlink>
+      <w:r>
+        <w:rPr>
+          <w:rFonts w:ascii="Calibri" w:cs="Calibri" w:eastAsia="Calibri" w:hAnsi="Calibri"/>
+          <w:color w:val="1A1A1A"/>
+          <w:sz w:val="18"/>
+          <w:szCs w:val="18"/>
+        </w:rPr>
+        <w:t xml:space="preserve"> — site could not be opened</w:t>
+      </w:r>
+    </w:p>
+    <w:p>
+      <w:pPr>
+        <w:pStyle w:val="ListParagraph"/>
+        <w:numPr>
+          <w:ilvl w:val="0"/>
+          <w:numId w:val="1"/>
+        </w:numPr>
+        <w:spacing w:after="60" w:line="266"/>
+      </w:pPr>
+      <w:hyperlink w:history="1" r:id="rIdqevxesqm04cooeqfcu_3e">
+        <w:r>
+          <w:rPr>
+            <w:rFonts w:ascii="Calibri" w:cs="Calibri" w:eastAsia="Calibri" w:hAnsi="Calibri"/>
+            <w:color w:val="1F5C8B"/>
+            <w:sz w:val="18"/>
+            <w:szCs w:val="18"/>
+            <w:u w:val="single"/>
+          </w:rPr>
+          <w:t xml:space="preserve">Nour Al-Quran Society</w:t>
+        </w:r>
+      </w:hyperlink>
+      <w:r>
+        <w:rPr>
+          <w:rFonts w:ascii="Calibri" w:cs="Calibri" w:eastAsia="Calibri" w:hAnsi="Calibri"/>
+          <w:color w:val="1A1A1A"/>
+          <w:sz w:val="18"/>
+          <w:szCs w:val="18"/>
+        </w:rPr>
+        <w:t xml:space="preserve"> — site could not be opened</w:t>
+      </w:r>
+    </w:p>
+    <w:p>
+      <w:pPr>
+        <w:pStyle w:val="ListParagraph"/>
+        <w:numPr>
+          <w:ilvl w:val="0"/>
+          <w:numId w:val="1"/>
+        </w:numPr>
+        <w:spacing w:after="60" w:line="266"/>
+      </w:pPr>
+      <w:hyperlink w:history="1" r:id="rIdrzjdcplzbqitweye6gl9q">
+        <w:r>
+          <w:rPr>
+            <w:rFonts w:ascii="Calibri" w:cs="Calibri" w:eastAsia="Calibri" w:hAnsi="Calibri"/>
+            <w:color w:val="1F5C8B"/>
+            <w:sz w:val="18"/>
+            <w:szCs w:val="18"/>
+            <w:u w:val="single"/>
+          </w:rPr>
+          <w:t xml:space="preserve">Nueces Mosque</w:t>
+        </w:r>
+      </w:hyperlink>
+      <w:r>
+        <w:rPr>
+          <w:rFonts w:ascii="Calibri" w:cs="Calibri" w:eastAsia="Calibri" w:hAnsi="Calibri"/>
+          <w:color w:val="1A1A1A"/>
+          <w:sz w:val="18"/>
+          <w:szCs w:val="18"/>
+        </w:rPr>
+        <w:t xml:space="preserve"> — site could not be opened</w:t>
+      </w:r>
+    </w:p>
+    <w:p>
+      <w:pPr>
+        <w:pStyle w:val="ListParagraph"/>
+        <w:numPr>
+          <w:ilvl w:val="0"/>
+          <w:numId w:val="1"/>
+        </w:numPr>
+        <w:spacing w:after="60" w:line="266"/>
+      </w:pPr>
+      <w:hyperlink w:history="1" r:id="rIdpiosswk-cxtfsohirq-cw">
+        <w:r>
+          <w:rPr>
+            <w:rFonts w:ascii="Calibri" w:cs="Calibri" w:eastAsia="Calibri" w:hAnsi="Calibri"/>
+            <w:color w:val="1F5C8B"/>
+            <w:sz w:val="18"/>
+            <w:szCs w:val="18"/>
+            <w:u w:val="single"/>
+          </w:rPr>
+          <w:t xml:space="preserve">Quad City Islamic Center of North Austin Leander</w:t>
+        </w:r>
+      </w:hyperlink>
+      <w:r>
+        <w:rPr>
+          <w:rFonts w:ascii="Calibri" w:cs="Calibri" w:eastAsia="Calibri" w:hAnsi="Calibri"/>
+          <w:color w:val="1A1A1A"/>
+          <w:sz w:val="18"/>
+          <w:szCs w:val="18"/>
+        </w:rPr>
+        <w:t xml:space="preserve"> — site could not be opened</w:t>
+      </w:r>
+    </w:p>
+    <w:p>
+      <w:pPr>
+        <w:pStyle w:val="ListParagraph"/>
+        <w:numPr>
+          <w:ilvl w:val="0"/>
+          <w:numId w:val="1"/>
+        </w:numPr>
+        <w:spacing w:after="60" w:line="266"/>
+      </w:pPr>
+      <w:hyperlink w:history="1" r:id="rIdnmkzikjggm2q1xmqwonqg">
+        <w:r>
+          <w:rPr>
+            <w:rFonts w:ascii="Calibri" w:cs="Calibri" w:eastAsia="Calibri" w:hAnsi="Calibri"/>
+            <w:color w:val="1F5C8B"/>
+            <w:sz w:val="18"/>
+            <w:szCs w:val="18"/>
+            <w:u w:val="single"/>
+          </w:rPr>
+          <w:t xml:space="preserve">Rahmani Masjid and Learning Center</w:t>
+        </w:r>
+      </w:hyperlink>
+      <w:r>
+        <w:rPr>
+          <w:rFonts w:ascii="Calibri" w:cs="Calibri" w:eastAsia="Calibri" w:hAnsi="Calibri"/>
+          <w:color w:val="1A1A1A"/>
+          <w:sz w:val="18"/>
+          <w:szCs w:val="18"/>
+        </w:rPr>
+        <w:t xml:space="preserve"> — site could not be opened</w:t>
+      </w:r>
+    </w:p>
+    <w:p>
+      <w:pPr>
+        <w:pStyle w:val="ListParagraph"/>
+        <w:numPr>
+          <w:ilvl w:val="0"/>
+          <w:numId w:val="1"/>
+        </w:numPr>
+        <w:spacing w:after="60" w:line="266"/>
+      </w:pPr>
+      <w:hyperlink w:history="1" r:id="rId6zj0vauxzhndhcmrvqtkg">
+        <w:r>
+          <w:rPr>
+            <w:rFonts w:ascii="Calibri" w:cs="Calibri" w:eastAsia="Calibri" w:hAnsi="Calibri"/>
+            <w:color w:val="1F5C8B"/>
+            <w:sz w:val="18"/>
+            <w:szCs w:val="18"/>
+            <w:u w:val="single"/>
+          </w:rPr>
+          <w:t xml:space="preserve">San Marcos Masjid</w:t>
+        </w:r>
+      </w:hyperlink>
+      <w:r>
+        <w:rPr>
+          <w:rFonts w:ascii="Calibri" w:cs="Calibri" w:eastAsia="Calibri" w:hAnsi="Calibri"/>
+          <w:color w:val="1A1A1A"/>
+          <w:sz w:val="18"/>
+          <w:szCs w:val="18"/>
+        </w:rPr>
+        <w:t xml:space="preserve"> — only 0 of 5 prayers found (missing fajr, dhuhr, asr, maghrib, isha)</w:t>
+      </w:r>
+    </w:p>
+    <w:p>
+      <w:pPr>
+        <w:pBdr>
+          <w:top w:val="single" w:color="CCCCCC" w:sz="6" w:space="10"/>
+        </w:pBdr>
+        <w:spacing w:after="200" w:before="200"/>
+      </w:pPr>
+    </w:p>
+    <w:p>
+      <w:pPr>
+        <w:pStyle w:val="Heading2"/>
+        <w:spacing w:after="140" w:before="340"/>
+      </w:pPr>
+      <w:r>
+        <w:rPr>
+          <w:rFonts w:ascii="Calibri" w:cs="Calibri" w:eastAsia="Calibri" w:hAnsi="Calibri"/>
+          <w:b/>
+          <w:bCs/>
+          <w:color w:val="1A1A1A"/>
+          <w:sz w:val="27"/>
+          <w:szCs w:val="27"/>
+        </w:rPr>
+        <w:t xml:space="preserve">1. Verified — the source reproduces the row exactly (8)</w:t>
+      </w:r>
+    </w:p>
+    <w:p>
+      <w:pPr>
+        <w:spacing w:after="110" w:line="274"/>
+      </w:pPr>
+      <w:r>
+        <w:rPr>
+          <w:rFonts w:ascii="Calibri" w:cs="Calibri" w:eastAsia="Calibri" w:hAnsi="Calibri"/>
+          <w:color w:val="1A1A1A"/>
+          <w:sz w:val="19"/>
+          <w:szCs w:val="19"/>
+        </w:rPr>
+        <w:t xml:space="preserve">Re-fetched and matched field by field. These are usable now.</w:t>
+      </w:r>
+    </w:p>
+    <w:p>
+      <w:pPr>
+        <w:pStyle w:val="ListParagraph"/>
+        <w:numPr>
+          <w:ilvl w:val="0"/>
+          <w:numId w:val="1"/>
+        </w:numPr>
+        <w:spacing w:after="60" w:line="266"/>
+      </w:pPr>
+      <w:hyperlink w:history="1" r:id="rIdm3mhq4bw1ehzj0wcl1-ha">
+        <w:r>
+          <w:rPr>
+            <w:rFonts w:ascii="Calibri" w:cs="Calibri" w:eastAsia="Calibri" w:hAnsi="Calibri"/>
+            <w:color w:val="1F5C8B"/>
+            <w:sz w:val="18"/>
+            <w:szCs w:val="18"/>
+            <w:u w:val="single"/>
+          </w:rPr>
+          <w:t xml:space="preserve">Cypress Islamic Center</w:t>
+        </w:r>
+      </w:hyperlink>
+      <w:r>
+        <w:rPr>
+          <w:rFonts w:ascii="Calibri" w:cs="Calibri" w:eastAsia="Calibri" w:hAnsi="Calibri"/>
+          <w:color w:val="1A1A1A"/>
+          <w:sz w:val="18"/>
+          <w:szCs w:val="18"/>
+        </w:rPr>
+        <w:t xml:space="preserve"> — Fajr 05:52/06:15, Dhuhr 13:23/13:30, Asr 16:57/18:15, Maghrib 19:46/19:49, Isha 20:54/21:15 — Jumu'ah 13:40, 15:20</w:t>
+      </w:r>
+    </w:p>
+    <w:p>
+      <w:pPr>
+        <w:pStyle w:val="ListParagraph"/>
+        <w:numPr>
+          <w:ilvl w:val="0"/>
+          <w:numId w:val="1"/>
+        </w:numPr>
+        <w:spacing w:after="60" w:line="266"/>
+      </w:pPr>
+      <w:hyperlink w:history="1" r:id="rIdyapfxdypt5vwqsu3hreq-">
+        <w:r>
+          <w:rPr>
+            <w:rFonts w:ascii="Calibri" w:cs="Calibri" w:eastAsia="Calibri" w:hAnsi="Calibri"/>
+            <w:color w:val="1F5C8B"/>
+            <w:sz w:val="18"/>
+            <w:szCs w:val="18"/>
+            <w:u w:val="single"/>
+          </w:rPr>
+          <w:t xml:space="preserve">DeSoto House of Peace</w:t>
+        </w:r>
+      </w:hyperlink>
+      <w:r>
+        <w:rPr>
+          <w:rFonts w:ascii="Calibri" w:cs="Calibri" w:eastAsia="Calibri" w:hAnsi="Calibri"/>
+          <w:color w:val="1A1A1A"/>
+          <w:sz w:val="18"/>
+          <w:szCs w:val="18"/>
+        </w:rPr>
+        <w:t xml:space="preserve"> — Fajr 05:52/06:15, Dhuhr 13:28/14:00, Asr 17:04/17:30, Maghrib 19:53/19:58, Isha 21:03/21:45 — Jumu'ah khutbah 13:30</w:t>
+      </w:r>
+    </w:p>
+    <w:p>
+      <w:pPr>
+        <w:pStyle w:val="ListParagraph"/>
+        <w:numPr>
+          <w:ilvl w:val="0"/>
+          <w:numId w:val="1"/>
+        </w:numPr>
+        <w:spacing w:after="60" w:line="266"/>
+      </w:pPr>
+      <w:hyperlink w:history="1" r:id="rIdbk_drn0kasvbrxff3jeri">
+        <w:r>
+          <w:rPr>
+            <w:rFonts w:ascii="Calibri" w:cs="Calibri" w:eastAsia="Calibri" w:hAnsi="Calibri"/>
+            <w:color w:val="1F5C8B"/>
+            <w:sz w:val="18"/>
+            <w:szCs w:val="18"/>
+            <w:u w:val="single"/>
+          </w:rPr>
+          <w:t xml:space="preserve">Islamic Center of Euless</w:t>
+        </w:r>
+      </w:hyperlink>
+      <w:r>
+        <w:rPr>
+          <w:rFonts w:ascii="Calibri" w:cs="Calibri" w:eastAsia="Calibri" w:hAnsi="Calibri"/>
+          <w:color w:val="1A1A1A"/>
+          <w:sz w:val="18"/>
+          <w:szCs w:val="18"/>
+        </w:rPr>
+        <w:t xml:space="preserve"> — Fajr 05:52/06:15, Dhuhr 13:29/14:00, Asr 17:06/17:30, Maghrib 19:54/20:04, Isha 21:04/21:30 — Jumu'ah 13:30, 15:00 — </w:t>
+      </w:r>
+      <w:r>
+        <w:rPr>
+          <w:rFonts w:ascii="Calibri" w:cs="Calibri" w:eastAsia="Calibri" w:hAnsi="Calibri"/>
+          <w:b/>
+          <w:bCs/>
+          <w:color w:val="1A1A1A"/>
+          <w:sz w:val="18"/>
+          <w:szCs w:val="18"/>
+        </w:rPr>
         <w:t xml:space="preserve">URL fixed:</w:t>
       </w:r>
       <w:r>
@@ -1719,7 +8149,7 @@
         </w:numPr>
         <w:spacing w:after="60" w:line="266"/>
       </w:pPr>
-      <w:hyperlink w:history="1" r:id="rIdwnlywqvfa1p1sx317ekjp">
+      <w:hyperlink w:history="1" r:id="rIdntwdjblgz7mlvmhbu1czw">
         <w:r>
           <w:rPr>
             <w:rFonts w:ascii="Calibri" w:cs="Calibri" w:eastAsia="Calibri" w:hAnsi="Calibri"/>
@@ -1770,7 +8200,7 @@
         </w:numPr>
         <w:spacing w:after="60" w:line="266"/>
       </w:pPr>
-      <w:hyperlink w:history="1" r:id="rIdaocng3ufxjtvgcbckjq9b">
+      <w:hyperlink w:history="1" r:id="rId67f_qto6inarogtfdsmpz">
         <w:r>
           <w:rPr>
             <w:rFonts w:ascii="Calibri" w:cs="Calibri" w:eastAsia="Calibri" w:hAnsi="Calibri"/>
@@ -1821,7 +8251,7 @@
         </w:numPr>
         <w:spacing w:after="60" w:line="266"/>
       </w:pPr>
-      <w:hyperlink w:history="1" r:id="rIdttbfp41zhqmgsguwfbjli">
+      <w:hyperlink w:history="1" r:id="rId3umfziabjkbh-fg3eb_ug">
         <w:r>
           <w:rPr>
             <w:rFonts w:ascii="Calibri" w:cs="Calibri" w:eastAsia="Calibri" w:hAnsi="Calibri"/>
@@ -1852,7 +8282,7 @@
         </w:numPr>
         <w:spacing w:after="60" w:line="266"/>
       </w:pPr>
-      <w:hyperlink w:history="1" r:id="rIdjsetlp-sbj2fzfaogiljm">
+      <w:hyperlink w:history="1" r:id="rIdqdu2mgkrcjsvdfnthustv">
         <w:r>
           <w:rPr>
             <w:rFonts w:ascii="Calibri" w:cs="Calibri" w:eastAsia="Calibri" w:hAnsi="Calibri"/>
@@ -1903,7 +8333,7 @@
         </w:numPr>
         <w:spacing w:after="60" w:line="266"/>
       </w:pPr>
-      <w:hyperlink w:history="1" r:id="rIddfri3b0ijz_d2ov-i7em5">
+      <w:hyperlink w:history="1" r:id="rIdlrodjew0ww7win4_8iqp2">
         <w:r>
           <w:rPr>
             <w:rFonts w:ascii="Calibri" w:cs="Calibri" w:eastAsia="Calibri" w:hAnsi="Calibri"/>
@@ -1951,7 +8381,7 @@
         </w:numPr>
         <w:spacing w:after="60" w:line="266"/>
       </w:pPr>
-      <w:hyperlink w:history="1" r:id="rIdd4p2gzurmferxrwjuvxwg">
+      <w:hyperlink w:history="1" r:id="rIdfbjgnxsyaxgy6aybsvcp5">
         <w:r>
           <w:rPr>
             <w:rFonts w:ascii="Calibri" w:cs="Calibri" w:eastAsia="Calibri" w:hAnsi="Calibri"/>
@@ -2002,7 +8432,7 @@
         </w:numPr>
         <w:spacing w:after="60" w:line="266"/>
       </w:pPr>
-      <w:hyperlink w:history="1" r:id="rIdz-_ljq9m-vighydub9iks">
+      <w:hyperlink w:history="1" r:id="rIdzytu1bt_qhmno86qb8t7y">
         <w:r>
           <w:rPr>
             <w:rFonts w:ascii="Calibri" w:cs="Calibri" w:eastAsia="Calibri" w:hAnsi="Calibri"/>
@@ -2023,7 +8453,7 @@
         </w:rPr>
         <w:t xml:space="preserve"> — homepage times are a JS widget; the masjid's own </w:t>
       </w:r>
-      <w:hyperlink w:history="1" r:id="rIdsg-jeaq-fdnfocnxjuj1g">
+      <w:hyperlink w:history="1" r:id="rIds93qm0hjk5dkfx-6okjau">
         <w:r>
           <w:rPr>
             <w:rFonts w:ascii="Calibri" w:cs="Calibri" w:eastAsia="Calibri" w:hAnsi="Calibri"/>
@@ -2145,7 +8575,7 @@
         </w:numPr>
         <w:spacing w:after="60" w:line="266"/>
       </w:pPr>
-      <w:hyperlink w:history="1" r:id="rIdkdmbbqpaijdwgiy4vp2ou">
+      <w:hyperlink w:history="1" r:id="rIdqoc2khuznaylcgjvswlbl">
         <w:r>
           <w:rPr>
             <w:rFonts w:ascii="Calibri" w:cs="Calibri" w:eastAsia="Calibri" w:hAnsi="Calibri"/>
@@ -2196,7 +8626,7 @@
         </w:numPr>
         <w:spacing w:after="60" w:line="266"/>
       </w:pPr>
-      <w:hyperlink w:history="1" r:id="rIdj0enekgchfc8bxnnzoolq">
+      <w:hyperlink w:history="1" r:id="rIdvuoipuat1rz8rtjittqcv">
         <w:r>
           <w:rPr>
             <w:rFonts w:ascii="Calibri" w:cs="Calibri" w:eastAsia="Calibri" w:hAnsi="Calibri"/>
@@ -2227,7 +8657,7 @@
         </w:numPr>
         <w:spacing w:after="60" w:line="266"/>
       </w:pPr>
-      <w:hyperlink w:history="1" r:id="rIdzv8lm2wuuuft9-dxpk1n0">
+      <w:hyperlink w:history="1" r:id="rIdjxms2fy5bai8ivsp17x8m">
         <w:r>
           <w:rPr>
             <w:rFonts w:ascii="Calibri" w:cs="Calibri" w:eastAsia="Calibri" w:hAnsi="Calibri"/>
@@ -2296,7 +8726,7 @@
         </w:numPr>
         <w:spacing w:after="60" w:line="266"/>
       </w:pPr>
-      <w:hyperlink w:history="1" r:id="rIdwdkv_m47x33yo2mbx4hai">
+      <w:hyperlink w:history="1" r:id="rId1grb-kum2k9eifsshaawn">
         <w:r>
           <w:rPr>
             <w:rFonts w:ascii="Calibri" w:cs="Calibri" w:eastAsia="Calibri" w:hAnsi="Calibri"/>
@@ -2363,7 +8793,7 @@
         </w:numPr>
         <w:spacing w:after="60" w:line="266"/>
       </w:pPr>
-      <w:hyperlink w:history="1" r:id="rIdaooq0hk6hlh18afw-gkm2">
+      <w:hyperlink w:history="1" r:id="rIdtdx3cgaqpezeuhwqqkt2f">
         <w:r>
           <w:rPr>
             <w:rFonts w:ascii="Calibri" w:cs="Calibri" w:eastAsia="Calibri" w:hAnsi="Calibri"/>
@@ -2456,7 +8886,7 @@
         </w:numPr>
         <w:spacing w:after="60" w:line="266"/>
       </w:pPr>
-      <w:hyperlink w:history="1" r:id="rIdsbergapvrjusgfwt60zbi">
+      <w:hyperlink w:history="1" r:id="rIdwbyhrj27_xu8pzgx0mgnp">
         <w:r>
           <w:rPr>
             <w:rFonts w:ascii="Calibri" w:cs="Calibri" w:eastAsia="Calibri" w:hAnsi="Calibri"/>
@@ -2561,7 +8991,7 @@
         </w:numPr>
         <w:spacing w:after="60" w:line="266"/>
       </w:pPr>
-      <w:hyperlink w:history="1" r:id="rId6cnp3wvpvmnd8mtclpdns">
+      <w:hyperlink w:history="1" r:id="rIdl8nrxl2utu5t-aqhwkx9h">
         <w:r>
           <w:rPr>
             <w:rFonts w:ascii="Calibri" w:cs="Calibri" w:eastAsia="Calibri" w:hAnsi="Calibri"/>
@@ -2733,7 +9163,7 @@
         </w:numPr>
         <w:spacing w:after="60" w:line="266"/>
       </w:pPr>
-      <w:hyperlink w:history="1" r:id="rIdcuugccncmz_88qplkj2yf">
+      <w:hyperlink w:history="1" r:id="rIdfvnzi-kgqstcye1q01avf">
         <w:r>
           <w:rPr>
             <w:rFonts w:ascii="Calibri" w:cs="Calibri" w:eastAsia="Calibri" w:hAnsi="Calibri"/>
@@ -2802,7 +9232,7 @@
         </w:numPr>
         <w:spacing w:after="60" w:line="266"/>
       </w:pPr>
-      <w:hyperlink w:history="1" r:id="rIdcbkmwrrwpgdcuakeezr0z">
+      <w:hyperlink w:history="1" r:id="rIdemg7rf_ptitin_j4pd4rw">
         <w:r>
           <w:rPr>
             <w:rFonts w:ascii="Calibri" w:cs="Calibri" w:eastAsia="Calibri" w:hAnsi="Calibri"/>
@@ -2909,7 +9339,7 @@
         </w:numPr>
         <w:spacing w:after="60" w:line="266"/>
       </w:pPr>
-      <w:hyperlink w:history="1" r:id="rIdd9claqaxpsnrsxhhqis2f">
+      <w:hyperlink w:history="1" r:id="rIda4uhwrnbywjeat6itnhay">
         <w:r>
           <w:rPr>
             <w:rFonts w:ascii="Calibri" w:cs="Calibri" w:eastAsia="Calibri" w:hAnsi="Calibri"/>
@@ -2960,7 +9390,7 @@
         </w:numPr>
         <w:spacing w:after="60" w:line="266"/>
       </w:pPr>
-      <w:hyperlink w:history="1" r:id="rIdsykg_aclc02hdvysehr6k">
+      <w:hyperlink w:history="1" r:id="rId8mznrzwjvwboubecnx7c_">
         <w:r>
           <w:rPr>
             <w:rFonts w:ascii="Calibri" w:cs="Calibri" w:eastAsia="Calibri" w:hAnsi="Calibri"/>
@@ -3029,7 +9459,7 @@
         </w:numPr>
         <w:spacing w:after="60" w:line="266"/>
       </w:pPr>
-      <w:hyperlink w:history="1" r:id="rIdm1hsd2hsqarh1vosckeu8">
+      <w:hyperlink w:history="1" r:id="rIdx-o0ewvirwmdocayll8sz">
         <w:r>
           <w:rPr>
             <w:rFonts w:ascii="Calibri" w:cs="Calibri" w:eastAsia="Calibri" w:hAnsi="Calibri"/>
@@ -3209,7 +9639,7 @@
         </w:numPr>
         <w:spacing w:after="60" w:line="266"/>
       </w:pPr>
-      <w:hyperlink w:history="1" r:id="rIdpf-zjwcjog27p6rrqhi_g">
+      <w:hyperlink w:history="1" r:id="rIdlvx0ckq8jpssbajr3i2_f">
         <w:r>
           <w:rPr>
             <w:rFonts w:ascii="Calibri" w:cs="Calibri" w:eastAsia="Calibri" w:hAnsi="Calibri"/>
@@ -3288,7 +9718,7 @@
         </w:rPr>
         <w:t xml:space="preserve">, 2394 W Lucas Dr, Beaumont TX 77706. No replacement domain; its active channel is </w:t>
       </w:r>
-      <w:hyperlink w:history="1" r:id="rIde5m6c_rqy54kwkolnsrx1">
+      <w:hyperlink w:history="1" r:id="rIdaxpjsktf-uncurhi4tilq">
         <w:r>
           <w:rPr>
             <w:rFonts w:ascii="Calibri" w:cs="Calibri" w:eastAsia="Calibri" w:hAnsi="Calibri"/>
@@ -3358,7 +9788,7 @@
         </w:rPr>
         <w:t xml:space="preserve"> </w:t>
       </w:r>
-      <w:hyperlink w:history="1" r:id="rIds0selkyy7v9_dnx6g2b4n">
+      <w:hyperlink w:history="1" r:id="rIdgerrd1siwhd4ncb_0fuow">
         <w:r>
           <w:rPr>
             <w:rFonts w:ascii="Calibri" w:cs="Calibri" w:eastAsia="Calibri" w:hAnsi="Calibri"/>
@@ -3426,7 +9856,7 @@
         </w:numPr>
         <w:spacing w:after="60" w:line="266"/>
       </w:pPr>
-      <w:hyperlink w:history="1" r:id="rIdjemdnf_infll82txb-htb">
+      <w:hyperlink w:history="1" r:id="rIdu2liezqhzupt0amkoghot">
         <w:r>
           <w:rPr>
             <w:rFonts w:ascii="Calibri" w:cs="Calibri" w:eastAsia="Calibri" w:hAnsi="Calibri"/>
@@ -3727,7 +10157,7 @@
         </w:rPr>
         <w:t xml:space="preserve"> — </w:t>
       </w:r>
-      <w:hyperlink w:history="1" r:id="rIdtargm4vemd0l7tpqjw5vu">
+      <w:hyperlink w:history="1" r:id="rIdcu27swsdj3imq-p8oeyql">
         <w:r>
           <w:rPr>
             <w:rFonts w:ascii="Calibri" w:cs="Calibri" w:eastAsia="Calibri" w:hAnsi="Calibri"/>
@@ -3778,7 +10208,7 @@
         </w:rPr>
         <w:t xml:space="preserve"> — </w:t>
       </w:r>
-      <w:hyperlink w:history="1" r:id="rIdupi1jxs4d8lv7dcr5tlke">
+      <w:hyperlink w:history="1" r:id="rIdrervowajbtvey_okir2si">
         <w:r>
           <w:rPr>
             <w:rFonts w:ascii="Calibri" w:cs="Calibri" w:eastAsia="Calibri" w:hAnsi="Calibri"/>
@@ -3847,7 +10277,7 @@
         </w:rPr>
         <w:t xml:space="preserve"> (Arlington) — </w:t>
       </w:r>
-      <w:hyperlink w:history="1" r:id="rIdj2fvbbhq8ys0b-ggup7ae">
+      <w:hyperlink w:history="1" r:id="rIdeeodni371wpwejxrz3cov">
         <w:r>
           <w:rPr>
             <w:rFonts w:ascii="Calibri" w:cs="Calibri" w:eastAsia="Calibri" w:hAnsi="Calibri"/>
@@ -3916,7 +10346,7 @@
         </w:rPr>
         <w:t xml:space="preserve"> — </w:t>
       </w:r>
-      <w:hyperlink w:history="1" r:id="rIdmhrfwdva4s0xu6crpn7aw">
+      <w:hyperlink w:history="1" r:id="rIdx0ntm9wnlsujikiz5bva4">
         <w:r>
           <w:rPr>
             <w:rFonts w:ascii="Calibri" w:cs="Calibri" w:eastAsia="Calibri" w:hAnsi="Calibri"/>
@@ -3967,7 +10397,7 @@
         </w:rPr>
         <w:t xml:space="preserve"> (Tyler) — </w:t>
       </w:r>
-      <w:hyperlink w:history="1" r:id="rIdz1_ohmwootxj23p2u5fe8">
+      <w:hyperlink w:history="1" r:id="rIdood99qg_q_o5jyajmbmzd">
         <w:r>
           <w:rPr>
             <w:rFonts w:ascii="Calibri" w:cs="Calibri" w:eastAsia="Calibri" w:hAnsi="Calibri"/>
@@ -4036,7 +10466,7 @@
         </w:rPr>
         <w:t xml:space="preserve"> (Houston) — </w:t>
       </w:r>
-      <w:hyperlink w:history="1" r:id="rIdh21p9pjx_h5usfjfoiiip">
+      <w:hyperlink w:history="1" r:id="rIdl9y5poa0udefwwq0za6ea">
         <w:r>
           <w:rPr>
             <w:rFonts w:ascii="Calibri" w:cs="Calibri" w:eastAsia="Calibri" w:hAnsi="Calibri"/>
@@ -4087,7 +10517,7 @@
         </w:rPr>
         <w:t xml:space="preserve"> — </w:t>
       </w:r>
-      <w:hyperlink w:history="1" r:id="rId1dcxieljbxb6bxko-izxf">
+      <w:hyperlink w:history="1" r:id="rId6bwhg8p9u830l-_v9utso">
         <w:r>
           <w:rPr>
             <w:rFonts w:ascii="Calibri" w:cs="Calibri" w:eastAsia="Calibri" w:hAnsi="Calibri"/>
@@ -4138,7 +10568,7 @@
         </w:rPr>
         <w:t xml:space="preserve"> — </w:t>
       </w:r>
-      <w:hyperlink w:history="1" r:id="rIdpshzl8oyp_cporjatlynu">
+      <w:hyperlink w:history="1" r:id="rId2bg32xaxpzn8-kyw9pipb">
         <w:r>
           <w:rPr>
             <w:rFonts w:ascii="Calibri" w:cs="Calibri" w:eastAsia="Calibri" w:hAnsi="Calibri"/>
@@ -4207,7 +10637,7 @@
         </w:rPr>
         <w:t xml:space="preserve"> (Corpus Christi, Masjid AbulQasim) — </w:t>
       </w:r>
-      <w:hyperlink w:history="1" r:id="rIdgvzrqauvrcfzandsu86ca">
+      <w:hyperlink w:history="1" r:id="rIdfx7mf1mwrlt1-d31szvkn">
         <w:r>
           <w:rPr>
             <w:rFonts w:ascii="Calibri" w:cs="Calibri" w:eastAsia="Calibri" w:hAnsi="Calibri"/>
@@ -4258,7 +10688,7 @@
         </w:rPr>
         <w:t xml:space="preserve"> — </w:t>
       </w:r>
-      <w:hyperlink w:history="1" r:id="rIdscfuexehgc63sygcbsyov">
+      <w:hyperlink w:history="1" r:id="rIdeb0ewv9yvudrt4hsgf60z">
         <w:r>
           <w:rPr>
             <w:rFonts w:ascii="Calibri" w:cs="Calibri" w:eastAsia="Calibri" w:hAnsi="Calibri"/>
@@ -4327,7 +10757,7 @@
         </w:rPr>
         <w:t xml:space="preserve"> — </w:t>
       </w:r>
-      <w:hyperlink w:history="1" r:id="rIdtdlebepxafx6e4qqeavxj">
+      <w:hyperlink w:history="1" r:id="rIdumqoaij_lt_td84x5hy1z">
         <w:r>
           <w:rPr>
             <w:rFonts w:ascii="Calibri" w:cs="Calibri" w:eastAsia="Calibri" w:hAnsi="Calibri"/>
@@ -4378,7 +10808,7 @@
         </w:rPr>
         <w:t xml:space="preserve"> (Sugar Land) — </w:t>
       </w:r>
-      <w:hyperlink w:history="1" r:id="rId2zowknucjzypb8prpvmhu">
+      <w:hyperlink w:history="1" r:id="rIds6reated_vunuysimpu4k">
         <w:r>
           <w:rPr>
             <w:rFonts w:ascii="Calibri" w:cs="Calibri" w:eastAsia="Calibri" w:hAnsi="Calibri"/>
@@ -4429,7 +10859,7 @@
         </w:rPr>
         <w:t xml:space="preserve"> — </w:t>
       </w:r>
-      <w:hyperlink w:history="1" r:id="rIdmrow72zuodvp9t6ett51o">
+      <w:hyperlink w:history="1" r:id="rIdoifclgzetq0fv9bjtttqv">
         <w:r>
           <w:rPr>
             <w:rFonts w:ascii="Calibri" w:cs="Calibri" w:eastAsia="Calibri" w:hAnsi="Calibri"/>
@@ -4498,7 +10928,7 @@
         </w:rPr>
         <w:t xml:space="preserve"> (Sugar Land) — </w:t>
       </w:r>
-      <w:hyperlink w:history="1" r:id="rId7bioiffe1lobgextisu1v">
+      <w:hyperlink w:history="1" r:id="rIdm2lc9knbwwbiuif1ihcth">
         <w:r>
           <w:rPr>
             <w:rFonts w:ascii="Calibri" w:cs="Calibri" w:eastAsia="Calibri" w:hAnsi="Calibri"/>
@@ -4549,7 +10979,7 @@
         </w:rPr>
         <w:t xml:space="preserve"> (Stafford) — </w:t>
       </w:r>
-      <w:hyperlink w:history="1" r:id="rIdrtv80jellimjeuwccuoaz">
+      <w:hyperlink w:history="1" r:id="rIdvi8aulvmvjmeegksgwsqq">
         <w:r>
           <w:rPr>
             <w:rFonts w:ascii="Calibri" w:cs="Calibri" w:eastAsia="Calibri" w:hAnsi="Calibri"/>
@@ -4600,7 +11030,7 @@
         </w:rPr>
         <w:t xml:space="preserve"> (Sugar Land) — </w:t>
       </w:r>
-      <w:hyperlink w:history="1" r:id="rIdpxk74dq3qsrkeqoz-sem0">
+      <w:hyperlink w:history="1" r:id="rIdml2tzzdwwttjmrv7cufj6">
         <w:r>
           <w:rPr>
             <w:rFonts w:ascii="Calibri" w:cs="Calibri" w:eastAsia="Calibri" w:hAnsi="Calibri"/>
@@ -4669,7 +11099,7 @@
         </w:rPr>
         <w:t xml:space="preserve"> (Katy) — </w:t>
       </w:r>
-      <w:hyperlink w:history="1" r:id="rId5e9r_tdxduc_eyqrjcoqm">
+      <w:hyperlink w:history="1" r:id="rIdin5scvfu3-bufpasbsxer">
         <w:r>
           <w:rPr>
             <w:rFonts w:ascii="Calibri" w:cs="Calibri" w:eastAsia="Calibri" w:hAnsi="Calibri"/>
@@ -4720,7 +11150,7 @@
         </w:rPr>
         <w:t xml:space="preserve"> (Houston) — </w:t>
       </w:r>
-      <w:hyperlink w:history="1" r:id="rId7yfq4xxtwpopzhsy2tjdo">
+      <w:hyperlink w:history="1" r:id="rIdzitmdfb1erhmdxahnaqat">
         <w:r>
           <w:rPr>
             <w:rFonts w:ascii="Calibri" w:cs="Calibri" w:eastAsia="Calibri" w:hAnsi="Calibri"/>
@@ -4771,7 +11201,7 @@
         </w:rPr>
         <w:t xml:space="preserve"> — </w:t>
       </w:r>
-      <w:hyperlink w:history="1" r:id="rIdxwr7nv-tazzmj663ea8fh">
+      <w:hyperlink w:history="1" r:id="rIdc51rs9lougg9hc9yy-ncu">
         <w:r>
           <w:rPr>
             <w:rFonts w:ascii="Calibri" w:cs="Calibri" w:eastAsia="Calibri" w:hAnsi="Calibri"/>
@@ -4897,7 +11327,7 @@
         </w:rPr>
         <w:t xml:space="preserve"> (Austin) — </w:t>
       </w:r>
-      <w:hyperlink w:history="1" r:id="rIddn1r8-hd7j1ocnhhl57bc">
+      <w:hyperlink w:history="1" r:id="rId6zhouls93us9utc2foacn">
         <w:r>
           <w:rPr>
             <w:rFonts w:ascii="Calibri" w:cs="Calibri" w:eastAsia="Calibri" w:hAnsi="Calibri"/>
@@ -4968,7 +11398,7 @@
         </w:rPr>
         <w:t xml:space="preserve"> (201 Travis St, Houston) — </w:t>
       </w:r>
-      <w:hyperlink w:history="1" r:id="rIda1kopckzjuju6pp-oym90">
+      <w:hyperlink w:history="1" r:id="rIdmihesjcxwrstr_c-b0dgu">
         <w:r>
           <w:rPr>
             <w:rFonts w:ascii="Calibri" w:cs="Calibri" w:eastAsia="Calibri" w:hAnsi="Calibri"/>
@@ -5039,7 +11469,7 @@
         </w:rPr>
         <w:t xml:space="preserve"> (Dallas) — </w:t>
       </w:r>
-      <w:hyperlink w:history="1" r:id="rIdikvvtcfulm1xxcgvfdzei">
+      <w:hyperlink w:history="1" r:id="rIdzivz4wr6odyl_wazc7qqx">
         <w:r>
           <w:rPr>
             <w:rFonts w:ascii="Calibri" w:cs="Calibri" w:eastAsia="Calibri" w:hAnsi="Calibri"/>
@@ -5127,7 +11557,7 @@
         </w:rPr>
         <w:t xml:space="preserve"> — </w:t>
       </w:r>
-      <w:hyperlink w:history="1" r:id="rIdhehgaodguq50mo7hryp90">
+      <w:hyperlink w:history="1" r:id="rIdad8fr2hvjgedazddxeqk8">
         <w:r>
           <w:rPr>
             <w:rFonts w:ascii="Calibri" w:cs="Calibri" w:eastAsia="Calibri" w:hAnsi="Calibri"/>
@@ -5198,7 +11628,7 @@
         </w:rPr>
         <w:t xml:space="preserve"> (Euless) — </w:t>
       </w:r>
-      <w:hyperlink w:history="1" r:id="rIdfuho-caqtstvinguontou">
+      <w:hyperlink w:history="1" r:id="rId8sxzerwk0oxvjyb-be6v-">
         <w:r>
           <w:rPr>
             <w:rFonts w:ascii="Calibri" w:cs="Calibri" w:eastAsia="Calibri" w:hAnsi="Calibri"/>
@@ -5267,7 +11697,7 @@
         </w:rPr>
         <w:t xml:space="preserve"> (Flower Mound) — </w:t>
       </w:r>
-      <w:hyperlink w:history="1" r:id="rId6a_vi4jawilfirybaz0nv">
+      <w:hyperlink w:history="1" r:id="rIdkkunw_sphim1e2k_ondlt">
         <w:r>
           <w:rPr>
             <w:rFonts w:ascii="Calibri" w:cs="Calibri" w:eastAsia="Calibri" w:hAnsi="Calibri"/>
@@ -5338,7 +11768,7 @@
         </w:rPr>
         <w:t xml:space="preserve"> — </w:t>
       </w:r>
-      <w:hyperlink w:history="1" r:id="rIdqqa_vzkldpo-acz9pbeko">
+      <w:hyperlink w:history="1" r:id="rIdnqmkvpxhhooezlzurvsoo">
         <w:r>
           <w:rPr>
             <w:rFonts w:ascii="Calibri" w:cs="Calibri" w:eastAsia="Calibri" w:hAnsi="Calibri"/>
@@ -5389,7 +11819,7 @@
         </w:rPr>
         <w:t xml:space="preserve"> (Bear Creek IC, Houston) — </w:t>
       </w:r>
-      <w:hyperlink w:history="1" r:id="rId1oqolcq1cddbxw2ks4apd">
+      <w:hyperlink w:history="1" r:id="rIdhrtaoybmkuydxho5qrwn_">
         <w:r>
           <w:rPr>
             <w:rFonts w:ascii="Calibri" w:cs="Calibri" w:eastAsia="Calibri" w:hAnsi="Calibri"/>
@@ -5460,7 +11890,7 @@
         </w:rPr>
         <w:t xml:space="preserve"> — </w:t>
       </w:r>
-      <w:hyperlink w:history="1" r:id="rIdc-8p_fdnxllamrm4s8k--">
+      <w:hyperlink w:history="1" r:id="rIdbh2sfjds6pgvlq2u4wktj">
         <w:r>
           <w:rPr>
             <w:rFonts w:ascii="Calibri" w:cs="Calibri" w:eastAsia="Calibri" w:hAnsi="Calibri"/>
@@ -5529,7 +11959,7 @@
         </w:rPr>
         <w:t xml:space="preserve"> (Killeen) — </w:t>
       </w:r>
-      <w:hyperlink w:history="1" r:id="rIdqth1nssifyclok5obccdr">
+      <w:hyperlink w:history="1" r:id="rIdc-pxtzm77tetkjk3xl4l1">
         <w:r>
           <w:rPr>
             <w:rFonts w:ascii="Calibri" w:cs="Calibri" w:eastAsia="Calibri" w:hAnsi="Calibri"/>
@@ -5650,7 +12080,7 @@
         </w:rPr>
         <w:t xml:space="preserve"> (Bedford) — </w:t>
       </w:r>
-      <w:hyperlink w:history="1" r:id="rIddhhjcb9cvr0kuloy-jf9m">
+      <w:hyperlink w:history="1" r:id="rId25ukn5bhx2uprrbv4kwsq">
         <w:r>
           <w:rPr>
             <w:rFonts w:ascii="Calibri" w:cs="Calibri" w:eastAsia="Calibri" w:hAnsi="Calibri"/>
